--- a/downloads/student/ai-1-week-09.docx
+++ b/downloads/student/ai-1-week-09.docx
@@ -1908,6 +1908,16 @@
     <w:p>
       <w:r>
         <w:t>One traced input checks one run; it does not establish every recipe is equivalent or validate an entire program.</w:t>
+      </w:r>
+    </w:p>
+    <w:p>
+      <w:r>
+        <w:t>Read the labelled picture: Use the arrows to explain where the two zero-start runs first differ.</w:t>
+      </w:r>
+    </w:p>
+    <w:p>
+      <w:r>
+        <w:t>Change one thing: Change the starting score to 0 for both recipes. Predict the result before checking the explanation. What remains the same?</w:t>
       </w:r>
     </w:p>
     <w:p>
@@ -3659,6 +3669,187 @@
     <w:p>
       <w:r>
         <w:t>Attempt the independent case before hints. Record whether you worked alone, used a hint or followed a model. After feedback, fix the first unsupported step and explain why it changed. A later check uses a changed case, not a copied answer.</w:t>
+      </w:r>
+    </w:p>
+    <w:p>
+      <w:pPr>
+        <w:pStyle w:val="Heading1"/>
+      </w:pPr>
+      <w:r>
+        <w:t>15. Your lesson route</w:t>
+      </w:r>
+    </w:p>
+    <w:p>
+      <w:r>
+        <w:t>Start with this question: A fictional paper badge machine transforms an initial score using an ordered recipe.</w:t>
+      </w:r>
+    </w:p>
+    <w:tbl>
+      <w:tblPr>
+        <w:tblStyle w:val="LightShading-Accent1"/>
+        <w:tblW w:type="auto" w:w="0"/>
+        <w:tblLook w:firstColumn="1" w:firstRow="1" w:lastColumn="0" w:lastRow="0" w:noHBand="0" w:noVBand="1" w:val="04A0"/>
+      </w:tblPr>
+      <w:tblGrid>
+        <w:gridCol w:w="5112"/>
+        <w:gridCol w:w="5112"/>
+      </w:tblGrid>
+      <w:tr>
+        <w:trPr>
+          <w:tblHeader/>
+        </w:trPr>
+        <w:tc>
+          <w:tcPr>
+            <w:tcW w:type="dxa" w:w="5112"/>
+          </w:tcPr>
+          <w:p>
+            <w:r>
+              <w:t>By the end, I can</w:t>
+            </w:r>
+          </w:p>
+        </w:tc>
+        <w:tc>
+          <w:tcPr>
+            <w:tcW w:type="dxa" w:w="5112"/>
+          </w:tcPr>
+          <w:p>
+            <w:r>
+              <w:t>How I will show it</w:t>
+            </w:r>
+          </w:p>
+        </w:tc>
+      </w:tr>
+      <w:tr>
+        <w:tc>
+          <w:tcPr>
+            <w:tcW w:type="dxa" w:w="5112"/>
+          </w:tcPr>
+          <w:p>
+            <w:r>
+              <w:t>Trace an ordered algorithm using the current value after every instruction</w:t>
+            </w:r>
+          </w:p>
+        </w:tc>
+        <w:tc>
+          <w:tcPr>
+            <w:tcW w:type="dxa" w:w="5112"/>
+          </w:tcPr>
+          <w:p>
+            <w:r>
+              <w:t>Explain the deciding step, show a trace or test, and state one limit.</w:t>
+            </w:r>
+          </w:p>
+        </w:tc>
+      </w:tr>
+      <w:tr>
+        <w:tc>
+          <w:tcPr>
+            <w:tcW w:type="dxa" w:w="5112"/>
+          </w:tcPr>
+          <w:p>
+            <w:r>
+              <w:t>Explain how changing the initial state or instruction order can change the result</w:t>
+            </w:r>
+          </w:p>
+        </w:tc>
+        <w:tc>
+          <w:tcPr>
+            <w:tcW w:type="dxa" w:w="5112"/>
+          </w:tcPr>
+          <w:p>
+            <w:r>
+              <w:t>Explain the deciding step, show a trace or test, and state one limit.</w:t>
+            </w:r>
+          </w:p>
+        </w:tc>
+      </w:tr>
+      <w:tr>
+        <w:tc>
+          <w:tcPr>
+            <w:tcW w:type="dxa" w:w="5112"/>
+          </w:tcPr>
+          <w:p>
+            <w:r>
+              <w:t>Locate the first incorrect update and distinguish copying a value from linking two variables</w:t>
+            </w:r>
+          </w:p>
+        </w:tc>
+        <w:tc>
+          <w:tcPr>
+            <w:tcW w:type="dxa" w:w="5112"/>
+          </w:tcPr>
+          <w:p>
+            <w:r>
+              <w:t>Explain the deciding step, show a trace or test, and state one limit.</w:t>
+            </w:r>
+          </w:p>
+        </w:tc>
+      </w:tr>
+    </w:tbl>
+    <w:p>
+      <w:r>
+        <w:t>Remember → watch and explain → try with help → investigate → try independently → keep project evidence. Your teacher may spread this lesson across several classes.</w:t>
+      </w:r>
+    </w:p>
+    <w:p>
+      <w:r>
+        <w:t>Keep your first prediction. Compare it with what the evidence shows and explain any change.</w:t>
+      </w:r>
+    </w:p>
+    <w:p>
+      <w:pPr>
+        <w:pStyle w:val="Heading1"/>
+      </w:pPr>
+      <w:r>
+        <w:t>16. Finish and return</w:t>
+      </w:r>
+    </w:p>
+    <w:p>
+      <w:r>
+        <w:t>Close your notes. Explain this goal in your own words: Trace an ordered algorithm using the current value after every instruction</w:t>
+      </w:r>
+    </w:p>
+    <w:p>
+      <w:pPr>
+        <w:pStyle w:val="Heading3"/>
+      </w:pPr>
+      <w:r>
+        <w:t>My deciding step, evidence and one remaining question</w:t>
+      </w:r>
+    </w:p>
+    <w:p>
+      <w:r>
+        <w:t>________________________________________________________________</w:t>
+      </w:r>
+    </w:p>
+    <w:p>
+      <w:r>
+        <w:t>________________________________________________________________</w:t>
+      </w:r>
+    </w:p>
+    <w:p>
+      <w:r>
+        <w:t>________________________________________________________________</w:t>
+      </w:r>
+    </w:p>
+    <w:p>
+      <w:r>
+        <w:t>________________________________________________________________</w:t>
+      </w:r>
+    </w:p>
+    <w:p>
+      <w:r>
+        <w:t>________________________________________________________________</w:t>
+      </w:r>
+    </w:p>
+    <w:p>
+      <w:r>
+        <w:t>If you are unsure, return to the worked picture and explain one arrow. If you are ready, change an input or assumption and justify your prediction.</w:t>
+      </w:r>
+    </w:p>
+    <w:p>
+      <w:r>
+        <w:t>Save your workbook evidence. At the next review, try a different case before opening your old answer.</w:t>
       </w:r>
     </w:p>
     <w:sectPr>

--- a/downloads/student/ai-1-week-09.docx
+++ b/downloads/student/ai-1-week-09.docx
@@ -3850,6 +3850,207 @@
     <w:p>
       <w:r>
         <w:t>Save your workbook evidence. At the next review, try a different case before opening your old answer.</w:t>
+      </w:r>
+    </w:p>
+    <w:p>
+      <w:pPr>
+        <w:pStyle w:val="Heading1"/>
+      </w:pPr>
+      <w:r>
+        <w:t>17. Supported practice, repair and portfolio</w:t>
+      </w:r>
+    </w:p>
+    <w:p>
+      <w:r>
+        <w:t>Use this supported practice once, in the browser or on paper. Keep the reserved independent assessment for a separate first attempt before teacher feedback.</w:t>
+      </w:r>
+    </w:p>
+    <w:p>
+      <w:r>
+        <w:t>A fictional paper badge machine transforms an initial score using an ordered recipe.</w:t>
+      </w:r>
+    </w:p>
+    <w:p>
+      <w:pPr>
+        <w:pStyle w:val="Heading3"/>
+      </w:pPr>
+      <w:r>
+        <w:t>Practice 1: explain the deciding evidence</w:t>
+      </w:r>
+    </w:p>
+    <w:p>
+      <w:r>
+        <w:t>Which labelled step matches this detail? Same operations, different order: outputs 9 and 13.</w:t>
+      </w:r>
+    </w:p>
+    <w:p>
+      <w:r>
+        <w:t>1. Recipe A</w:t>
+      </w:r>
+    </w:p>
+    <w:p>
+      <w:r>
+        <w:t>2. Compare outputs</w:t>
+      </w:r>
+    </w:p>
+    <w:p>
+      <w:r>
+        <w:t>3. Recipe B</w:t>
+      </w:r>
+    </w:p>
+    <w:p>
+      <w:r>
+        <w:t>4. Start</w:t>
+      </w:r>
+    </w:p>
+    <w:p>
+      <w:pPr>
+        <w:pStyle w:val="Heading3"/>
+      </w:pPr>
+      <w:r>
+        <w:t>My selected conclusion, deciding fact and explanation</w:t>
+      </w:r>
+    </w:p>
+    <w:p>
+      <w:r>
+        <w:t>________________________________________________________________</w:t>
+      </w:r>
+    </w:p>
+    <w:p>
+      <w:r>
+        <w:t>________________________________________________________________</w:t>
+      </w:r>
+    </w:p>
+    <w:p>
+      <w:r>
+        <w:t>________________________________________________________________</w:t>
+      </w:r>
+    </w:p>
+    <w:p>
+      <w:r>
+        <w:t>________________________________________________________________</w:t>
+      </w:r>
+    </w:p>
+    <w:p>
+      <w:r>
+        <w:t>________________________________________________________________</w:t>
+      </w:r>
+    </w:p>
+    <w:p>
+      <w:r>
+        <w:t>Hint if needed: Read the steps in the pictorial case. Match the supplied detail to the stage that performs or records it.</w:t>
+      </w:r>
+    </w:p>
+    <w:p>
+      <w:r>
+        <w:t>After your attempt, compare with the supported explanation: Compare outputs Same operations, different order: outputs 9 and 13. Every instruction reads the current score, not the original one unless explicitly told to. In B, doubling also doubles the added 4. In A, the extra 4 is added after doubling. The final difference of 4 follows from that order, not from different starting data.</w:t>
+      </w:r>
+    </w:p>
+    <w:p>
+      <w:pPr>
+        <w:pStyle w:val="Heading3"/>
+      </w:pPr>
+      <w:r>
+        <w:t>Practice 2: explain the deciding evidence</w:t>
+      </w:r>
+    </w:p>
+    <w:p>
+      <w:r>
+        <w:t>Changed-case practice: Change the starting score to 0 for both recipes. Which conclusion is supported by the supplied facts?</w:t>
+      </w:r>
+    </w:p>
+    <w:p>
+      <w:r>
+        <w:t>1. A reports 3 and B reports 7.</w:t>
+      </w:r>
+    </w:p>
+    <w:p>
+      <w:r>
+        <w:t>2. This one example guarantees correct results for every future input.</w:t>
+      </w:r>
+    </w:p>
+    <w:p>
+      <w:r>
+        <w:t>3. We can decide the result without examining the changed input or the procedure.</w:t>
+      </w:r>
+    </w:p>
+    <w:p>
+      <w:pPr>
+        <w:pStyle w:val="Heading3"/>
+      </w:pPr>
+      <w:r>
+        <w:t>My selected conclusion, deciding fact and explanation</w:t>
+      </w:r>
+    </w:p>
+    <w:p>
+      <w:r>
+        <w:t>________________________________________________________________</w:t>
+      </w:r>
+    </w:p>
+    <w:p>
+      <w:r>
+        <w:t>________________________________________________________________</w:t>
+      </w:r>
+    </w:p>
+    <w:p>
+      <w:r>
+        <w:t>________________________________________________________________</w:t>
+      </w:r>
+    </w:p>
+    <w:p>
+      <w:r>
+        <w:t>________________________________________________________________</w:t>
+      </w:r>
+    </w:p>
+    <w:p>
+      <w:r>
+        <w:t>________________________________________________________________</w:t>
+      </w:r>
+    </w:p>
+    <w:p>
+      <w:r>
+        <w:t>Hint if needed: Use the changed condition and the deciding step in the pictorial trace. The answer must say what follows from those facts.</w:t>
+      </w:r>
+    </w:p>
+    <w:p>
+      <w:r>
+        <w:t>After your attempt, compare with the supported explanation: A reports 3 and B reports 7. A: 0→0→4→3. B: 0→4→8→7.</w:t>
+      </w:r>
+    </w:p>
+    <w:p>
+      <w:pPr>
+        <w:pStyle w:val="Heading3"/>
+      </w:pPr>
+      <w:r>
+        <w:t>Repair a missing building block</w:t>
+      </w:r>
+    </w:p>
+    <w:p>
+      <w:r>
+        <w:t>Review Features: Useful Clues (ai-1/8). Goal: Choose recorded properties that preserve distinctions needed for a stated task. Short practice: Point to the pair that tests pattern, then explain why the sticker is a bad early input.. Return to this week and explain what you changed.</w:t>
+      </w:r>
+    </w:p>
+    <w:p>
+      <w:r>
+        <w:t>Review Sound Becomes a Signal (ai-1/6). Goal: Interpret an ordered sequence of sound-signal samples with a stated time interval. Short practice: Does the all-zero retained record prove the full signal was silent? Use the picture.. Return to this week and explain what you changed.</w:t>
+      </w:r>
+    </w:p>
+    <w:p>
+      <w:r>
+        <w:t>Review Sensors Are Messengers (ai-1/3). Goal: Describe a measurement using its quantity, value, unit and conditions. Short practice: Why can we calculate the earlier gap but not predict an exact new B reading?. Return to this week and explain what you changed.</w:t>
+      </w:r>
+    </w:p>
+    <w:p>
+      <w:pPr>
+        <w:pStyle w:val="Heading3"/>
+      </w:pPr>
+      <w:r>
+        <w:t>Keep your completed work</w:t>
+      </w:r>
+    </w:p>
+    <w:p>
+      <w:r>
+        <w:t>Use Download completed work in the hosted lesson to export your answers, reflections, practice feedback and code-run evidence. Open the HTML copy to read or print it. Drafts stay in this browser when storage is available; clear drafts on a shared device.</w:t>
       </w:r>
     </w:p>
     <w:sectPr>

--- a/downloads/student/ai-1-week-09.docx
+++ b/downloads/student/ai-1-week-09.docx
@@ -42,6 +42,11 @@
       </w:r>
     </w:p>
     <w:p>
+      <w:r>
+        <w:t>Start with the target: Trace an ordered algorithm using the current value after every instruction. Try the recall before opening notes.</w:t>
+      </w:r>
+    </w:p>
+    <w:p>
       <w:pPr>
         <w:pStyle w:val="Heading3"/>
       </w:pPr>
@@ -50,18 +55,84 @@
       </w:r>
     </w:p>
     <w:p>
-      <w:r>
-        <w:t>I can trace an ordered algorithm using the current value after every instruction.</w:t>
-      </w:r>
-    </w:p>
-    <w:p>
-      <w:r>
-        <w:t>I can explain how changing the initial state or instruction order can change the result.</w:t>
-      </w:r>
-    </w:p>
-    <w:p>
-      <w:r>
-        <w:t>I can locate the first incorrect update and distinguish copying a value from linking two variables.</w:t>
+      <w:pPr>
+        <w:spacing w:line="336" w:lineRule="auto" w:after="180"/>
+      </w:pPr>
+      <w:r>
+        <w:rPr>
+          <w:b w:val="0"/>
+        </w:rPr>
+        <w:t xml:space="preserve">I can </w:t>
+      </w:r>
+      <w:r>
+        <w:rPr>
+          <w:b/>
+        </w:rPr>
+        <w:t>trace</w:t>
+      </w:r>
+      <w:r>
+        <w:rPr>
+          <w:b w:val="0"/>
+        </w:rPr>
+        <w:t xml:space="preserve"> an ordered </w:t>
+      </w:r>
+      <w:r>
+        <w:rPr>
+          <w:b/>
+        </w:rPr>
+        <w:t>algorithm</w:t>
+      </w:r>
+      <w:r>
+        <w:rPr>
+          <w:b w:val="0"/>
+        </w:rPr>
+        <w:t xml:space="preserve"> using the current value after every instruction.</w:t>
+      </w:r>
+    </w:p>
+    <w:p>
+      <w:pPr>
+        <w:spacing w:line="336" w:lineRule="auto" w:after="180"/>
+      </w:pPr>
+      <w:r>
+        <w:rPr>
+          <w:b w:val="0"/>
+        </w:rPr>
+        <w:t xml:space="preserve">I can explain how changing the </w:t>
+      </w:r>
+      <w:r>
+        <w:rPr>
+          <w:b/>
+        </w:rPr>
+        <w:t>initial state</w:t>
+      </w:r>
+      <w:r>
+        <w:rPr>
+          <w:b w:val="0"/>
+        </w:rPr>
+        <w:t xml:space="preserve"> or instruction order can change the result.</w:t>
+      </w:r>
+    </w:p>
+    <w:p>
+      <w:pPr>
+        <w:spacing w:line="336" w:lineRule="auto" w:after="180"/>
+      </w:pPr>
+      <w:r>
+        <w:rPr>
+          <w:b w:val="0"/>
+        </w:rPr>
+        <w:t xml:space="preserve">I can locate the first incorrect update and distinguish copying a value from linking two </w:t>
+      </w:r>
+      <w:r>
+        <w:rPr>
+          <w:b/>
+        </w:rPr>
+        <w:t>variable</w:t>
+      </w:r>
+      <w:r>
+        <w:rPr>
+          <w:b w:val="0"/>
+        </w:rPr>
+        <w:t>s.</w:t>
       </w:r>
     </w:p>
     <w:p>
@@ -73,33 +144,93 @@
       </w:r>
     </w:p>
     <w:p>
-      <w:r>
+      <w:pPr>
+        <w:spacing w:line="336" w:lineRule="auto" w:after="180"/>
+      </w:pPr>
+      <w:r>
+        <w:rPr>
+          <w:b w:val="0"/>
+        </w:rPr>
         <w:t>Close your notes first. A rough first answer helps us choose the right starting point; it is not a score for your ability.</w:t>
       </w:r>
     </w:p>
     <w:p>
-      <w:r>
+      <w:pPr>
+        <w:spacing w:line="336" w:lineRule="auto" w:after="180"/>
+      </w:pPr>
+      <w:r>
+        <w:rPr>
+          <w:b w:val="0"/>
+        </w:rPr>
         <w:t>Without opening the old lesson, explain one key idea from Features: Useful Clues. Give an example and a mistake that the idea helps you avoid.</w:t>
       </w:r>
     </w:p>
     <w:p>
-      <w:r>
+      <w:pPr>
+        <w:spacing w:line="336" w:lineRule="auto" w:after="180"/>
+      </w:pPr>
+      <w:r>
+        <w:rPr>
+          <w:b w:val="0"/>
+        </w:rPr>
         <w:t>Without opening the old lesson, explain one key idea from Sound Becomes a Signal. Give an example and a mistake that the idea helps you avoid.</w:t>
       </w:r>
     </w:p>
     <w:p>
-      <w:r>
+      <w:pPr>
+        <w:spacing w:line="336" w:lineRule="auto" w:after="180"/>
+      </w:pPr>
+      <w:r>
+        <w:rPr>
+          <w:b w:val="0"/>
+        </w:rPr>
         <w:t>Without opening the old lesson, explain one key idea from Sensors Are Messengers. Give an example and a mistake that the idea helps you avoid.</w:t>
       </w:r>
     </w:p>
     <w:p>
-      <w:r>
-        <w:t>After trying, check the relevant lesson or ask your teacher. Change the part of your explanation that the evidence shows was wrong.</w:t>
-      </w:r>
-    </w:p>
-    <w:p>
-      <w:r>
-        <w:t>An algorithm is an ordered, testable procedure, with or without code.</w:t>
+      <w:pPr>
+        <w:spacing w:line="336" w:lineRule="auto" w:after="180"/>
+      </w:pPr>
+      <w:r>
+        <w:rPr>
+          <w:b w:val="0"/>
+        </w:rPr>
+        <w:t xml:space="preserve">After trying, check the relevant lesson or ask your teacher. Change the part of your explanation that the </w:t>
+      </w:r>
+      <w:r>
+        <w:rPr>
+          <w:b/>
+        </w:rPr>
+        <w:t>evidence</w:t>
+      </w:r>
+      <w:r>
+        <w:rPr>
+          <w:b w:val="0"/>
+        </w:rPr>
+        <w:t xml:space="preserve"> shows was wrong.</w:t>
+      </w:r>
+    </w:p>
+    <w:p>
+      <w:pPr>
+        <w:spacing w:line="336" w:lineRule="auto" w:after="180"/>
+      </w:pPr>
+      <w:r>
+        <w:rPr>
+          <w:b w:val="0"/>
+        </w:rPr>
+        <w:t xml:space="preserve">An </w:t>
+      </w:r>
+      <w:r>
+        <w:rPr>
+          <w:b/>
+        </w:rPr>
+        <w:t>algorithm</w:t>
+      </w:r>
+      <w:r>
+        <w:rPr>
+          <w:b w:val="0"/>
+        </w:rPr>
+        <w:t xml:space="preserve"> is an ordered, testable procedure, with or without code.</w:t>
       </w:r>
     </w:p>
     <w:p>
@@ -139,12 +270,57 @@
       </w:r>
     </w:p>
     <w:p>
-      <w:r>
-        <w:t>LEARNING TARGET  On numbered squares 0–5, start at 1 facing increasing numbers. Execute FORWARD 2, TURN, FORWARD 1, STOP. Define TURN as reversing direction. Trace position and direction after every instruction. What if TURN were unspecified?</w:t>
-      </w:r>
-    </w:p>
-    <w:p>
-      <w:r>
+      <w:pPr>
+        <w:pStyle w:val="Heading3"/>
+      </w:pPr>
+      <w:r>
+        <w:t>Your target</w:t>
+      </w:r>
+    </w:p>
+    <w:p>
+      <w:pPr>
+        <w:spacing w:line="336" w:lineRule="auto" w:after="180"/>
+        <w:shd w:fill="EDF7F3"/>
+      </w:pPr>
+      <w:r>
+        <w:rPr>
+          <w:b w:val="0"/>
+        </w:rPr>
+        <w:t xml:space="preserve">LEARNING TARGET  On numbered squares 0–5, start at 1 facing increasing numbers. Execute FORWARD 2, TURN, FORWARD 1, STOP. Define TURN as reversing direction. </w:t>
+      </w:r>
+      <w:r>
+        <w:rPr>
+          <w:b/>
+        </w:rPr>
+        <w:t>Trace</w:t>
+      </w:r>
+      <w:r>
+        <w:rPr>
+          <w:b w:val="0"/>
+        </w:rPr>
+        <w:t xml:space="preserve"> position and direction after every instruction.</w:t>
+      </w:r>
+    </w:p>
+    <w:p>
+      <w:pPr>
+        <w:spacing w:line="336" w:lineRule="auto" w:after="180"/>
+        <w:shd w:fill="EDF7F3"/>
+      </w:pPr>
+      <w:r>
+        <w:rPr>
+          <w:b w:val="0"/>
+        </w:rPr>
+        <w:t>What if TURN were unspecified?</w:t>
+      </w:r>
+    </w:p>
+    <w:p>
+      <w:pPr>
+        <w:spacing w:line="336" w:lineRule="auto" w:after="180"/>
+      </w:pPr>
+      <w:r>
+        <w:rPr>
+          <w:b w:val="0"/>
+        </w:rPr>
         <w:t>Learner name:</w:t>
       </w:r>
     </w:p>
@@ -157,7 +333,14 @@
       </w:r>
     </w:p>
     <w:p>
-      <w:r>
+      <w:pPr>
+        <w:spacing w:line="336" w:lineRule="auto" w:after="180"/>
+        <w:shd w:fill="F5F1FB"/>
+      </w:pPr>
+      <w:r>
+        <w:rPr>
+          <w:b w:val="0"/>
+        </w:rPr>
         <w:t>Two cards have the same recorded length but different widths and labels. Why can the length-only record fail to distinguish them?</w:t>
       </w:r>
     </w:p>
@@ -170,8 +353,38 @@
       </w:r>
     </w:p>
     <w:p>
-      <w:r>
-        <w:t>By the end, I can trace changing state and explain why instruction order matters.</w:t>
+      <w:pPr>
+        <w:spacing w:line="336" w:lineRule="auto" w:after="180"/>
+      </w:pPr>
+      <w:r>
+        <w:rPr>
+          <w:b w:val="0"/>
+        </w:rPr>
+        <w:t xml:space="preserve">By the end, I can </w:t>
+      </w:r>
+      <w:r>
+        <w:rPr>
+          <w:b/>
+        </w:rPr>
+        <w:t>trace</w:t>
+      </w:r>
+      <w:r>
+        <w:rPr>
+          <w:b w:val="0"/>
+        </w:rPr>
+        <w:t xml:space="preserve"> changing </w:t>
+      </w:r>
+      <w:r>
+        <w:rPr>
+          <w:b/>
+        </w:rPr>
+        <w:t>state</w:t>
+      </w:r>
+      <w:r>
+        <w:rPr>
+          <w:b w:val="0"/>
+        </w:rPr>
+        <w:t xml:space="preserve"> and explain why instruction order matters.</w:t>
       </w:r>
     </w:p>
     <w:p>
@@ -184,6 +397,17 @@
     </w:p>
     <w:p>
       <w:r>
+        <w:t>Investigate the supplied Algorithms as Recipes case. Separate observations, given facts and assumptions before choosing an explanation.</w:t>
+      </w:r>
+    </w:p>
+    <w:p>
+      <w:pPr>
+        <w:spacing w:line="336" w:lineRule="auto" w:after="180"/>
+      </w:pPr>
+      <w:r>
+        <w:rPr>
+          <w:b/>
+        </w:rPr>
         <w:t>PICTURE STORY</w:t>
       </w:r>
     </w:p>
@@ -196,8 +420,26 @@
       </w:r>
     </w:p>
     <w:p>
-      <w:r>
-        <w:t>Pictures give clues; evidence tells us what the clues mean.</w:t>
+      <w:pPr>
+        <w:spacing w:line="336" w:lineRule="auto" w:after="180"/>
+      </w:pPr>
+      <w:r>
+        <w:rPr>
+          <w:b w:val="0"/>
+        </w:rPr>
+        <w:t xml:space="preserve">Pictures give clues; </w:t>
+      </w:r>
+      <w:r>
+        <w:rPr>
+          <w:b/>
+        </w:rPr>
+        <w:t>evidence</w:t>
+      </w:r>
+      <w:r>
+        <w:rPr>
+          <w:b w:val="0"/>
+        </w:rPr>
+        <w:t xml:space="preserve"> tells us what the clues mean.</w:t>
       </w:r>
     </w:p>
     <w:p>
@@ -237,46 +479,158 @@
       </w:r>
     </w:p>
     <w:p>
-      <w:r>
-        <w:t>MYSTERY  A paper robot cannot infer missing intentions; it needs ordered steps that another person can execute and test.</w:t>
-      </w:r>
-    </w:p>
-    <w:p>
       <w:pPr>
         <w:pStyle w:val="Heading3"/>
       </w:pPr>
       <w:r>
+        <w:t>Start with this puzzle</w:t>
+      </w:r>
+    </w:p>
+    <w:p>
+      <w:pPr>
+        <w:spacing w:line="336" w:lineRule="auto" w:after="180"/>
+        <w:shd w:fill="F1F6FC"/>
+      </w:pPr>
+      <w:r>
+        <w:rPr>
+          <w:b w:val="0"/>
+        </w:rPr>
+        <w:t xml:space="preserve">MYSTERY  A paper robot cannot infer missing intentions; it needs ordered </w:t>
+      </w:r>
+      <w:r>
+        <w:rPr>
+          <w:b/>
+        </w:rPr>
+        <w:t>step</w:t>
+      </w:r>
+      <w:r>
+        <w:rPr>
+          <w:b w:val="0"/>
+        </w:rPr>
+        <w:t>s that another person can execute and test.</w:t>
+      </w:r>
+    </w:p>
+    <w:p>
+      <w:pPr>
+        <w:pStyle w:val="Heading3"/>
+      </w:pPr>
+      <w:r>
         <w:t>What do you notice?</w:t>
       </w:r>
     </w:p>
     <w:p>
-      <w:r>
+      <w:pPr>
+        <w:spacing w:line="336" w:lineRule="auto" w:after="180"/>
+      </w:pPr>
+      <w:r>
+        <w:rPr>
+          <w:b w:val="0"/>
+        </w:rPr>
         <w:t>Name three visible details without explaining them yet.</w:t>
       </w:r>
     </w:p>
     <w:p>
-      <w:r>
+      <w:pPr>
+        <w:spacing w:line="336" w:lineRule="auto" w:after="180"/>
+      </w:pPr>
+      <w:r>
+        <w:rPr>
+          <w:b w:val="0"/>
+        </w:rPr>
         <w:t>Circle the detail most connected to the system's decision.</w:t>
       </w:r>
     </w:p>
     <w:p>
-      <w:r>
+      <w:pPr>
+        <w:spacing w:line="336" w:lineRule="auto" w:after="180"/>
+      </w:pPr>
+      <w:r>
+        <w:rPr>
+          <w:b w:val="0"/>
+        </w:rPr>
         <w:t>Name one detail that may be decoration or distraction.</w:t>
       </w:r>
     </w:p>
     <w:p>
-      <w:r>
-        <w:t>Make a first prediction and state the clue that supports it.</w:t>
-      </w:r>
-    </w:p>
-    <w:p>
-      <w:r>
-        <w:t>My observations, prediction, and evidence:</w:t>
-      </w:r>
-    </w:p>
-    <w:p>
-      <w:r>
-        <w:t>GOOD THINKING  A prediction can change when stronger evidence appears.</w:t>
+      <w:pPr>
+        <w:spacing w:line="336" w:lineRule="auto" w:after="180"/>
+      </w:pPr>
+      <w:r>
+        <w:rPr>
+          <w:b w:val="0"/>
+        </w:rPr>
+        <w:t xml:space="preserve">Make a first </w:t>
+      </w:r>
+      <w:r>
+        <w:rPr>
+          <w:b/>
+        </w:rPr>
+        <w:t>prediction</w:t>
+      </w:r>
+      <w:r>
+        <w:rPr>
+          <w:b w:val="0"/>
+        </w:rPr>
+        <w:t xml:space="preserve"> and </w:t>
+      </w:r>
+      <w:r>
+        <w:rPr>
+          <w:b/>
+        </w:rPr>
+        <w:t>state</w:t>
+      </w:r>
+      <w:r>
+        <w:rPr>
+          <w:b w:val="0"/>
+        </w:rPr>
+        <w:t xml:space="preserve"> the clue that supports it.</w:t>
+      </w:r>
+    </w:p>
+    <w:p>
+      <w:pPr>
+        <w:spacing w:line="336" w:lineRule="auto" w:after="180"/>
+      </w:pPr>
+      <w:r>
+        <w:rPr>
+          <w:b w:val="0"/>
+        </w:rPr>
+        <w:t xml:space="preserve">My </w:t>
+      </w:r>
+      <w:r>
+        <w:rPr>
+          <w:b/>
+        </w:rPr>
+        <w:t>observation</w:t>
+      </w:r>
+      <w:r>
+        <w:rPr>
+          <w:b w:val="0"/>
+        </w:rPr>
+        <w:t xml:space="preserve">s, </w:t>
+      </w:r>
+      <w:r>
+        <w:rPr>
+          <w:b/>
+        </w:rPr>
+        <w:t>prediction</w:t>
+      </w:r>
+      <w:r>
+        <w:rPr>
+          <w:b w:val="0"/>
+        </w:rPr>
+        <w:t xml:space="preserve">, and </w:t>
+      </w:r>
+      <w:r>
+        <w:rPr>
+          <w:b/>
+        </w:rPr>
+        <w:t>evidence</w:t>
+      </w:r>
+      <w:r>
+        <w:rPr>
+          <w:b w:val="0"/>
+        </w:rPr>
+        <w:t>:</w:t>
       </w:r>
     </w:p>
     <w:p>
@@ -284,22 +638,189 @@
         <w:pStyle w:val="Heading3"/>
       </w:pPr>
       <w:r>
+        <w:t>Thinking habit</w:t>
+      </w:r>
+    </w:p>
+    <w:p>
+      <w:pPr>
+        <w:spacing w:line="336" w:lineRule="auto" w:after="180"/>
+        <w:shd w:fill="EDF7F3"/>
+      </w:pPr>
+      <w:r>
+        <w:rPr>
+          <w:b w:val="0"/>
+        </w:rPr>
+        <w:t xml:space="preserve">GOOD THINKING  A </w:t>
+      </w:r>
+      <w:r>
+        <w:rPr>
+          <w:b/>
+        </w:rPr>
+        <w:t>prediction</w:t>
+      </w:r>
+      <w:r>
+        <w:rPr>
+          <w:b w:val="0"/>
+        </w:rPr>
+        <w:t xml:space="preserve"> can change when stronger </w:t>
+      </w:r>
+      <w:r>
+        <w:rPr>
+          <w:b/>
+        </w:rPr>
+        <w:t>evidence</w:t>
+      </w:r>
+      <w:r>
+        <w:rPr>
+          <w:b w:val="0"/>
+        </w:rPr>
+        <w:t xml:space="preserve"> appears.</w:t>
+      </w:r>
+    </w:p>
+    <w:p>
+      <w:pPr>
+        <w:pStyle w:val="Heading3"/>
+      </w:pPr>
+      <w:r>
         <w:t>A closer explanation</w:t>
       </w:r>
     </w:p>
     <w:p>
-      <w:r>
-        <w:t>A classroom score display starts with the number 4. Its instructions are: add 3 to score; double score; subtract 2 from score; report score and stop. What number should it report? Before doing the arithmetic, name the value being tracked and write its starting value. Here the variable is score and the initial state is score 4.</w:t>
-      </w:r>
-    </w:p>
-    <w:p>
-      <w:r>
-        <w:t>An algorithm gives precise instructions for a task. In this chapter each instruction is carried out once, in the written order. An update replaces the current value. After adding 3, score is 7. The next instruction therefore doubles 7, not the original 4. Keeping only the starting value in mind is a common source of errors.</w:t>
-      </w:r>
-    </w:p>
-    <w:p>
-      <w:r>
-        <w:t>A variable name stays the same while its value may change. Think of score as the label on an erasable number box. Updating the box does not keep all earlier numbers inside it. A separate trace preserves those earlier states so we can explain how the result was reached. This score procedure follows fixed arithmetic instructions; it does not learn from examples.</w:t>
+      <w:pPr>
+        <w:spacing w:line="336" w:lineRule="auto" w:after="180"/>
+      </w:pPr>
+      <w:r>
+        <w:rPr>
+          <w:b w:val="0"/>
+        </w:rPr>
+        <w:t>A classroom score display starts with the number 4. Its instructions are: add 3 to score; double score; subtract 2 from score; report score and stop. What number should it report?</w:t>
+      </w:r>
+    </w:p>
+    <w:p>
+      <w:pPr>
+        <w:spacing w:line="336" w:lineRule="auto" w:after="180"/>
+      </w:pPr>
+      <w:r>
+        <w:rPr>
+          <w:b w:val="0"/>
+        </w:rPr>
+        <w:t xml:space="preserve">Before doing the arithmetic, name the value being tracked and write its starting value. Here the </w:t>
+      </w:r>
+      <w:r>
+        <w:rPr>
+          <w:b/>
+        </w:rPr>
+        <w:t>variable</w:t>
+      </w:r>
+      <w:r>
+        <w:rPr>
+          <w:b w:val="0"/>
+        </w:rPr>
+        <w:t xml:space="preserve"> is score and the </w:t>
+      </w:r>
+      <w:r>
+        <w:rPr>
+          <w:b/>
+        </w:rPr>
+        <w:t>initial state</w:t>
+      </w:r>
+      <w:r>
+        <w:rPr>
+          <w:b w:val="0"/>
+        </w:rPr>
+        <w:t xml:space="preserve"> is score 4.</w:t>
+      </w:r>
+    </w:p>
+    <w:p>
+      <w:pPr>
+        <w:spacing w:line="336" w:lineRule="auto" w:after="180"/>
+      </w:pPr>
+      <w:r>
+        <w:rPr>
+          <w:b w:val="0"/>
+        </w:rPr>
+        <w:t xml:space="preserve">An </w:t>
+      </w:r>
+      <w:r>
+        <w:rPr>
+          <w:b/>
+        </w:rPr>
+        <w:t>algorithm</w:t>
+      </w:r>
+      <w:r>
+        <w:rPr>
+          <w:b w:val="0"/>
+        </w:rPr>
+        <w:t xml:space="preserve"> gives precise instructions for a task. In this chapter each instruction is carried out once, in the written order. An update replaces the current value. After adding 3, score is 7.</w:t>
+      </w:r>
+    </w:p>
+    <w:p>
+      <w:pPr>
+        <w:spacing w:line="336" w:lineRule="auto" w:after="180"/>
+      </w:pPr>
+      <w:r>
+        <w:rPr>
+          <w:b w:val="0"/>
+        </w:rPr>
+        <w:t>The next instruction therefore doubles 7, not the original 4. Keeping only the starting value in mind is a common source of errors.</w:t>
+      </w:r>
+    </w:p>
+    <w:p>
+      <w:pPr>
+        <w:spacing w:line="336" w:lineRule="auto" w:after="180"/>
+      </w:pPr>
+      <w:r>
+        <w:rPr>
+          <w:b w:val="0"/>
+        </w:rPr>
+        <w:t xml:space="preserve">A </w:t>
+      </w:r>
+      <w:r>
+        <w:rPr>
+          <w:b/>
+        </w:rPr>
+        <w:t>variable</w:t>
+      </w:r>
+      <w:r>
+        <w:rPr>
+          <w:b w:val="0"/>
+        </w:rPr>
+        <w:t xml:space="preserve"> name stays the same while its value may change. Think of score as the label on an erasable number box. Updating the box does not keep all earlier numbers inside it.</w:t>
+      </w:r>
+    </w:p>
+    <w:p>
+      <w:pPr>
+        <w:spacing w:line="336" w:lineRule="auto" w:after="180"/>
+      </w:pPr>
+      <w:r>
+        <w:rPr>
+          <w:b w:val="0"/>
+        </w:rPr>
+        <w:t xml:space="preserve">A separate </w:t>
+      </w:r>
+      <w:r>
+        <w:rPr>
+          <w:b/>
+        </w:rPr>
+        <w:t>trace</w:t>
+      </w:r>
+      <w:r>
+        <w:rPr>
+          <w:b w:val="0"/>
+        </w:rPr>
+        <w:t xml:space="preserve"> preserves those earlier </w:t>
+      </w:r>
+      <w:r>
+        <w:rPr>
+          <w:b/>
+        </w:rPr>
+        <w:t>state</w:t>
+      </w:r>
+      <w:r>
+        <w:rPr>
+          <w:b w:val="0"/>
+        </w:rPr>
+        <w:t>s so we can explain how the result was reached. This score procedure follows fixed arithmetic instructions; it does not learn from examples.</w:t>
       </w:r>
     </w:p>
     <w:p>
@@ -312,7 +833,24 @@
     </w:p>
     <w:p>
       <w:r>
-        <w:t>VISUAL MECHANISM</w:t>
+        <w:t>Follow the mechanism for Algorithms as Recipes. Connect each labelled input, deciding step and result.</w:t>
+      </w:r>
+    </w:p>
+    <w:p>
+      <w:pPr>
+        <w:spacing w:line="336" w:lineRule="auto" w:after="180"/>
+      </w:pPr>
+      <w:r>
+        <w:rPr>
+          <w:b/>
+        </w:rPr>
+        <w:t xml:space="preserve">VISUAL </w:t>
+      </w:r>
+      <w:r>
+        <w:rPr>
+          <w:b/>
+        </w:rPr>
+        <w:t>MECHANISM</w:t>
       </w:r>
     </w:p>
     <w:p>
@@ -324,7 +862,13 @@
       </w:r>
     </w:p>
     <w:p>
-      <w:r>
+      <w:pPr>
+        <w:spacing w:line="336" w:lineRule="auto" w:after="180"/>
+      </w:pPr>
+      <w:r>
+        <w:rPr>
+          <w:b w:val="0"/>
+        </w:rPr>
         <w:t>Follow the information instead of imagining magic inside the machine.</w:t>
       </w:r>
     </w:p>
@@ -437,32 +981,200 @@
       </w:r>
     </w:p>
     <w:p>
-      <w:r>
-        <w:t>INPUT  goal, starting state, and available objects</w:t>
-      </w:r>
-    </w:p>
-    <w:p>
-      <w:r>
-        <w:t>PROCESS  follow ordered unambiguous steps</w:t>
-      </w:r>
-    </w:p>
-    <w:p>
-      <w:r>
-        <w:t>OUTPUT  completed task or a visible failure point</w:t>
-      </w:r>
-    </w:p>
-    <w:p>
-      <w:r>
-        <w:t>CORE IDEA  An algorithm is an ordered, testable procedure, with or without code.</w:t>
-      </w:r>
-    </w:p>
-    <w:p>
-      <w:r>
-        <w:t>UNDER THE HOOD  An algorithm is a finite procedure whose steps and control flow can be executed. Correctness depends on assumptions, preconditions, order, and termination. Code is one representation of an algorithm, not the definition itself.</w:t>
-      </w:r>
-    </w:p>
-    <w:p>
-      <w:r>
+      <w:pPr>
+        <w:spacing w:line="336" w:lineRule="auto" w:after="180"/>
+      </w:pPr>
+      <w:r>
+        <w:rPr>
+          <w:b/>
+        </w:rPr>
+        <w:t>INPUT</w:t>
+      </w:r>
+      <w:r>
+        <w:rPr>
+          <w:b w:val="0"/>
+        </w:rPr>
+        <w:t xml:space="preserve">  goal, starting </w:t>
+      </w:r>
+      <w:r>
+        <w:rPr>
+          <w:b/>
+        </w:rPr>
+        <w:t>state</w:t>
+      </w:r>
+      <w:r>
+        <w:rPr>
+          <w:b w:val="0"/>
+        </w:rPr>
+        <w:t>, and available objects</w:t>
+      </w:r>
+    </w:p>
+    <w:p>
+      <w:pPr>
+        <w:spacing w:line="336" w:lineRule="auto" w:after="180"/>
+      </w:pPr>
+      <w:r>
+        <w:rPr>
+          <w:b/>
+        </w:rPr>
+        <w:t>PROCESS</w:t>
+      </w:r>
+      <w:r>
+        <w:rPr>
+          <w:b w:val="0"/>
+        </w:rPr>
+        <w:t xml:space="preserve">  follow ordered unambiguous </w:t>
+      </w:r>
+      <w:r>
+        <w:rPr>
+          <w:b/>
+        </w:rPr>
+        <w:t>step</w:t>
+      </w:r>
+      <w:r>
+        <w:rPr>
+          <w:b w:val="0"/>
+        </w:rPr>
+        <w:t>s</w:t>
+      </w:r>
+    </w:p>
+    <w:p>
+      <w:pPr>
+        <w:spacing w:line="336" w:lineRule="auto" w:after="180"/>
+      </w:pPr>
+      <w:r>
+        <w:rPr>
+          <w:b/>
+        </w:rPr>
+        <w:t>OUTPUT</w:t>
+      </w:r>
+      <w:r>
+        <w:rPr>
+          <w:b w:val="0"/>
+        </w:rPr>
+        <w:t xml:space="preserve">  completed task or a visible failure point</w:t>
+      </w:r>
+    </w:p>
+    <w:p>
+      <w:pPr>
+        <w:pStyle w:val="Heading3"/>
+      </w:pPr>
+      <w:r>
+        <w:t>Key idea</w:t>
+      </w:r>
+    </w:p>
+    <w:p>
+      <w:pPr>
+        <w:spacing w:line="336" w:lineRule="auto" w:after="180"/>
+        <w:shd w:fill="EDF7F3"/>
+      </w:pPr>
+      <w:r>
+        <w:rPr>
+          <w:b w:val="0"/>
+        </w:rPr>
+        <w:t xml:space="preserve">CORE IDEA  An </w:t>
+      </w:r>
+      <w:r>
+        <w:rPr>
+          <w:b/>
+        </w:rPr>
+        <w:t>algorithm</w:t>
+      </w:r>
+      <w:r>
+        <w:rPr>
+          <w:b w:val="0"/>
+        </w:rPr>
+        <w:t xml:space="preserve"> is an ordered, testable procedure, with or without code.</w:t>
+      </w:r>
+    </w:p>
+    <w:p>
+      <w:pPr>
+        <w:pStyle w:val="Heading3"/>
+      </w:pPr>
+      <w:r>
+        <w:t>How the mechanism works</w:t>
+      </w:r>
+    </w:p>
+    <w:p>
+      <w:pPr>
+        <w:spacing w:line="336" w:lineRule="auto" w:after="180"/>
+        <w:shd w:fill="F1F6F8"/>
+      </w:pPr>
+      <w:r>
+        <w:rPr>
+          <w:b w:val="0"/>
+        </w:rPr>
+        <w:t xml:space="preserve">UNDER THE HOOD  An </w:t>
+      </w:r>
+      <w:r>
+        <w:rPr>
+          <w:b/>
+        </w:rPr>
+        <w:t>algorithm</w:t>
+      </w:r>
+      <w:r>
+        <w:rPr>
+          <w:b w:val="0"/>
+        </w:rPr>
+        <w:t xml:space="preserve"> is a finite procedure whose </w:t>
+      </w:r>
+      <w:r>
+        <w:rPr>
+          <w:b/>
+        </w:rPr>
+        <w:t>step</w:t>
+      </w:r>
+      <w:r>
+        <w:rPr>
+          <w:b w:val="0"/>
+        </w:rPr>
+        <w:t xml:space="preserve">s and control flow can be executed. Correctness depends on </w:t>
+      </w:r>
+      <w:r>
+        <w:rPr>
+          <w:b/>
+        </w:rPr>
+        <w:t>assumption</w:t>
+      </w:r>
+      <w:r>
+        <w:rPr>
+          <w:b w:val="0"/>
+        </w:rPr>
+        <w:t>s, preconditions, order, and termination.</w:t>
+      </w:r>
+    </w:p>
+    <w:p>
+      <w:pPr>
+        <w:spacing w:line="336" w:lineRule="auto" w:after="180"/>
+        <w:shd w:fill="F1F6F8"/>
+      </w:pPr>
+      <w:r>
+        <w:rPr>
+          <w:b w:val="0"/>
+        </w:rPr>
+        <w:t xml:space="preserve">Code is one representation of an </w:t>
+      </w:r>
+      <w:r>
+        <w:rPr>
+          <w:b/>
+        </w:rPr>
+        <w:t>algorithm</w:t>
+      </w:r>
+      <w:r>
+        <w:rPr>
+          <w:b w:val="0"/>
+        </w:rPr>
+        <w:t>, not the definition itself.</w:t>
+      </w:r>
+    </w:p>
+    <w:p>
+      <w:pPr>
+        <w:spacing w:line="336" w:lineRule="auto" w:after="180"/>
+      </w:pPr>
+      <w:r>
+        <w:rPr>
+          <w:b w:val="0"/>
+        </w:rPr>
         <w:t>Draw a fresh example with all three stages:</w:t>
       </w:r>
     </w:p>
@@ -475,8 +1187,50 @@
       </w:r>
     </w:p>
     <w:p>
-      <w:r>
-        <w:t>Write the initial state first. For each instruction, read the latest value, perform the operation, and record the new state. A transition is the change from one recorded state to the next.</w:t>
+      <w:pPr>
+        <w:spacing w:line="336" w:lineRule="auto" w:after="180"/>
+      </w:pPr>
+      <w:r>
+        <w:rPr>
+          <w:b w:val="0"/>
+        </w:rPr>
+        <w:t xml:space="preserve">Write the </w:t>
+      </w:r>
+      <w:r>
+        <w:rPr>
+          <w:b/>
+        </w:rPr>
+        <w:t>initial state</w:t>
+      </w:r>
+      <w:r>
+        <w:rPr>
+          <w:b w:val="0"/>
+        </w:rPr>
+        <w:t xml:space="preserve"> first. For each instruction, read the latest value, perform the operation, and record the new </w:t>
+      </w:r>
+      <w:r>
+        <w:rPr>
+          <w:b/>
+        </w:rPr>
+        <w:t>state</w:t>
+      </w:r>
+      <w:r>
+        <w:rPr>
+          <w:b w:val="0"/>
+        </w:rPr>
+        <w:t xml:space="preserve">. A transition is the change from one recorded </w:t>
+      </w:r>
+      <w:r>
+        <w:rPr>
+          <w:b/>
+        </w:rPr>
+        <w:t>state</w:t>
+      </w:r>
+      <w:r>
+        <w:rPr>
+          <w:b w:val="0"/>
+        </w:rPr>
+        <w:t xml:space="preserve"> to the next.</w:t>
       </w:r>
     </w:p>
     <w:p>
@@ -636,13 +1390,95 @@
       </w:r>
     </w:p>
     <w:p>
-      <w:r>
-        <w:t>In words, double score means calculate twice its current value and store that result in score. Add 3 to score means increase the current value by 3. Set score to 3 means replace it with 3 instead. These instructions sound similar but do different things: if score is 7, adding 3 produces 10, while setting it to 3 produces 3.</w:t>
-      </w:r>
-    </w:p>
-    <w:p>
-      <w:r>
-        <w:t>A trace is evidence of one execution from one initial state. To compare two procedures fairly, keep the initial state the same and list every intermediate value. Then you can point to the first difference instead of only comparing the final numbers.</w:t>
+      <w:pPr>
+        <w:spacing w:line="336" w:lineRule="auto" w:after="180"/>
+      </w:pPr>
+      <w:r>
+        <w:rPr>
+          <w:b w:val="0"/>
+        </w:rPr>
+        <w:t>In words, double score means calculate twice its current value and store that result in score. Add 3 to score means increase the current value by 3. Set score to 3 means replace it with 3 instead.</w:t>
+      </w:r>
+    </w:p>
+    <w:p>
+      <w:pPr>
+        <w:spacing w:line="336" w:lineRule="auto" w:after="180"/>
+      </w:pPr>
+      <w:r>
+        <w:rPr>
+          <w:b w:val="0"/>
+        </w:rPr>
+        <w:t>These instructions sound similar but do different things: if score is 7, adding 3 produces 10, while setting it to 3 produces 3.</w:t>
+      </w:r>
+    </w:p>
+    <w:p>
+      <w:pPr>
+        <w:spacing w:line="336" w:lineRule="auto" w:after="180"/>
+      </w:pPr>
+      <w:r>
+        <w:rPr>
+          <w:b w:val="0"/>
+        </w:rPr>
+        <w:t xml:space="preserve">A </w:t>
+      </w:r>
+      <w:r>
+        <w:rPr>
+          <w:b/>
+        </w:rPr>
+        <w:t>trace</w:t>
+      </w:r>
+      <w:r>
+        <w:rPr>
+          <w:b w:val="0"/>
+        </w:rPr>
+        <w:t xml:space="preserve"> is </w:t>
+      </w:r>
+      <w:r>
+        <w:rPr>
+          <w:b/>
+        </w:rPr>
+        <w:t>evidence</w:t>
+      </w:r>
+      <w:r>
+        <w:rPr>
+          <w:b w:val="0"/>
+        </w:rPr>
+        <w:t xml:space="preserve"> of one execution from one </w:t>
+      </w:r>
+      <w:r>
+        <w:rPr>
+          <w:b/>
+        </w:rPr>
+        <w:t>initial state</w:t>
+      </w:r>
+      <w:r>
+        <w:rPr>
+          <w:b w:val="0"/>
+        </w:rPr>
+        <w:t xml:space="preserve">. To compare two procedures fairly, keep the </w:t>
+      </w:r>
+      <w:r>
+        <w:rPr>
+          <w:b/>
+        </w:rPr>
+        <w:t>initial state</w:t>
+      </w:r>
+      <w:r>
+        <w:rPr>
+          <w:b w:val="0"/>
+        </w:rPr>
+        <w:t xml:space="preserve"> the same and list every intermediate value.</w:t>
+      </w:r>
+    </w:p>
+    <w:p>
+      <w:pPr>
+        <w:spacing w:line="336" w:lineRule="auto" w:after="180"/>
+      </w:pPr>
+      <w:r>
+        <w:rPr>
+          <w:b w:val="0"/>
+        </w:rPr>
+        <w:t>Then you can point to the first difference instead of only comparing the final numbers.</w:t>
       </w:r>
     </w:p>
     <w:p>
@@ -654,8 +1490,50 @@
       </w:r>
     </w:p>
     <w:p>
-      <w:r>
-        <w:t>Point to the input, the deciding step and the result in this week’s visual. Explain the same step in ordinary words. A picture helps when you can say what each part represents.</w:t>
+      <w:pPr>
+        <w:spacing w:line="336" w:lineRule="auto" w:after="180"/>
+      </w:pPr>
+      <w:r>
+        <w:rPr>
+          <w:b w:val="0"/>
+        </w:rPr>
+        <w:t xml:space="preserve">Point to the </w:t>
+      </w:r>
+      <w:r>
+        <w:rPr>
+          <w:b/>
+        </w:rPr>
+        <w:t>input</w:t>
+      </w:r>
+      <w:r>
+        <w:rPr>
+          <w:b w:val="0"/>
+        </w:rPr>
+        <w:t xml:space="preserve">, the deciding </w:t>
+      </w:r>
+      <w:r>
+        <w:rPr>
+          <w:b/>
+        </w:rPr>
+        <w:t>step</w:t>
+      </w:r>
+      <w:r>
+        <w:rPr>
+          <w:b w:val="0"/>
+        </w:rPr>
+        <w:t xml:space="preserve"> and the result in this week’s visual. Explain the same </w:t>
+      </w:r>
+      <w:r>
+        <w:rPr>
+          <w:b/>
+        </w:rPr>
+        <w:t>step</w:t>
+      </w:r>
+      <w:r>
+        <w:rPr>
+          <w:b w:val="0"/>
+        </w:rPr>
+        <w:t xml:space="preserve"> in ordinary words. A picture helps when you can say what each part represents.</w:t>
       </w:r>
     </w:p>
     <w:p>
@@ -668,6 +1546,17 @@
     </w:p>
     <w:p>
       <w:r>
+        <w:t>Compare the supplied cases for Algorithms as Recipes. Identify the detail that changes the conclusion.</w:t>
+      </w:r>
+    </w:p>
+    <w:p>
+      <w:pPr>
+        <w:spacing w:line="336" w:lineRule="auto" w:after="180"/>
+      </w:pPr>
+      <w:r>
+        <w:rPr>
+          <w:b/>
+        </w:rPr>
         <w:t>PICTURE GALLERY</w:t>
       </w:r>
     </w:p>
@@ -680,8 +1569,26 @@
       </w:r>
     </w:p>
     <w:p>
-      <w:r>
-        <w:t>Use the visual cue, then read the evidence carefully.</w:t>
+      <w:pPr>
+        <w:spacing w:line="336" w:lineRule="auto" w:after="180"/>
+      </w:pPr>
+      <w:r>
+        <w:rPr>
+          <w:b w:val="0"/>
+        </w:rPr>
+        <w:t xml:space="preserve">Use the visual cue, then read the </w:t>
+      </w:r>
+      <w:r>
+        <w:rPr>
+          <w:b/>
+        </w:rPr>
+        <w:t>evidence</w:t>
+      </w:r>
+      <w:r>
+        <w:rPr>
+          <w:b w:val="0"/>
+        </w:rPr>
+        <w:t xml:space="preserve"> carefully.</w:t>
       </w:r>
     </w:p>
     <w:p>
@@ -829,55 +1736,248 @@
       </w:r>
     </w:p>
     <w:p>
-      <w:r>
+      <w:pPr>
+        <w:pStyle w:val="Heading3"/>
+      </w:pPr>
+      <w:r>
+        <w:t>The case to investigate</w:t>
+      </w:r>
+    </w:p>
+    <w:p>
+      <w:pPr>
+        <w:spacing w:line="336" w:lineRule="auto" w:after="180"/>
+        <w:shd w:fill="F1F6FC"/>
+      </w:pPr>
+      <w:r>
+        <w:rPr>
+          <w:b w:val="0"/>
+        </w:rPr>
         <w:t>CASE 1 — Pack a bag  Clue: choose item, open bag, place item. Meaning: ordered task.</w:t>
       </w:r>
     </w:p>
     <w:p>
-      <w:r>
-        <w:t>CASE 2 — Make it ready  Clue: meaning is unstated. Meaning: ambiguous instruction.</w:t>
-      </w:r>
-    </w:p>
-    <w:p>
-      <w:r>
+      <w:pPr>
+        <w:pStyle w:val="Heading3"/>
+      </w:pPr>
+      <w:r>
+        <w:t>The case to investigate</w:t>
+      </w:r>
+    </w:p>
+    <w:p>
+      <w:pPr>
+        <w:spacing w:line="336" w:lineRule="auto" w:after="180"/>
+        <w:shd w:fill="F1F6FC"/>
+      </w:pPr>
+      <w:r>
+        <w:rPr>
+          <w:b w:val="0"/>
+        </w:rPr>
+        <w:t>CASE 2 — Make it ready  Clue: meaning is un</w:t>
+      </w:r>
+      <w:r>
+        <w:rPr>
+          <w:b/>
+        </w:rPr>
+        <w:t>state</w:t>
+      </w:r>
+      <w:r>
+        <w:rPr>
+          <w:b w:val="0"/>
+        </w:rPr>
+        <w:t>d. Meaning: ambiguous instruction.</w:t>
+      </w:r>
+    </w:p>
+    <w:p>
+      <w:pPr>
+        <w:pStyle w:val="Heading3"/>
+      </w:pPr>
+      <w:r>
+        <w:t>The case to investigate</w:t>
+      </w:r>
+    </w:p>
+    <w:p>
+      <w:pPr>
+        <w:spacing w:line="336" w:lineRule="auto" w:after="180"/>
+        <w:shd w:fill="F1F6FC"/>
+      </w:pPr>
+      <w:r>
+        <w:rPr>
+          <w:b w:val="0"/>
+        </w:rPr>
         <w:t>CASE 3 — Draw a square  Clue: four turns and moves. Meaning: testable procedure.</w:t>
       </w:r>
     </w:p>
     <w:p>
-      <w:r>
-        <w:t>CASE 4 — Choose the best book  Clue: needs criteria. Meaning: goal without algorithm.</w:t>
-      </w:r>
-    </w:p>
-    <w:p>
-      <w:r>
-        <w:t>BOUNDARY  A goal is not yet an algorithm; each step must tell the actor what to do.</w:t>
-      </w:r>
-    </w:p>
-    <w:p>
-      <w:r>
-        <w:t>Which two pictures are easiest to confuse? What evidence separates them?</w:t>
-      </w:r>
-    </w:p>
-    <w:p>
       <w:pPr>
         <w:pStyle w:val="Heading3"/>
       </w:pPr>
       <w:r>
+        <w:t>The case to investigate</w:t>
+      </w:r>
+    </w:p>
+    <w:p>
+      <w:pPr>
+        <w:spacing w:line="336" w:lineRule="auto" w:after="180"/>
+        <w:shd w:fill="F1F6FC"/>
+      </w:pPr>
+      <w:r>
+        <w:rPr>
+          <w:b w:val="0"/>
+        </w:rPr>
+        <w:t xml:space="preserve">CASE 4 — Choose the best book  Clue: needs criteria. Meaning: goal without </w:t>
+      </w:r>
+      <w:r>
+        <w:rPr>
+          <w:b/>
+        </w:rPr>
+        <w:t>algorithm</w:t>
+      </w:r>
+      <w:r>
+        <w:rPr>
+          <w:b w:val="0"/>
+        </w:rPr>
+        <w:t>.</w:t>
+      </w:r>
+    </w:p>
+    <w:p>
+      <w:pPr>
+        <w:pStyle w:val="Heading3"/>
+      </w:pPr>
+      <w:r>
+        <w:t>Keep this boundary clear</w:t>
+      </w:r>
+    </w:p>
+    <w:p>
+      <w:pPr>
+        <w:spacing w:line="336" w:lineRule="auto" w:after="180"/>
+        <w:shd w:fill="FFF5E6"/>
+      </w:pPr>
+      <w:r>
+        <w:rPr>
+          <w:b w:val="0"/>
+        </w:rPr>
+        <w:t xml:space="preserve">BOUNDARY  A goal is not yet an </w:t>
+      </w:r>
+      <w:r>
+        <w:rPr>
+          <w:b/>
+        </w:rPr>
+        <w:t>algorithm</w:t>
+      </w:r>
+      <w:r>
+        <w:rPr>
+          <w:b w:val="0"/>
+        </w:rPr>
+        <w:t xml:space="preserve">; each </w:t>
+      </w:r>
+      <w:r>
+        <w:rPr>
+          <w:b/>
+        </w:rPr>
+        <w:t>step</w:t>
+      </w:r>
+      <w:r>
+        <w:rPr>
+          <w:b w:val="0"/>
+        </w:rPr>
+        <w:t xml:space="preserve"> must tell the actor what to do.</w:t>
+      </w:r>
+    </w:p>
+    <w:p>
+      <w:pPr>
+        <w:spacing w:line="336" w:lineRule="auto" w:after="180"/>
+        <w:shd w:fill="F5F1FB"/>
+      </w:pPr>
+      <w:r>
+        <w:rPr>
+          <w:b w:val="0"/>
+        </w:rPr>
+        <w:t xml:space="preserve">Which two pictures are easiest to confuse? What </w:t>
+      </w:r>
+      <w:r>
+        <w:rPr>
+          <w:b/>
+        </w:rPr>
+        <w:t>evidence</w:t>
+      </w:r>
+      <w:r>
+        <w:rPr>
+          <w:b w:val="0"/>
+        </w:rPr>
+        <w:t xml:space="preserve"> separates them?</w:t>
+      </w:r>
+    </w:p>
+    <w:p>
+      <w:pPr>
+        <w:pStyle w:val="Heading3"/>
+      </w:pPr>
+      <w:r>
         <w:t>Change one thing in the pictured case</w:t>
       </w:r>
     </w:p>
     <w:p>
-      <w:r>
+      <w:pPr>
+        <w:pStyle w:val="Heading3"/>
+      </w:pPr>
+      <w:r>
+        <w:t>Change one thing</w:t>
+      </w:r>
+    </w:p>
+    <w:p>
+      <w:pPr>
+        <w:spacing w:line="336" w:lineRule="auto" w:after="180"/>
+        <w:shd w:fill="F5F1FB"/>
+      </w:pPr>
+      <w:r>
+        <w:rPr>
+          <w:b w:val="0"/>
+        </w:rPr>
         <w:t>Change: Change the starting score to 0 for both recipes.</w:t>
       </w:r>
     </w:p>
     <w:p>
-      <w:r>
-        <w:t>Prediction: A reports 3 and B reports 7.</w:t>
-      </w:r>
-    </w:p>
-    <w:p>
-      <w:r>
+      <w:pPr>
+        <w:pStyle w:val="Heading3"/>
+      </w:pPr>
+      <w:r>
+        <w:t>Predicted result</w:t>
+      </w:r>
+    </w:p>
+    <w:p>
+      <w:pPr>
+        <w:spacing w:line="336" w:lineRule="auto" w:after="180"/>
+        <w:shd w:fill="F1F6FC"/>
+      </w:pPr>
+      <w:r>
+        <w:rPr>
+          <w:b/>
+        </w:rPr>
+        <w:t>Prediction</w:t>
+      </w:r>
+      <w:r>
+        <w:rPr>
+          <w:b w:val="0"/>
+        </w:rPr>
+        <w:t>: A reports 3 and B reports 7.</w:t>
+      </w:r>
+    </w:p>
+    <w:p>
+      <w:pPr>
+        <w:pStyle w:val="Heading3"/>
+      </w:pPr>
+      <w:r>
+        <w:t>Why the result follows</w:t>
+      </w:r>
+    </w:p>
+    <w:p>
+      <w:pPr>
+        <w:spacing w:line="336" w:lineRule="auto" w:after="180"/>
+        <w:shd w:fill="F1F6FC"/>
+      </w:pPr>
+      <w:r>
+        <w:rPr>
+          <w:b w:val="0"/>
+        </w:rPr>
         <w:t>Reason: A: 0→0→4→3. B: 0→4→8→7.</w:t>
       </w:r>
     </w:p>
@@ -891,6 +1991,17 @@
     </w:p>
     <w:p>
       <w:r>
+        <w:t>Use the vocabulary of Algorithms as Recipes to explain a concrete decision, rather than only memorising definitions.</w:t>
+      </w:r>
+    </w:p>
+    <w:p>
+      <w:pPr>
+        <w:spacing w:line="336" w:lineRule="auto" w:after="180"/>
+      </w:pPr>
+      <w:r>
+        <w:rPr>
+          <w:b/>
+        </w:rPr>
         <w:t>VOCABULARY</w:t>
       </w:r>
     </w:p>
@@ -903,7 +2014,13 @@
       </w:r>
     </w:p>
     <w:p>
-      <w:r>
+      <w:pPr>
+        <w:spacing w:line="336" w:lineRule="auto" w:after="180"/>
+      </w:pPr>
+      <w:r>
+        <w:rPr>
+          <w:b w:val="0"/>
+        </w:rPr>
         <w:t>The badge is a memory cue; the definition does the real thinking work.</w:t>
       </w:r>
     </w:p>
@@ -1227,17 +2344,57 @@
       </w:r>
     </w:p>
     <w:p>
-      <w:r>
+      <w:pPr>
+        <w:pStyle w:val="Heading3"/>
+      </w:pPr>
+      <w:r>
+        <w:t>Find the unsupported claim</w:t>
+      </w:r>
+    </w:p>
+    <w:p>
+      <w:pPr>
+        <w:spacing w:line="336" w:lineRule="auto" w:after="180"/>
+        <w:shd w:fill="F5F1FB"/>
+      </w:pPr>
+      <w:r>
+        <w:rPr>
+          <w:b w:val="0"/>
+        </w:rPr>
         <w:t>CLAIM TO REPAIR  People will know what I meant.</w:t>
       </w:r>
     </w:p>
     <w:p>
-      <w:r>
-        <w:t>Use one vocabulary word and one piece of evidence to repair it:</w:t>
-      </w:r>
-    </w:p>
-    <w:p>
-      <w:r>
+      <w:pPr>
+        <w:spacing w:line="336" w:lineRule="auto" w:after="180"/>
+      </w:pPr>
+      <w:r>
+        <w:rPr>
+          <w:b w:val="0"/>
+        </w:rPr>
+        <w:t xml:space="preserve">Use one vocabulary word and one piece of </w:t>
+      </w:r>
+      <w:r>
+        <w:rPr>
+          <w:b/>
+        </w:rPr>
+        <w:t>evidence</w:t>
+      </w:r>
+      <w:r>
+        <w:rPr>
+          <w:b w:val="0"/>
+        </w:rPr>
+        <w:t xml:space="preserve"> to repair it:</w:t>
+      </w:r>
+    </w:p>
+    <w:p>
+      <w:pPr>
+        <w:spacing w:line="336" w:lineRule="auto" w:after="180"/>
+        <w:shd w:fill="EDF7F3"/>
+      </w:pPr>
+      <w:r>
+        <w:rPr>
+          <w:b w:val="0"/>
+        </w:rPr>
         <w:t>WORD POWER  A strong definition helps you decide something in a new case.</w:t>
       </w:r>
     </w:p>
@@ -1383,6 +2540,17 @@
     </w:p>
     <w:p>
       <w:r>
+        <w:t>Follow the worked trace for Algorithms as Recipes, predict a step, then compare with its explanation.</w:t>
+      </w:r>
+    </w:p>
+    <w:p>
+      <w:pPr>
+        <w:spacing w:line="336" w:lineRule="auto" w:after="180"/>
+      </w:pPr>
+      <w:r>
+        <w:rPr>
+          <w:b/>
+        </w:rPr>
         <w:t>WORKED EXAMPLE</w:t>
       </w:r>
     </w:p>
@@ -1395,8 +2563,38 @@
       </w:r>
     </w:p>
     <w:p>
-      <w:r>
-        <w:t>Every step connects a claim to observable evidence.</w:t>
+      <w:pPr>
+        <w:spacing w:line="336" w:lineRule="auto" w:after="180"/>
+      </w:pPr>
+      <w:r>
+        <w:rPr>
+          <w:b w:val="0"/>
+        </w:rPr>
+        <w:t xml:space="preserve">Every </w:t>
+      </w:r>
+      <w:r>
+        <w:rPr>
+          <w:b/>
+        </w:rPr>
+        <w:t>step</w:t>
+      </w:r>
+      <w:r>
+        <w:rPr>
+          <w:b w:val="0"/>
+        </w:rPr>
+        <w:t xml:space="preserve"> connects a claim to observable </w:t>
+      </w:r>
+      <w:r>
+        <w:rPr>
+          <w:b/>
+        </w:rPr>
+        <w:t>evidence</w:t>
+      </w:r>
+      <w:r>
+        <w:rPr>
+          <w:b w:val="0"/>
+        </w:rPr>
+        <w:t>.</w:t>
       </w:r>
     </w:p>
     <w:p>
@@ -1436,38 +2634,297 @@
       </w:r>
     </w:p>
     <w:p>
-      <w:r>
-        <w:t>CASE  A paper robot cannot infer missing intentions; it needs ordered steps that another person can execute and test.</w:t>
-      </w:r>
-    </w:p>
-    <w:p>
-      <w:r>
-        <w:t>STEP 1 — OBSERVE  goal, starting state, and available objects</w:t>
-      </w:r>
-    </w:p>
-    <w:p>
-      <w:r>
-        <w:t>STEP 2 — TRACE  follow ordered unambiguous steps</w:t>
-      </w:r>
-    </w:p>
-    <w:p>
-      <w:r>
-        <w:t>STEP 3 — CONCLUDE  completed task or a visible failure point</w:t>
-      </w:r>
-    </w:p>
-    <w:p>
-      <w:r>
-        <w:t>MODEL REASONING  A strong algorithm states the starting arrangement, names each object, orders actions, and includes checks such as whether the bag is open. The revision targets the failed assumption rather than replacing every step.</w:t>
-      </w:r>
-    </w:p>
-    <w:p>
-      <w:r>
-        <w:t>DO NOT OVERCLAIM  A goal is not yet an algorithm; each step must tell the actor what to do.</w:t>
-      </w:r>
-    </w:p>
-    <w:p>
-      <w:r>
-        <w:t>What new evidence could change this answer?</w:t>
+      <w:pPr>
+        <w:pStyle w:val="Heading3"/>
+      </w:pPr>
+      <w:r>
+        <w:t>The case to investigate</w:t>
+      </w:r>
+    </w:p>
+    <w:p>
+      <w:pPr>
+        <w:spacing w:line="336" w:lineRule="auto" w:after="180"/>
+        <w:shd w:fill="F1F6FC"/>
+      </w:pPr>
+      <w:r>
+        <w:rPr>
+          <w:b w:val="0"/>
+        </w:rPr>
+        <w:t xml:space="preserve">CASE  A paper robot cannot infer missing intentions; it needs ordered </w:t>
+      </w:r>
+      <w:r>
+        <w:rPr>
+          <w:b/>
+        </w:rPr>
+        <w:t>step</w:t>
+      </w:r>
+      <w:r>
+        <w:rPr>
+          <w:b w:val="0"/>
+        </w:rPr>
+        <w:t>s that another person can execute and test.</w:t>
+      </w:r>
+    </w:p>
+    <w:p>
+      <w:pPr>
+        <w:pStyle w:val="Heading3"/>
+      </w:pPr>
+      <w:r>
+        <w:t>Step 1</w:t>
+      </w:r>
+    </w:p>
+    <w:p>
+      <w:pPr>
+        <w:spacing w:line="336" w:lineRule="auto" w:after="180"/>
+        <w:shd w:fill="F4F9FC"/>
+      </w:pPr>
+      <w:r>
+        <w:rPr>
+          <w:b/>
+        </w:rPr>
+        <w:t>STEP</w:t>
+      </w:r>
+      <w:r>
+        <w:rPr>
+          <w:b w:val="0"/>
+        </w:rPr>
+        <w:t xml:space="preserve"> 1 — OBSERVE  goal, starting </w:t>
+      </w:r>
+      <w:r>
+        <w:rPr>
+          <w:b/>
+        </w:rPr>
+        <w:t>state</w:t>
+      </w:r>
+      <w:r>
+        <w:rPr>
+          <w:b w:val="0"/>
+        </w:rPr>
+        <w:t>, and available objects</w:t>
+      </w:r>
+    </w:p>
+    <w:p>
+      <w:pPr>
+        <w:pStyle w:val="Heading3"/>
+      </w:pPr>
+      <w:r>
+        <w:t>Step 2</w:t>
+      </w:r>
+    </w:p>
+    <w:p>
+      <w:pPr>
+        <w:spacing w:line="336" w:lineRule="auto" w:after="180"/>
+        <w:shd w:fill="F4F9FC"/>
+      </w:pPr>
+      <w:r>
+        <w:rPr>
+          <w:b/>
+        </w:rPr>
+        <w:t>STEP</w:t>
+      </w:r>
+      <w:r>
+        <w:rPr>
+          <w:b w:val="0"/>
+        </w:rPr>
+        <w:t xml:space="preserve"> 2 — </w:t>
+      </w:r>
+      <w:r>
+        <w:rPr>
+          <w:b/>
+        </w:rPr>
+        <w:t>TRACE</w:t>
+      </w:r>
+      <w:r>
+        <w:rPr>
+          <w:b w:val="0"/>
+        </w:rPr>
+        <w:t xml:space="preserve">  follow ordered unambiguous </w:t>
+      </w:r>
+      <w:r>
+        <w:rPr>
+          <w:b/>
+        </w:rPr>
+        <w:t>step</w:t>
+      </w:r>
+      <w:r>
+        <w:rPr>
+          <w:b w:val="0"/>
+        </w:rPr>
+        <w:t>s</w:t>
+      </w:r>
+    </w:p>
+    <w:p>
+      <w:pPr>
+        <w:pStyle w:val="Heading3"/>
+      </w:pPr>
+      <w:r>
+        <w:t>Step 3</w:t>
+      </w:r>
+    </w:p>
+    <w:p>
+      <w:pPr>
+        <w:spacing w:line="336" w:lineRule="auto" w:after="180"/>
+        <w:shd w:fill="F4F9FC"/>
+      </w:pPr>
+      <w:r>
+        <w:rPr>
+          <w:b/>
+        </w:rPr>
+        <w:t>STEP</w:t>
+      </w:r>
+      <w:r>
+        <w:rPr>
+          <w:b w:val="0"/>
+        </w:rPr>
+        <w:t xml:space="preserve"> 3 — CONCLUDE  completed task or a visible failure point</w:t>
+      </w:r>
+    </w:p>
+    <w:p>
+      <w:pPr>
+        <w:pStyle w:val="Heading3"/>
+      </w:pPr>
+      <w:r>
+        <w:t>Model answer</w:t>
+      </w:r>
+    </w:p>
+    <w:p>
+      <w:pPr>
+        <w:spacing w:line="336" w:lineRule="auto" w:after="180"/>
+        <w:shd w:fill="F1F6FC"/>
+      </w:pPr>
+      <w:r>
+        <w:rPr>
+          <w:b w:val="0"/>
+        </w:rPr>
+        <w:t xml:space="preserve">MODEL REASONING  A strong </w:t>
+      </w:r>
+      <w:r>
+        <w:rPr>
+          <w:b/>
+        </w:rPr>
+        <w:t>algorithm</w:t>
+      </w:r>
+      <w:r>
+        <w:rPr>
+          <w:b w:val="0"/>
+        </w:rPr>
+        <w:t xml:space="preserve"> </w:t>
+      </w:r>
+      <w:r>
+        <w:rPr>
+          <w:b/>
+        </w:rPr>
+        <w:t>state</w:t>
+      </w:r>
+      <w:r>
+        <w:rPr>
+          <w:b w:val="0"/>
+        </w:rPr>
+        <w:t>s the starting arrangement, names each object, orders actions, and includes checks such as whether the bag is open.</w:t>
+      </w:r>
+    </w:p>
+    <w:p>
+      <w:pPr>
+        <w:spacing w:line="336" w:lineRule="auto" w:after="180"/>
+        <w:shd w:fill="F1F6FC"/>
+      </w:pPr>
+      <w:r>
+        <w:rPr>
+          <w:b w:val="0"/>
+        </w:rPr>
+        <w:t xml:space="preserve">The revision targets the failed </w:t>
+      </w:r>
+      <w:r>
+        <w:rPr>
+          <w:b/>
+        </w:rPr>
+        <w:t>assumption</w:t>
+      </w:r>
+      <w:r>
+        <w:rPr>
+          <w:b w:val="0"/>
+        </w:rPr>
+        <w:t xml:space="preserve"> rather than replacing every </w:t>
+      </w:r>
+      <w:r>
+        <w:rPr>
+          <w:b/>
+        </w:rPr>
+        <w:t>step</w:t>
+      </w:r>
+      <w:r>
+        <w:rPr>
+          <w:b w:val="0"/>
+        </w:rPr>
+        <w:t>.</w:t>
+      </w:r>
+    </w:p>
+    <w:p>
+      <w:pPr>
+        <w:pStyle w:val="Heading3"/>
+      </w:pPr>
+      <w:r>
+        <w:t>A claim to avoid</w:t>
+      </w:r>
+    </w:p>
+    <w:p>
+      <w:pPr>
+        <w:spacing w:line="336" w:lineRule="auto" w:after="180"/>
+        <w:shd w:fill="FFF5E6"/>
+      </w:pPr>
+      <w:r>
+        <w:rPr>
+          <w:b w:val="0"/>
+        </w:rPr>
+        <w:t xml:space="preserve">DO NOT OVERCLAIM  A goal is not yet an </w:t>
+      </w:r>
+      <w:r>
+        <w:rPr>
+          <w:b/>
+        </w:rPr>
+        <w:t>algorithm</w:t>
+      </w:r>
+      <w:r>
+        <w:rPr>
+          <w:b w:val="0"/>
+        </w:rPr>
+        <w:t xml:space="preserve">; each </w:t>
+      </w:r>
+      <w:r>
+        <w:rPr>
+          <w:b/>
+        </w:rPr>
+        <w:t>step</w:t>
+      </w:r>
+      <w:r>
+        <w:rPr>
+          <w:b w:val="0"/>
+        </w:rPr>
+        <w:t xml:space="preserve"> must tell the actor what to do.</w:t>
+      </w:r>
+    </w:p>
+    <w:p>
+      <w:pPr>
+        <w:spacing w:line="336" w:lineRule="auto" w:after="180"/>
+        <w:shd w:fill="F5F1FB"/>
+      </w:pPr>
+      <w:r>
+        <w:rPr>
+          <w:b w:val="0"/>
+        </w:rPr>
+        <w:t xml:space="preserve">What new </w:t>
+      </w:r>
+      <w:r>
+        <w:rPr>
+          <w:b/>
+        </w:rPr>
+        <w:t>evidence</w:t>
+      </w:r>
+      <w:r>
+        <w:rPr>
+          <w:b w:val="0"/>
+        </w:rPr>
+        <w:t xml:space="preserve"> could change this answer?</w:t>
       </w:r>
     </w:p>
     <w:p>
@@ -1622,13 +3079,25 @@
       </w:tr>
     </w:tbl>
     <w:p>
-      <w:r>
-        <w:t>Both procedures use add 3, double and subtract 2, but the first two operations are exchanged. Doubling after the addition also doubles the extra 3. Adding afterward does not. The final difference comes from the order, even though both procedures started at 4.</w:t>
-      </w:r>
-    </w:p>
-    <w:p>
-      <w:r>
-        <w:t>Now use two number boxes: A starts at 2 and B starts at 0. Copy the current value of A into B, then add 5 to A. After the copy, A is 2 and B is 2. After the addition, A is 7 and B remains 2. Copying stores the value at that moment; it does not create a lasting connection between these number boxes. Record both values after each instruction, including the one that did not change.</w:t>
+      <w:pPr>
+        <w:spacing w:line="336" w:lineRule="auto" w:after="180"/>
+      </w:pPr>
+      <w:r>
+        <w:rPr>
+          <w:b w:val="0"/>
+        </w:rPr>
+        <w:t>Both procedures use add 3, double and subtract 2, but the first two operations are exchanged. Doubling after the addition also doubles the extra 3. Adding afterward does not.</w:t>
+      </w:r>
+    </w:p>
+    <w:p>
+      <w:pPr>
+        <w:spacing w:line="336" w:lineRule="auto" w:after="180"/>
+      </w:pPr>
+      <w:r>
+        <w:rPr>
+          <w:b w:val="0"/>
+        </w:rPr>
+        <w:t>The final difference comes from the order, even though both procedures started at 4.</w:t>
       </w:r>
     </w:p>
     <w:p>
@@ -1636,12 +3105,74 @@
         <w:pStyle w:val="Heading3"/>
       </w:pPr>
       <w:r>
+        <w:t>Worked explanation · Algorithms as Recipes</w:t>
+      </w:r>
+    </w:p>
+    <w:p>
+      <w:pPr>
+        <w:spacing w:line="336" w:lineRule="auto" w:after="180"/>
+        <w:shd w:fill="F1F6FC"/>
+      </w:pPr>
+      <w:r>
+        <w:rPr>
+          <w:b w:val="0"/>
+        </w:rPr>
+        <w:t>Now use two number boxes: A starts at 2 and B starts at 0. Copy the current value of A into B, then add 5 to A. After the copy, A is 2 and B is 2. After the addition, A is 7 and B remains 2.</w:t>
+      </w:r>
+    </w:p>
+    <w:p>
+      <w:pPr>
+        <w:spacing w:line="336" w:lineRule="auto" w:after="180"/>
+        <w:shd w:fill="F1F6FC"/>
+      </w:pPr>
+      <w:r>
+        <w:rPr>
+          <w:b w:val="0"/>
+        </w:rPr>
+        <w:t>Copying stores the value at that moment; it does not create a lasting connection between these number boxes. Record both values after each instruction, including the one that did not change.</w:t>
+      </w:r>
+    </w:p>
+    <w:p>
+      <w:pPr>
+        <w:pStyle w:val="Heading3"/>
+      </w:pPr>
+      <w:r>
         <w:t>Learn from the worked case</w:t>
       </w:r>
     </w:p>
     <w:p>
-      <w:r>
-        <w:t>Cover the result before checking it. Say what is given, choose the procedure, and follow one step at a time. Then uncover the result and explain your first mismatch. Ask why a step is allowed, not only what number it produces.</w:t>
+      <w:pPr>
+        <w:spacing w:line="336" w:lineRule="auto" w:after="180"/>
+      </w:pPr>
+      <w:r>
+        <w:rPr>
+          <w:b w:val="0"/>
+        </w:rPr>
+        <w:t xml:space="preserve">Cover the result before checking it. Say what is given, choose the procedure, and follow one </w:t>
+      </w:r>
+      <w:r>
+        <w:rPr>
+          <w:b/>
+        </w:rPr>
+        <w:t>step</w:t>
+      </w:r>
+      <w:r>
+        <w:rPr>
+          <w:b w:val="0"/>
+        </w:rPr>
+        <w:t xml:space="preserve"> at a time. Then uncover the result and explain your first mismatch. Ask why a </w:t>
+      </w:r>
+      <w:r>
+        <w:rPr>
+          <w:b/>
+        </w:rPr>
+        <w:t>step</w:t>
+      </w:r>
+      <w:r>
+        <w:rPr>
+          <w:b w:val="0"/>
+        </w:rPr>
+        <w:t xml:space="preserve"> is allowed, not only what number it produces.</w:t>
       </w:r>
     </w:p>
     <w:p>
@@ -1653,7 +3184,13 @@
       </w:r>
     </w:p>
     <w:p>
-      <w:r>
+      <w:pPr>
+        <w:spacing w:line="336" w:lineRule="auto" w:after="180"/>
+      </w:pPr>
+      <w:r>
+        <w:rPr>
+          <w:b w:val="0"/>
+        </w:rPr>
         <w:t>A fictional paper badge machine transforms an initial score using an ordered recipe.</w:t>
       </w:r>
     </w:p>
@@ -1666,12 +3203,42 @@
       </w:r>
     </w:p>
     <w:p>
-      <w:r>
+      <w:pPr>
+        <w:pStyle w:val="Heading3"/>
+      </w:pPr>
+      <w:r>
+        <w:t>Supplied facts</w:t>
+      </w:r>
+    </w:p>
+    <w:p>
+      <w:pPr>
+        <w:spacing w:line="336" w:lineRule="auto" w:after="180"/>
+        <w:shd w:fill="F1F6FC"/>
+      </w:pPr>
+      <w:r>
+        <w:rPr>
+          <w:b w:val="0"/>
+        </w:rPr>
         <w:t>Start score=3. Recipe A: double, add 4, subtract 1, report.</w:t>
       </w:r>
     </w:p>
     <w:p>
-      <w:r>
+      <w:pPr>
+        <w:pStyle w:val="Heading3"/>
+      </w:pPr>
+      <w:r>
+        <w:t>Supplied facts</w:t>
+      </w:r>
+    </w:p>
+    <w:p>
+      <w:pPr>
+        <w:spacing w:line="336" w:lineRule="auto" w:after="180"/>
+        <w:shd w:fill="F1F6FC"/>
+      </w:pPr>
+      <w:r>
+        <w:rPr>
+          <w:b w:val="0"/>
+        </w:rPr>
         <w:t>Recipe B swaps the first two operations but keeps the same starting score.</w:t>
       </w:r>
     </w:p>
@@ -1893,30 +3460,126 @@
       </w:r>
     </w:p>
     <w:p>
-      <w:r>
-        <w:t>Every instruction reads the current score, not the original one unless explicitly told to. In B, doubling also doubles the added 4. In A, the extra 4 is added after doubling. The final difference of 4 follows from that order, not from different starting data.</w:t>
-      </w:r>
-    </w:p>
-    <w:p>
       <w:pPr>
         <w:pStyle w:val="Heading3"/>
       </w:pPr>
       <w:r>
+        <w:t>Why the result follows</w:t>
+      </w:r>
+    </w:p>
+    <w:p>
+      <w:pPr>
+        <w:spacing w:line="336" w:lineRule="auto" w:after="180"/>
+        <w:shd w:fill="F1F6FC"/>
+      </w:pPr>
+      <w:r>
+        <w:rPr>
+          <w:b w:val="0"/>
+        </w:rPr>
+        <w:t>Every instruction reads the current score, not the original one unless explicitly told to. In B, doubling also doubles the added 4. In A, the extra 4 is added after doubling.</w:t>
+      </w:r>
+    </w:p>
+    <w:p>
+      <w:pPr>
+        <w:spacing w:line="336" w:lineRule="auto" w:after="180"/>
+        <w:shd w:fill="F1F6FC"/>
+      </w:pPr>
+      <w:r>
+        <w:rPr>
+          <w:b w:val="0"/>
+        </w:rPr>
+        <w:t>The final difference of 4 follows from that order, not from different starting data.</w:t>
+      </w:r>
+    </w:p>
+    <w:p>
+      <w:pPr>
+        <w:pStyle w:val="Heading3"/>
+      </w:pPr>
+      <w:r>
         <w:t>What this example does not establish</w:t>
       </w:r>
     </w:p>
     <w:p>
-      <w:r>
-        <w:t>One traced input checks one run; it does not establish every recipe is equivalent or validate an entire program.</w:t>
-      </w:r>
-    </w:p>
-    <w:p>
-      <w:r>
+      <w:pPr>
+        <w:pStyle w:val="Heading3"/>
+      </w:pPr>
+      <w:r>
+        <w:t>Keep the stated limit</w:t>
+      </w:r>
+    </w:p>
+    <w:p>
+      <w:pPr>
+        <w:spacing w:line="336" w:lineRule="auto" w:after="180"/>
+        <w:shd w:fill="FFF5E6"/>
+      </w:pPr>
+      <w:r>
+        <w:rPr>
+          <w:b w:val="0"/>
+        </w:rPr>
+        <w:t xml:space="preserve">One </w:t>
+      </w:r>
+      <w:r>
+        <w:rPr>
+          <w:b/>
+        </w:rPr>
+        <w:t>trace</w:t>
+      </w:r>
+      <w:r>
+        <w:rPr>
+          <w:b w:val="0"/>
+        </w:rPr>
+        <w:t xml:space="preserve">d </w:t>
+      </w:r>
+      <w:r>
+        <w:rPr>
+          <w:b/>
+        </w:rPr>
+        <w:t>input</w:t>
+      </w:r>
+      <w:r>
+        <w:rPr>
+          <w:b w:val="0"/>
+        </w:rPr>
+        <w:t xml:space="preserve"> checks one run; it does not establish every recipe is equivalent or validate an entire program.</w:t>
+      </w:r>
+    </w:p>
+    <w:p>
+      <w:pPr>
+        <w:pStyle w:val="Heading3"/>
+      </w:pPr>
+      <w:r>
+        <w:t>Keep the stated limit</w:t>
+      </w:r>
+    </w:p>
+    <w:p>
+      <w:pPr>
+        <w:spacing w:line="336" w:lineRule="auto" w:after="180"/>
+        <w:shd w:fill="FFF5E6"/>
+      </w:pPr>
+      <w:r>
+        <w:rPr>
+          <w:b w:val="0"/>
+        </w:rPr>
         <w:t>Read the labelled picture: Use the arrows to explain where the two zero-start runs first differ.</w:t>
       </w:r>
     </w:p>
     <w:p>
-      <w:r>
+      <w:pPr>
+        <w:pStyle w:val="Heading3"/>
+      </w:pPr>
+      <w:r>
+        <w:t>Keep the stated limit</w:t>
+      </w:r>
+    </w:p>
+    <w:p>
+      <w:pPr>
+        <w:spacing w:line="336" w:lineRule="auto" w:after="180"/>
+        <w:shd w:fill="FFF5E6"/>
+      </w:pPr>
+      <w:r>
+        <w:rPr>
+          <w:b w:val="0"/>
+        </w:rPr>
         <w:t>Change one thing: Change the starting score to 0 for both recipes. Predict the result before checking the explanation. What remains the same?</w:t>
       </w:r>
     </w:p>
@@ -1930,6 +3593,17 @@
     </w:p>
     <w:p>
       <w:r>
+        <w:t>Find the unsupported step in the Algorithms as Recipes claim and explain a repair using the supplied evidence.</w:t>
+      </w:r>
+    </w:p>
+    <w:p>
+      <w:pPr>
+        <w:spacing w:line="336" w:lineRule="auto" w:after="180"/>
+      </w:pPr>
+      <w:r>
+        <w:rPr>
+          <w:b/>
+        </w:rPr>
         <w:t>COMPARE</w:t>
       </w:r>
     </w:p>
@@ -1942,7 +3616,13 @@
       </w:r>
     </w:p>
     <w:p>
-      <w:r>
+      <w:pPr>
+        <w:spacing w:line="336" w:lineRule="auto" w:after="180"/>
+      </w:pPr>
+      <w:r>
+        <w:rPr>
+          <w:b w:val="0"/>
+        </w:rPr>
         <w:t>A comparison helps reveal the true concept boundary.</w:t>
       </w:r>
     </w:p>
@@ -2130,53 +3810,284 @@
       </w:r>
     </w:p>
     <w:p>
-      <w:r>
+      <w:pPr>
+        <w:pStyle w:val="Heading3"/>
+      </w:pPr>
+      <w:r>
+        <w:t>Challenge claim A</w:t>
+      </w:r>
+    </w:p>
+    <w:p>
+      <w:pPr>
+        <w:spacing w:line="336" w:lineRule="auto" w:after="180"/>
+        <w:shd w:fill="F5F1FB"/>
+      </w:pPr>
+      <w:r>
+        <w:rPr>
+          <w:b w:val="0"/>
+        </w:rPr>
         <w:t>CLAIM A  People will know what I meant.</w:t>
       </w:r>
     </w:p>
     <w:p>
-      <w:r>
+      <w:pPr>
+        <w:spacing w:line="336" w:lineRule="auto" w:after="180"/>
+      </w:pPr>
+      <w:r>
+        <w:rPr>
+          <w:b w:val="0"/>
+        </w:rPr>
         <w:t>Repair:</w:t>
       </w:r>
     </w:p>
     <w:p>
-      <w:r>
-        <w:t>CLAIM B  An algorithm must be written in a programming language.</w:t>
-      </w:r>
-    </w:p>
-    <w:p>
-      <w:r>
+      <w:pPr>
+        <w:pStyle w:val="Heading3"/>
+      </w:pPr>
+      <w:r>
+        <w:t>Challenge claim B</w:t>
+      </w:r>
+    </w:p>
+    <w:p>
+      <w:pPr>
+        <w:spacing w:line="336" w:lineRule="auto" w:after="180"/>
+        <w:shd w:fill="F5F1FB"/>
+      </w:pPr>
+      <w:r>
+        <w:rPr>
+          <w:b w:val="0"/>
+        </w:rPr>
+        <w:t xml:space="preserve">CLAIM B  An </w:t>
+      </w:r>
+      <w:r>
+        <w:rPr>
+          <w:b/>
+        </w:rPr>
+        <w:t>algorithm</w:t>
+      </w:r>
+      <w:r>
+        <w:rPr>
+          <w:b w:val="0"/>
+        </w:rPr>
+        <w:t xml:space="preserve"> must be written in a programming language.</w:t>
+      </w:r>
+    </w:p>
+    <w:p>
+      <w:pPr>
+        <w:spacing w:line="336" w:lineRule="auto" w:after="180"/>
+      </w:pPr>
+      <w:r>
+        <w:rPr>
+          <w:b w:val="0"/>
+        </w:rPr>
         <w:t>Repair:</w:t>
       </w:r>
     </w:p>
     <w:p>
-      <w:r>
-        <w:t>STRONG ANSWER FRAME  I claim ______ because the evidence shows ______. The process is ______. One limit is ______.</w:t>
-      </w:r>
-    </w:p>
-    <w:p>
       <w:pPr>
         <w:pStyle w:val="Heading3"/>
       </w:pPr>
       <w:r>
+        <w:t>A frame for explaining</w:t>
+      </w:r>
+    </w:p>
+    <w:p>
+      <w:pPr>
+        <w:spacing w:line="336" w:lineRule="auto" w:after="180"/>
+        <w:shd w:fill="F1F6FC"/>
+      </w:pPr>
+      <w:r>
+        <w:rPr>
+          <w:b w:val="0"/>
+        </w:rPr>
+        <w:t xml:space="preserve">STRONG ANSWER FRAME  I claim ______ because the </w:t>
+      </w:r>
+      <w:r>
+        <w:rPr>
+          <w:b/>
+        </w:rPr>
+        <w:t>evidence</w:t>
+      </w:r>
+      <w:r>
+        <w:rPr>
+          <w:b w:val="0"/>
+        </w:rPr>
+        <w:t xml:space="preserve"> shows ______. The </w:t>
+      </w:r>
+      <w:r>
+        <w:rPr>
+          <w:b/>
+        </w:rPr>
+        <w:t>process</w:t>
+      </w:r>
+      <w:r>
+        <w:rPr>
+          <w:b w:val="0"/>
+        </w:rPr>
+        <w:t xml:space="preserve"> is ______. One limit is ______.</w:t>
+      </w:r>
+    </w:p>
+    <w:p>
+      <w:pPr>
+        <w:pStyle w:val="Heading3"/>
+      </w:pPr>
+      <w:r>
         <w:t>A closer explanation</w:t>
       </w:r>
     </w:p>
     <w:p>
-      <w:r>
-        <w:t>A final value does not reveal every step that produced it. Starting at 10, adding 2 then subtracting 2 reports 10. Adding 4 then subtracting 4 also reports 10. The intermediate states differ. If a task requires a particular procedure, the final answer alone cannot establish that the required steps were followed.</w:t>
-      </w:r>
-    </w:p>
-    <w:p>
-      <w:r>
-        <w:t>Before running an algorithm, state its initial values, the meaning and order of each instruction, and when to report and stop. Our short procedures stop after their listed steps. A correct trace shows what those instructions do for the given start; it does not establish that the procedure solves every possible task or that a real-world display was measured correctly.</w:t>
-      </w:r>
-    </w:p>
-    <w:p>
       <w:pPr>
         <w:pStyle w:val="Heading3"/>
       </w:pPr>
       <w:r>
+        <w:t>Check the claim against the facts</w:t>
+      </w:r>
+    </w:p>
+    <w:p>
+      <w:pPr>
+        <w:spacing w:line="336" w:lineRule="auto" w:after="180"/>
+        <w:shd w:fill="FFF5E6"/>
+      </w:pPr>
+      <w:r>
+        <w:rPr>
+          <w:b w:val="0"/>
+        </w:rPr>
+        <w:t xml:space="preserve">A final value does not reveal every </w:t>
+      </w:r>
+      <w:r>
+        <w:rPr>
+          <w:b/>
+        </w:rPr>
+        <w:t>step</w:t>
+      </w:r>
+      <w:r>
+        <w:rPr>
+          <w:b w:val="0"/>
+        </w:rPr>
+        <w:t xml:space="preserve"> that produced it. Starting at 10, adding 2 then subtracting 2 reports 10. Adding 4 then subtracting 4 also reports 10. The intermediate </w:t>
+      </w:r>
+      <w:r>
+        <w:rPr>
+          <w:b/>
+        </w:rPr>
+        <w:t>state</w:t>
+      </w:r>
+      <w:r>
+        <w:rPr>
+          <w:b w:val="0"/>
+        </w:rPr>
+        <w:t>s differ.</w:t>
+      </w:r>
+    </w:p>
+    <w:p>
+      <w:pPr>
+        <w:spacing w:line="336" w:lineRule="auto" w:after="180"/>
+        <w:shd w:fill="FFF5E6"/>
+      </w:pPr>
+      <w:r>
+        <w:rPr>
+          <w:b w:val="0"/>
+        </w:rPr>
+        <w:t xml:space="preserve">If a task requires a particular procedure, the final answer alone cannot establish that the required </w:t>
+      </w:r>
+      <w:r>
+        <w:rPr>
+          <w:b/>
+        </w:rPr>
+        <w:t>step</w:t>
+      </w:r>
+      <w:r>
+        <w:rPr>
+          <w:b w:val="0"/>
+        </w:rPr>
+        <w:t>s were followed.</w:t>
+      </w:r>
+    </w:p>
+    <w:p>
+      <w:pPr>
+        <w:pStyle w:val="Heading3"/>
+      </w:pPr>
+      <w:r>
+        <w:t>Check the claim against the facts</w:t>
+      </w:r>
+    </w:p>
+    <w:p>
+      <w:pPr>
+        <w:spacing w:line="336" w:lineRule="auto" w:after="180"/>
+        <w:shd w:fill="FFF5E6"/>
+      </w:pPr>
+      <w:r>
+        <w:rPr>
+          <w:b w:val="0"/>
+        </w:rPr>
+        <w:t xml:space="preserve">Before running an </w:t>
+      </w:r>
+      <w:r>
+        <w:rPr>
+          <w:b/>
+        </w:rPr>
+        <w:t>algorithm</w:t>
+      </w:r>
+      <w:r>
+        <w:rPr>
+          <w:b w:val="0"/>
+        </w:rPr>
+        <w:t xml:space="preserve">, </w:t>
+      </w:r>
+      <w:r>
+        <w:rPr>
+          <w:b/>
+        </w:rPr>
+        <w:t>state</w:t>
+      </w:r>
+      <w:r>
+        <w:rPr>
+          <w:b w:val="0"/>
+        </w:rPr>
+        <w:t xml:space="preserve"> its initial values, the meaning and order of each instruction, and when to report and stop. Our short procedures stop after their listed </w:t>
+      </w:r>
+      <w:r>
+        <w:rPr>
+          <w:b/>
+        </w:rPr>
+        <w:t>step</w:t>
+      </w:r>
+      <w:r>
+        <w:rPr>
+          <w:b w:val="0"/>
+        </w:rPr>
+        <w:t>s.</w:t>
+      </w:r>
+    </w:p>
+    <w:p>
+      <w:pPr>
+        <w:spacing w:line="336" w:lineRule="auto" w:after="180"/>
+        <w:shd w:fill="FFF5E6"/>
+      </w:pPr>
+      <w:r>
+        <w:rPr>
+          <w:b w:val="0"/>
+        </w:rPr>
+        <w:t xml:space="preserve">A correct </w:t>
+      </w:r>
+      <w:r>
+        <w:rPr>
+          <w:b/>
+        </w:rPr>
+        <w:t>trace</w:t>
+      </w:r>
+      <w:r>
+        <w:rPr>
+          <w:b w:val="0"/>
+        </w:rPr>
+        <w:t xml:space="preserve"> shows what those instructions do for the given start; it does not establish that the procedure solves every possible task or that a real-world display was measured correctly.</w:t>
+      </w:r>
+    </w:p>
+    <w:p>
+      <w:pPr>
+        <w:pStyle w:val="Heading3"/>
+      </w:pPr>
+      <w:r>
         <w:t>Two learners use the same instruction list but report different final scores. Name two things to compare before deciding which trace is wrong, and explain how a trace helps</w:t>
       </w:r>
     </w:p>
@@ -2210,6 +4121,17 @@
     </w:p>
     <w:p>
       <w:r>
+        <w:t>Practise Algorithms as Recipes with support, then explain the deciding step in your own words.</w:t>
+      </w:r>
+    </w:p>
+    <w:p>
+      <w:pPr>
+        <w:spacing w:line="336" w:lineRule="auto" w:after="180"/>
+      </w:pPr>
+      <w:r>
+        <w:rPr>
+          <w:b/>
+        </w:rPr>
         <w:t>GUIDED PRACTICE</w:t>
       </w:r>
     </w:p>
@@ -2222,7 +4144,13 @@
       </w:r>
     </w:p>
     <w:p>
-      <w:r>
+      <w:pPr>
+        <w:spacing w:line="336" w:lineRule="auto" w:after="180"/>
+      </w:pPr>
+      <w:r>
+        <w:rPr>
+          <w:b w:val="0"/>
+        </w:rPr>
         <w:t>Use support now so you can succeed independently later.</w:t>
       </w:r>
     </w:p>
@@ -2263,46 +4191,222 @@
       </w:r>
     </w:p>
     <w:p>
-      <w:r>
-        <w:t>Explain how the picture story demonstrates this idea: An algorithm is an ordered, testable procedure, with or without code.</w:t>
-      </w:r>
-    </w:p>
-    <w:p>
-      <w:r>
-        <w:t>Use a fresh example to explain algorithm.</w:t>
-      </w:r>
-    </w:p>
-    <w:p>
-      <w:r>
-        <w:t>Trace a new input → process → output example.</w:t>
-      </w:r>
-    </w:p>
-    <w:p>
-      <w:r>
-        <w:t>Find and repair the error in: An algorithm must be written in a programming language.</w:t>
-      </w:r>
-    </w:p>
-    <w:p>
-      <w:r>
+      <w:pPr>
+        <w:spacing w:line="336" w:lineRule="auto" w:after="180"/>
+      </w:pPr>
+      <w:r>
+        <w:rPr>
+          <w:b w:val="0"/>
+        </w:rPr>
+        <w:t xml:space="preserve">Explain how the picture story demonstrates this idea: An </w:t>
+      </w:r>
+      <w:r>
+        <w:rPr>
+          <w:b/>
+        </w:rPr>
+        <w:t>algorithm</w:t>
+      </w:r>
+      <w:r>
+        <w:rPr>
+          <w:b w:val="0"/>
+        </w:rPr>
+        <w:t xml:space="preserve"> is an ordered, testable procedure, with or without code.</w:t>
+      </w:r>
+    </w:p>
+    <w:p>
+      <w:pPr>
+        <w:spacing w:line="336" w:lineRule="auto" w:after="180"/>
+      </w:pPr>
+      <w:r>
+        <w:rPr>
+          <w:b w:val="0"/>
+        </w:rPr>
+        <w:t xml:space="preserve">Use a fresh example to explain </w:t>
+      </w:r>
+      <w:r>
+        <w:rPr>
+          <w:b/>
+        </w:rPr>
+        <w:t>algorithm</w:t>
+      </w:r>
+      <w:r>
+        <w:rPr>
+          <w:b w:val="0"/>
+        </w:rPr>
+        <w:t>.</w:t>
+      </w:r>
+    </w:p>
+    <w:p>
+      <w:pPr>
+        <w:spacing w:line="336" w:lineRule="auto" w:after="180"/>
+      </w:pPr>
+      <w:r>
+        <w:rPr>
+          <w:b/>
+        </w:rPr>
+        <w:t>Trace</w:t>
+      </w:r>
+      <w:r>
+        <w:rPr>
+          <w:b w:val="0"/>
+        </w:rPr>
+        <w:t xml:space="preserve"> a new </w:t>
+      </w:r>
+      <w:r>
+        <w:rPr>
+          <w:b/>
+        </w:rPr>
+        <w:t>input</w:t>
+      </w:r>
+      <w:r>
+        <w:rPr>
+          <w:b w:val="0"/>
+        </w:rPr>
+        <w:t xml:space="preserve"> → </w:t>
+      </w:r>
+      <w:r>
+        <w:rPr>
+          <w:b/>
+        </w:rPr>
+        <w:t>process</w:t>
+      </w:r>
+      <w:r>
+        <w:rPr>
+          <w:b w:val="0"/>
+        </w:rPr>
+        <w:t xml:space="preserve"> → </w:t>
+      </w:r>
+      <w:r>
+        <w:rPr>
+          <w:b/>
+        </w:rPr>
+        <w:t>output</w:t>
+      </w:r>
+      <w:r>
+        <w:rPr>
+          <w:b w:val="0"/>
+        </w:rPr>
+        <w:t xml:space="preserve"> example.</w:t>
+      </w:r>
+    </w:p>
+    <w:p>
+      <w:pPr>
+        <w:spacing w:line="336" w:lineRule="auto" w:after="180"/>
+      </w:pPr>
+      <w:r>
+        <w:rPr>
+          <w:b w:val="0"/>
+        </w:rPr>
+        <w:t xml:space="preserve">Find and repair the error in: An </w:t>
+      </w:r>
+      <w:r>
+        <w:rPr>
+          <w:b/>
+        </w:rPr>
+        <w:t>algorithm</w:t>
+      </w:r>
+      <w:r>
+        <w:rPr>
+          <w:b w:val="0"/>
+        </w:rPr>
+        <w:t xml:space="preserve"> must be written in a programming language.</w:t>
+      </w:r>
+    </w:p>
+    <w:p>
+      <w:pPr>
+        <w:spacing w:line="336" w:lineRule="auto" w:after="180"/>
+      </w:pPr>
+      <w:r>
+        <w:rPr>
+          <w:b w:val="0"/>
+        </w:rPr>
         <w:t>Invent one edge case and name the safe response.</w:t>
       </w:r>
     </w:p>
     <w:p>
-      <w:r>
-        <w:t>PARTNER CHECK  Point to the evidence. Do not accept an answer that only repeats the vocabulary word.</w:t>
-      </w:r>
-    </w:p>
-    <w:p>
       <w:pPr>
         <w:pStyle w:val="Heading3"/>
       </w:pPr>
       <w:r>
+        <w:t>Check with a partner</w:t>
+      </w:r>
+    </w:p>
+    <w:p>
+      <w:pPr>
+        <w:spacing w:line="336" w:lineRule="auto" w:after="180"/>
+        <w:shd w:fill="F5F1FB"/>
+      </w:pPr>
+      <w:r>
+        <w:rPr>
+          <w:b w:val="0"/>
+        </w:rPr>
+        <w:t xml:space="preserve">PARTNER CHECK  Point to the </w:t>
+      </w:r>
+      <w:r>
+        <w:rPr>
+          <w:b/>
+        </w:rPr>
+        <w:t>evidence</w:t>
+      </w:r>
+      <w:r>
+        <w:rPr>
+          <w:b w:val="0"/>
+        </w:rPr>
+        <w:t>. Do not accept an answer that only repeats the vocabulary word.</w:t>
+      </w:r>
+    </w:p>
+    <w:p>
+      <w:pPr>
+        <w:pStyle w:val="Heading3"/>
+      </w:pPr>
+      <w:r>
         <w:t>A closer explanation</w:t>
       </w:r>
     </w:p>
     <w:p>
-      <w:r>
-        <w:t>A learner traces the score procedure as 4, 7, 8, 6. The first update is correct: 4 plus 3 is 7. The first error is the next update: double should use the current 7 and produce 14, but the learner doubled the starting 4. Correct that step and recompute the later subtraction, giving 12. Changing only the final answer would hide the faulty reasoning.</w:t>
+      <w:pPr>
+        <w:spacing w:line="336" w:lineRule="auto" w:after="180"/>
+      </w:pPr>
+      <w:r>
+        <w:rPr>
+          <w:b w:val="0"/>
+        </w:rPr>
+        <w:t xml:space="preserve">A learner </w:t>
+      </w:r>
+      <w:r>
+        <w:rPr>
+          <w:b/>
+        </w:rPr>
+        <w:t>trace</w:t>
+      </w:r>
+      <w:r>
+        <w:rPr>
+          <w:b w:val="0"/>
+        </w:rPr>
+        <w:t>s the score procedure as 4, 7, 8, 6. The first update is correct: 4 plus 3 is 7. The first error is the next update: double should use the current 7 and produce 14, but the learner doubled the starting 4.</w:t>
+      </w:r>
+    </w:p>
+    <w:p>
+      <w:pPr>
+        <w:spacing w:line="336" w:lineRule="auto" w:after="180"/>
+      </w:pPr>
+      <w:r>
+        <w:rPr>
+          <w:b w:val="0"/>
+        </w:rPr>
+        <w:t xml:space="preserve">Correct that </w:t>
+      </w:r>
+      <w:r>
+        <w:rPr>
+          <w:b/>
+        </w:rPr>
+        <w:t>step</w:t>
+      </w:r>
+      <w:r>
+        <w:rPr>
+          <w:b w:val="0"/>
+        </w:rPr>
+        <w:t xml:space="preserve"> and recompute the later subtraction, giving 12. Changing only the final answer would hide the faulty reasoning.</w:t>
       </w:r>
     </w:p>
     <w:p>
@@ -2344,8 +4448,73 @@
       </w:r>
     </w:p>
     <w:p>
-      <w:r>
-        <w:t>If two traces disagree, compare the initial state before blaming an instruction. If the starting values match, compare the states in order and stop at the first difference. Check the instruction used there, repair it if needed, and continue from the corrected state.</w:t>
+      <w:pPr>
+        <w:spacing w:line="336" w:lineRule="auto" w:after="180"/>
+      </w:pPr>
+      <w:r>
+        <w:rPr>
+          <w:b w:val="0"/>
+        </w:rPr>
+        <w:t xml:space="preserve">If two </w:t>
+      </w:r>
+      <w:r>
+        <w:rPr>
+          <w:b/>
+        </w:rPr>
+        <w:t>trace</w:t>
+      </w:r>
+      <w:r>
+        <w:rPr>
+          <w:b w:val="0"/>
+        </w:rPr>
+        <w:t xml:space="preserve">s disagree, compare the </w:t>
+      </w:r>
+      <w:r>
+        <w:rPr>
+          <w:b/>
+        </w:rPr>
+        <w:t>initial state</w:t>
+      </w:r>
+      <w:r>
+        <w:rPr>
+          <w:b w:val="0"/>
+        </w:rPr>
+        <w:t xml:space="preserve"> before blaming an instruction. If the starting values match, compare the </w:t>
+      </w:r>
+      <w:r>
+        <w:rPr>
+          <w:b/>
+        </w:rPr>
+        <w:t>state</w:t>
+      </w:r>
+      <w:r>
+        <w:rPr>
+          <w:b w:val="0"/>
+        </w:rPr>
+        <w:t>s in order and stop at the first difference.</w:t>
+      </w:r>
+    </w:p>
+    <w:p>
+      <w:pPr>
+        <w:spacing w:line="336" w:lineRule="auto" w:after="180"/>
+      </w:pPr>
+      <w:r>
+        <w:rPr>
+          <w:b w:val="0"/>
+        </w:rPr>
+        <w:t xml:space="preserve">Check the instruction used there, repair it if needed, and continue from the corrected </w:t>
+      </w:r>
+      <w:r>
+        <w:rPr>
+          <w:b/>
+        </w:rPr>
+        <w:t>state</w:t>
+      </w:r>
+      <w:r>
+        <w:rPr>
+          <w:b w:val="0"/>
+        </w:rPr>
+        <w:t>.</w:t>
       </w:r>
     </w:p>
     <w:p>
@@ -2357,8 +4526,74 @@
       </w:r>
     </w:p>
     <w:p>
-      <w:r>
-        <w:t>Use workbook W2 for the connected example “Algorithms and changing state”. First fill the input and rule boxes. Try the middle steps before asking for a hint. After a hint, try the next step yourself.</w:t>
+      <w:pPr>
+        <w:spacing w:line="336" w:lineRule="auto" w:after="180"/>
+      </w:pPr>
+      <w:r>
+        <w:rPr>
+          <w:b w:val="0"/>
+        </w:rPr>
+        <w:t>Use workbook W2 for the connected example “</w:t>
+      </w:r>
+      <w:r>
+        <w:rPr>
+          <w:b/>
+        </w:rPr>
+        <w:t>Algorithm</w:t>
+      </w:r>
+      <w:r>
+        <w:rPr>
+          <w:b w:val="0"/>
+        </w:rPr>
+        <w:t xml:space="preserve">s and changing </w:t>
+      </w:r>
+      <w:r>
+        <w:rPr>
+          <w:b/>
+        </w:rPr>
+        <w:t>state</w:t>
+      </w:r>
+      <w:r>
+        <w:rPr>
+          <w:b w:val="0"/>
+        </w:rPr>
+        <w:t xml:space="preserve">”. First fill the </w:t>
+      </w:r>
+      <w:r>
+        <w:rPr>
+          <w:b/>
+        </w:rPr>
+        <w:t>input</w:t>
+      </w:r>
+      <w:r>
+        <w:rPr>
+          <w:b w:val="0"/>
+        </w:rPr>
+        <w:t xml:space="preserve"> and rule boxes. Try the middle </w:t>
+      </w:r>
+      <w:r>
+        <w:rPr>
+          <w:b/>
+        </w:rPr>
+        <w:t>step</w:t>
+      </w:r>
+      <w:r>
+        <w:rPr>
+          <w:b w:val="0"/>
+        </w:rPr>
+        <w:t xml:space="preserve">s before asking for a hint. After a hint, try the next </w:t>
+      </w:r>
+      <w:r>
+        <w:rPr>
+          <w:b/>
+        </w:rPr>
+        <w:t>step</w:t>
+      </w:r>
+      <w:r>
+        <w:rPr>
+          <w:b w:val="0"/>
+        </w:rPr>
+        <w:t xml:space="preserve"> yourself.</w:t>
       </w:r>
     </w:p>
     <w:tbl>
@@ -2441,8 +4676,38 @@
       </w:tr>
     </w:tbl>
     <w:p>
-      <w:r>
-        <w:t>Explain your trace to a partner. Your partner points to one step to check. Swap roles on the next case. Each person writes their own explanation.</w:t>
+      <w:pPr>
+        <w:spacing w:line="336" w:lineRule="auto" w:after="180"/>
+      </w:pPr>
+      <w:r>
+        <w:rPr>
+          <w:b w:val="0"/>
+        </w:rPr>
+        <w:t xml:space="preserve">Explain your </w:t>
+      </w:r>
+      <w:r>
+        <w:rPr>
+          <w:b/>
+        </w:rPr>
+        <w:t>trace</w:t>
+      </w:r>
+      <w:r>
+        <w:rPr>
+          <w:b w:val="0"/>
+        </w:rPr>
+        <w:t xml:space="preserve"> to a partner. Your partner points to one </w:t>
+      </w:r>
+      <w:r>
+        <w:rPr>
+          <w:b/>
+        </w:rPr>
+        <w:t>step</w:t>
+      </w:r>
+      <w:r>
+        <w:rPr>
+          <w:b w:val="0"/>
+        </w:rPr>
+        <w:t xml:space="preserve"> to check. Swap roles on the next case. Each person writes their own explanation.</w:t>
       </w:r>
     </w:p>
     <w:p>
@@ -2454,13 +4719,84 @@
       </w:r>
     </w:p>
     <w:p>
-      <w:r>
-        <w:t>Use the worked case for Algorithms and changing state. Proposed explanation: “Every instruction uses the original number”. Decide whether this explanation is supported. Point to the step or supplied fact that decides; explain your repair if needed.</w:t>
-      </w:r>
-    </w:p>
-    <w:p>
-      <w:r>
-        <w:t>Answer on your own before discussion. If you are unsure, say which step you need help with.</w:t>
+      <w:pPr>
+        <w:spacing w:line="336" w:lineRule="auto" w:after="180"/>
+      </w:pPr>
+      <w:r>
+        <w:rPr>
+          <w:b w:val="0"/>
+        </w:rPr>
+        <w:t xml:space="preserve">Use the worked case for </w:t>
+      </w:r>
+      <w:r>
+        <w:rPr>
+          <w:b/>
+        </w:rPr>
+        <w:t>Algorithm</w:t>
+      </w:r>
+      <w:r>
+        <w:rPr>
+          <w:b w:val="0"/>
+        </w:rPr>
+        <w:t xml:space="preserve">s and changing </w:t>
+      </w:r>
+      <w:r>
+        <w:rPr>
+          <w:b/>
+        </w:rPr>
+        <w:t>state</w:t>
+      </w:r>
+      <w:r>
+        <w:rPr>
+          <w:b w:val="0"/>
+        </w:rPr>
+        <w:t>. Proposed explanation: “Every instruction uses the original number”. Decide whether this explanation is supported.</w:t>
+      </w:r>
+    </w:p>
+    <w:p>
+      <w:pPr>
+        <w:spacing w:line="336" w:lineRule="auto" w:after="180"/>
+      </w:pPr>
+      <w:r>
+        <w:rPr>
+          <w:b w:val="0"/>
+        </w:rPr>
+        <w:t xml:space="preserve">Point to the </w:t>
+      </w:r>
+      <w:r>
+        <w:rPr>
+          <w:b/>
+        </w:rPr>
+        <w:t>step</w:t>
+      </w:r>
+      <w:r>
+        <w:rPr>
+          <w:b w:val="0"/>
+        </w:rPr>
+        <w:t xml:space="preserve"> or supplied fact that decides; explain your repair if needed.</w:t>
+      </w:r>
+    </w:p>
+    <w:p>
+      <w:pPr>
+        <w:spacing w:line="336" w:lineRule="auto" w:after="180"/>
+      </w:pPr>
+      <w:r>
+        <w:rPr>
+          <w:b w:val="0"/>
+        </w:rPr>
+        <w:t xml:space="preserve">Answer on your own before discussion. If you are unsure, say which </w:t>
+      </w:r>
+      <w:r>
+        <w:rPr>
+          <w:b/>
+        </w:rPr>
+        <w:t>step</w:t>
+      </w:r>
+      <w:r>
+        <w:rPr>
+          <w:b w:val="0"/>
+        </w:rPr>
+        <w:t xml:space="preserve"> you need help with.</w:t>
       </w:r>
     </w:p>
     <w:p>
@@ -2472,7 +4808,13 @@
       </w:r>
     </w:p>
     <w:p>
-      <w:r>
+      <w:pPr>
+        <w:spacing w:line="336" w:lineRule="auto" w:after="180"/>
+      </w:pPr>
+      <w:r>
+        <w:rPr>
+          <w:b w:val="0"/>
+        </w:rPr>
         <w:t>Use the arrows to explain where the two zero-start runs first differ.</w:t>
       </w:r>
     </w:p>
@@ -2505,7 +4847,13 @@
       </w:r>
     </w:p>
     <w:p>
-      <w:r>
+      <w:pPr>
+        <w:spacing w:line="336" w:lineRule="auto" w:after="180"/>
+      </w:pPr>
+      <w:r>
+        <w:rPr>
+          <w:b w:val="0"/>
+        </w:rPr>
         <w:t>This is supported practice. Keep the separately named independent case for an attempt before feedback.</w:t>
       </w:r>
     </w:p>
@@ -2519,6 +4867,17 @@
     </w:p>
     <w:p>
       <w:r>
+        <w:t>Investigate Algorithms as Recipes. Record the prediction, actual observation or labelled paper trace, explanation and next test separately.</w:t>
+      </w:r>
+    </w:p>
+    <w:p>
+      <w:pPr>
+        <w:spacing w:line="336" w:lineRule="auto" w:after="180"/>
+      </w:pPr>
+      <w:r>
+        <w:rPr>
+          <w:b/>
+        </w:rPr>
         <w:t>EXPLORER LAB</w:t>
       </w:r>
     </w:p>
@@ -2531,8 +4890,26 @@
       </w:r>
     </w:p>
     <w:p>
-      <w:r>
-        <w:t>Predict first, test honestly, and explain what the evidence means.</w:t>
+      <w:pPr>
+        <w:spacing w:line="336" w:lineRule="auto" w:after="180"/>
+      </w:pPr>
+      <w:r>
+        <w:rPr>
+          <w:b w:val="0"/>
+        </w:rPr>
+        <w:t xml:space="preserve">Predict first, test honestly, and explain what the </w:t>
+      </w:r>
+      <w:r>
+        <w:rPr>
+          <w:b/>
+        </w:rPr>
+        <w:t>evidence</w:t>
+      </w:r>
+      <w:r>
+        <w:rPr>
+          <w:b w:val="0"/>
+        </w:rPr>
+        <w:t xml:space="preserve"> means.</w:t>
       </w:r>
     </w:p>
     <w:p>
@@ -2572,27 +4949,132 @@
       </w:r>
     </w:p>
     <w:p>
-      <w:r>
-        <w:t>State your prediction before the result is known.</w:t>
-      </w:r>
-    </w:p>
-    <w:p>
-      <w:r>
+      <w:pPr>
+        <w:pStyle w:val="Heading3"/>
+      </w:pPr>
+      <w:r>
+        <w:t>1. Predict</w:t>
+      </w:r>
+    </w:p>
+    <w:p>
+      <w:pPr>
+        <w:spacing w:line="336" w:lineRule="auto" w:after="180"/>
+        <w:shd w:fill="F4F9FC"/>
+      </w:pPr>
+      <w:r>
+        <w:rPr>
+          <w:b/>
+        </w:rPr>
+        <w:t>State</w:t>
+      </w:r>
+      <w:r>
+        <w:rPr>
+          <w:b w:val="0"/>
+        </w:rPr>
+        <w:t xml:space="preserve"> your </w:t>
+      </w:r>
+      <w:r>
+        <w:rPr>
+          <w:b/>
+        </w:rPr>
+        <w:t>prediction</w:t>
+      </w:r>
+      <w:r>
+        <w:rPr>
+          <w:b w:val="0"/>
+        </w:rPr>
+        <w:t xml:space="preserve"> before the result is known.</w:t>
+      </w:r>
+    </w:p>
+    <w:p>
+      <w:pPr>
+        <w:pStyle w:val="Heading3"/>
+      </w:pPr>
+      <w:r>
+        <w:t>2. Investigate</w:t>
+      </w:r>
+    </w:p>
+    <w:p>
+      <w:pPr>
+        <w:spacing w:line="336" w:lineRule="auto" w:after="180"/>
+        <w:shd w:fill="F4F9FC"/>
+      </w:pPr>
+      <w:r>
+        <w:rPr>
+          <w:b w:val="0"/>
+        </w:rPr>
         <w:t>Complete the task: Write directions for a paper robot to pack a bag.</w:t>
       </w:r>
     </w:p>
     <w:p>
-      <w:r>
+      <w:pPr>
+        <w:pStyle w:val="Heading3"/>
+      </w:pPr>
+      <w:r>
+        <w:t>3. Compare cases</w:t>
+      </w:r>
+    </w:p>
+    <w:p>
+      <w:pPr>
+        <w:spacing w:line="336" w:lineRule="auto" w:after="180"/>
+        <w:shd w:fill="F4F9FC"/>
+      </w:pPr>
+      <w:r>
+        <w:rPr>
+          <w:b w:val="0"/>
+        </w:rPr>
         <w:t>Keep a normal case and an edge case clearly separated.</w:t>
       </w:r>
     </w:p>
     <w:p>
-      <w:r>
-        <w:t>Record what happened—even when it does not match your prediction.</w:t>
-      </w:r>
-    </w:p>
-    <w:p>
-      <w:r>
+      <w:pPr>
+        <w:pStyle w:val="Heading3"/>
+      </w:pPr>
+      <w:r>
+        <w:t>4. Record honestly</w:t>
+      </w:r>
+    </w:p>
+    <w:p>
+      <w:pPr>
+        <w:spacing w:line="336" w:lineRule="auto" w:after="180"/>
+        <w:shd w:fill="F4F9FC"/>
+      </w:pPr>
+      <w:r>
+        <w:rPr>
+          <w:b w:val="0"/>
+        </w:rPr>
+        <w:t xml:space="preserve">Record what happened—even when it does not match your </w:t>
+      </w:r>
+      <w:r>
+        <w:rPr>
+          <w:b/>
+        </w:rPr>
+        <w:t>prediction</w:t>
+      </w:r>
+      <w:r>
+        <w:rPr>
+          <w:b w:val="0"/>
+        </w:rPr>
+        <w:t>.</w:t>
+      </w:r>
+    </w:p>
+    <w:p>
+      <w:pPr>
+        <w:pStyle w:val="Heading3"/>
+      </w:pPr>
+      <w:r>
+        <w:t>5. Explain and plan the next test</w:t>
+      </w:r>
+    </w:p>
+    <w:p>
+      <w:pPr>
+        <w:spacing w:line="336" w:lineRule="auto" w:after="180"/>
+        <w:shd w:fill="F4F9FC"/>
+      </w:pPr>
+      <w:r>
+        <w:rPr>
+          <w:b w:val="0"/>
+        </w:rPr>
         <w:t>Explain the result, one limitation, and the next useful test.</w:t>
       </w:r>
     </w:p>
@@ -2727,7 +5209,22 @@
       </w:tr>
     </w:tbl>
     <w:p>
-      <w:r>
+      <w:pPr>
+        <w:pStyle w:val="Heading3"/>
+      </w:pPr>
+      <w:r>
+        <w:t>Use a fresh case after support</w:t>
+      </w:r>
+    </w:p>
+    <w:p>
+      <w:pPr>
+        <w:spacing w:line="336" w:lineRule="auto" w:after="180"/>
+        <w:shd w:fill="FFF5E6"/>
+      </w:pPr>
+      <w:r>
+        <w:rPr>
+          <w:b w:val="0"/>
+        </w:rPr>
         <w:t>INDEPENDENCE  After support is removed, repeat the proof with a fresh case.</w:t>
       </w:r>
     </w:p>
@@ -2740,8 +5237,38 @@
       </w:r>
     </w:p>
     <w:p>
-      <w:r>
-        <w:t>Before trying: what do I expect, and why? While trying: which step could first go wrong? Afterwards: what did I actually observe, and what should change? Keep “not run” if you only traced the procedure.</w:t>
+      <w:pPr>
+        <w:spacing w:line="336" w:lineRule="auto" w:after="180"/>
+      </w:pPr>
+      <w:r>
+        <w:rPr>
+          <w:b w:val="0"/>
+        </w:rPr>
+        <w:t xml:space="preserve">Before trying: what do I expect, and why? While trying: which </w:t>
+      </w:r>
+      <w:r>
+        <w:rPr>
+          <w:b/>
+        </w:rPr>
+        <w:t>step</w:t>
+      </w:r>
+      <w:r>
+        <w:rPr>
+          <w:b w:val="0"/>
+        </w:rPr>
+        <w:t xml:space="preserve"> could first go wrong? Afterwards: what did I actually observe, and what should change? Keep “not run” if you only </w:t>
+      </w:r>
+      <w:r>
+        <w:rPr>
+          <w:b/>
+        </w:rPr>
+        <w:t>trace</w:t>
+      </w:r>
+      <w:r>
+        <w:rPr>
+          <w:b w:val="0"/>
+        </w:rPr>
+        <w:t>d the procedure.</w:t>
       </w:r>
     </w:p>
     <w:p>
@@ -2754,6 +5281,17 @@
     </w:p>
     <w:p>
       <w:r>
+        <w:t>Move from recall to tracing, diagnosis and transfer in Algorithms as Recipes. Explain why each step is justified.</w:t>
+      </w:r>
+    </w:p>
+    <w:p>
+      <w:pPr>
+        <w:spacing w:line="336" w:lineRule="auto" w:after="180"/>
+      </w:pPr>
+      <w:r>
+        <w:rPr>
+          <w:b/>
+        </w:rPr>
         <w:t>PRACTICE LADDER</w:t>
       </w:r>
     </w:p>
@@ -2766,8 +5304,26 @@
       </w:r>
     </w:p>
     <w:p>
-      <w:r>
-        <w:t>Each step asks for a stronger kind of understanding.</w:t>
+      <w:pPr>
+        <w:spacing w:line="336" w:lineRule="auto" w:after="180"/>
+      </w:pPr>
+      <w:r>
+        <w:rPr>
+          <w:b w:val="0"/>
+        </w:rPr>
+        <w:t xml:space="preserve">Each </w:t>
+      </w:r>
+      <w:r>
+        <w:rPr>
+          <w:b/>
+        </w:rPr>
+        <w:t>step</w:t>
+      </w:r>
+      <w:r>
+        <w:rPr>
+          <w:b w:val="0"/>
+        </w:rPr>
+        <w:t xml:space="preserve"> asks for a stronger kind of understanding.</w:t>
       </w:r>
     </w:p>
     <w:p>
@@ -2807,42 +5363,196 @@
       </w:r>
     </w:p>
     <w:p>
-      <w:r>
-        <w:t>RECALL  Define algorithm.</w:t>
-      </w:r>
-    </w:p>
-    <w:p>
-      <w:r>
-        <w:t>EXPLAIN  An algorithm is an ordered, testable procedure, with or without code.</w:t>
-      </w:r>
-    </w:p>
-    <w:p>
-      <w:r>
-        <w:t>TRACE  Show the input, process, and output.</w:t>
-      </w:r>
-    </w:p>
-    <w:p>
-      <w:r>
+      <w:pPr>
+        <w:spacing w:line="336" w:lineRule="auto" w:after="180"/>
+        <w:shd w:fill="F4F9FC"/>
+      </w:pPr>
+      <w:r>
+        <w:rPr>
+          <w:b w:val="0"/>
+        </w:rPr>
+        <w:t xml:space="preserve">RECALL  Define </w:t>
+      </w:r>
+      <w:r>
+        <w:rPr>
+          <w:b/>
+        </w:rPr>
+        <w:t>algorithm</w:t>
+      </w:r>
+      <w:r>
+        <w:rPr>
+          <w:b w:val="0"/>
+        </w:rPr>
+        <w:t>.</w:t>
+      </w:r>
+    </w:p>
+    <w:p>
+      <w:pPr>
+        <w:spacing w:line="336" w:lineRule="auto" w:after="180"/>
+        <w:shd w:fill="F4F9FC"/>
+      </w:pPr>
+      <w:r>
+        <w:rPr>
+          <w:b w:val="0"/>
+        </w:rPr>
+        <w:t xml:space="preserve">EXPLAIN  An </w:t>
+      </w:r>
+      <w:r>
+        <w:rPr>
+          <w:b/>
+        </w:rPr>
+        <w:t>algorithm</w:t>
+      </w:r>
+      <w:r>
+        <w:rPr>
+          <w:b w:val="0"/>
+        </w:rPr>
+        <w:t xml:space="preserve"> is an ordered, testable procedure, with or without code.</w:t>
+      </w:r>
+    </w:p>
+    <w:p>
+      <w:pPr>
+        <w:spacing w:line="336" w:lineRule="auto" w:after="180"/>
+        <w:shd w:fill="F4F9FC"/>
+      </w:pPr>
+      <w:r>
+        <w:rPr>
+          <w:b/>
+        </w:rPr>
+        <w:t>TRACE</w:t>
+      </w:r>
+      <w:r>
+        <w:rPr>
+          <w:b w:val="0"/>
+        </w:rPr>
+        <w:t xml:space="preserve">  Show the </w:t>
+      </w:r>
+      <w:r>
+        <w:rPr>
+          <w:b/>
+        </w:rPr>
+        <w:t>input</w:t>
+      </w:r>
+      <w:r>
+        <w:rPr>
+          <w:b w:val="0"/>
+        </w:rPr>
+        <w:t xml:space="preserve">, </w:t>
+      </w:r>
+      <w:r>
+        <w:rPr>
+          <w:b/>
+        </w:rPr>
+        <w:t>process</w:t>
+      </w:r>
+      <w:r>
+        <w:rPr>
+          <w:b w:val="0"/>
+        </w:rPr>
+        <w:t xml:space="preserve">, and </w:t>
+      </w:r>
+      <w:r>
+        <w:rPr>
+          <w:b/>
+        </w:rPr>
+        <w:t>output</w:t>
+      </w:r>
+      <w:r>
+        <w:rPr>
+          <w:b w:val="0"/>
+        </w:rPr>
+        <w:t>.</w:t>
+      </w:r>
+    </w:p>
+    <w:p>
+      <w:pPr>
+        <w:spacing w:line="336" w:lineRule="auto" w:after="180"/>
+        <w:shd w:fill="F4F9FC"/>
+      </w:pPr>
+      <w:r>
+        <w:rPr>
+          <w:b w:val="0"/>
+        </w:rPr>
         <w:t>DIAGNOSE  Repair: People will know what I meant.</w:t>
       </w:r>
     </w:p>
     <w:p>
-      <w:r>
+      <w:pPr>
+        <w:spacing w:line="336" w:lineRule="auto" w:after="180"/>
+        <w:shd w:fill="F4F9FC"/>
+      </w:pPr>
+      <w:r>
+        <w:rPr>
+          <w:b w:val="0"/>
+        </w:rPr>
         <w:t>TRANSFER  Apply the idea to a new home or classroom case.</w:t>
       </w:r>
     </w:p>
     <w:p>
-      <w:r>
+      <w:pPr>
+        <w:spacing w:line="336" w:lineRule="auto" w:after="180"/>
+        <w:shd w:fill="F4F9FC"/>
+      </w:pPr>
+      <w:r>
+        <w:rPr>
+          <w:b w:val="0"/>
+        </w:rPr>
         <w:t>CREATE  Design one revealing test.</w:t>
       </w:r>
     </w:p>
     <w:p>
-      <w:r>
-        <w:t>DEFEND  Give a claim, evidence, mechanism, limit, and safe action.</w:t>
-      </w:r>
-    </w:p>
-    <w:p>
-      <w:r>
+      <w:pPr>
+        <w:spacing w:line="336" w:lineRule="auto" w:after="180"/>
+        <w:shd w:fill="F4F9FC"/>
+      </w:pPr>
+      <w:r>
+        <w:rPr>
+          <w:b w:val="0"/>
+        </w:rPr>
+        <w:t xml:space="preserve">DEFEND  Give a claim, </w:t>
+      </w:r>
+      <w:r>
+        <w:rPr>
+          <w:b/>
+        </w:rPr>
+        <w:t>evidence</w:t>
+      </w:r>
+      <w:r>
+        <w:rPr>
+          <w:b w:val="0"/>
+        </w:rPr>
+        <w:t xml:space="preserve">, </w:t>
+      </w:r>
+      <w:r>
+        <w:rPr>
+          <w:b/>
+        </w:rPr>
+        <w:t>mechanism</w:t>
+      </w:r>
+      <w:r>
+        <w:rPr>
+          <w:b w:val="0"/>
+        </w:rPr>
+        <w:t>, limit, and safe action.</w:t>
+      </w:r>
+    </w:p>
+    <w:p>
+      <w:pPr>
+        <w:pStyle w:val="Heading3"/>
+      </w:pPr>
+      <w:r>
+        <w:t>When to retry</w:t>
+      </w:r>
+    </w:p>
+    <w:p>
+      <w:pPr>
+        <w:spacing w:line="336" w:lineRule="auto" w:after="180"/>
+        <w:shd w:fill="F1F6F8"/>
+      </w:pPr>
+      <w:r>
+        <w:rPr>
+          <w:b w:val="0"/>
+        </w:rPr>
         <w:t>RETRY RULE  A coached answer becomes mastery only after you solve a different case independently.</w:t>
       </w:r>
     </w:p>
@@ -2856,6 +5566,17 @@
     </w:p>
     <w:p>
       <w:r>
+        <w:t>Apply this week’s idea to Helpful Classroom Sorter. Keep an annotated decision and the evidence supporting it.</w:t>
+      </w:r>
+    </w:p>
+    <w:p>
+      <w:pPr>
+        <w:spacing w:line="336" w:lineRule="auto" w:after="180"/>
+      </w:pPr>
+      <w:r>
+        <w:rPr>
+          <w:b/>
+        </w:rPr>
         <w:t>PROJECT</w:t>
       </w:r>
     </w:p>
@@ -2868,8 +5589,26 @@
       </w:r>
     </w:p>
     <w:p>
-      <w:r>
-        <w:t>Build one coherent system across the year, one evidence-based decision at a time.</w:t>
+      <w:pPr>
+        <w:spacing w:line="336" w:lineRule="auto" w:after="180"/>
+      </w:pPr>
+      <w:r>
+        <w:rPr>
+          <w:b w:val="0"/>
+        </w:rPr>
+        <w:t xml:space="preserve">Build one coherent system across the year, one </w:t>
+      </w:r>
+      <w:r>
+        <w:rPr>
+          <w:b/>
+        </w:rPr>
+        <w:t>evidence</w:t>
+      </w:r>
+      <w:r>
+        <w:rPr>
+          <w:b w:val="0"/>
+        </w:rPr>
+        <w:t>-based decision at a time.</w:t>
       </w:r>
     </w:p>
     <w:p>
@@ -2909,32 +5648,98 @@
       </w:r>
     </w:p>
     <w:p>
-      <w:r>
-        <w:t>THIS WEEK'S CHECKPOINT  Write the first executable sorting algorithm for one easy item before adding branches or AI.</w:t>
-      </w:r>
-    </w:p>
-    <w:p>
-      <w:r>
+      <w:pPr>
+        <w:spacing w:line="336" w:lineRule="auto" w:after="180"/>
+        <w:shd w:fill="EDF7F3"/>
+      </w:pPr>
+      <w:r>
+        <w:rPr>
+          <w:b w:val="0"/>
+        </w:rPr>
+        <w:t xml:space="preserve">THIS WEEK'S CHECKPOINT  Write the first executable sorting </w:t>
+      </w:r>
+      <w:r>
+        <w:rPr>
+          <w:b/>
+        </w:rPr>
+        <w:t>algorithm</w:t>
+      </w:r>
+      <w:r>
+        <w:rPr>
+          <w:b w:val="0"/>
+        </w:rPr>
+        <w:t xml:space="preserve"> for one easy item before adding branches or AI.</w:t>
+      </w:r>
+    </w:p>
+    <w:p>
+      <w:pPr>
+        <w:spacing w:line="336" w:lineRule="auto" w:after="180"/>
+        <w:shd w:fill="F5F1FB"/>
+      </w:pPr>
+      <w:r>
+        <w:rPr>
+          <w:b w:val="0"/>
+        </w:rPr>
         <w:t>What real classroom need does this serve?</w:t>
       </w:r>
     </w:p>
     <w:p>
-      <w:r>
+      <w:pPr>
+        <w:spacing w:line="336" w:lineRule="auto" w:after="180"/>
+        <w:shd w:fill="F5F1FB"/>
+      </w:pPr>
+      <w:r>
+        <w:rPr>
+          <w:b w:val="0"/>
+        </w:rPr>
         <w:t>What information is necessary—and what should stay private?</w:t>
       </w:r>
     </w:p>
     <w:p>
-      <w:r>
-        <w:t>What happens inside the process?</w:t>
-      </w:r>
-    </w:p>
-    <w:p>
-      <w:r>
+      <w:pPr>
+        <w:spacing w:line="336" w:lineRule="auto" w:after="180"/>
+        <w:shd w:fill="F5F1FB"/>
+      </w:pPr>
+      <w:r>
+        <w:rPr>
+          <w:b w:val="0"/>
+        </w:rPr>
+        <w:t xml:space="preserve">What happens inside the </w:t>
+      </w:r>
+      <w:r>
+        <w:rPr>
+          <w:b/>
+        </w:rPr>
+        <w:t>process</w:t>
+      </w:r>
+      <w:r>
+        <w:rPr>
+          <w:b w:val="0"/>
+        </w:rPr>
+        <w:t>?</w:t>
+      </w:r>
+    </w:p>
+    <w:p>
+      <w:pPr>
+        <w:spacing w:line="336" w:lineRule="auto" w:after="180"/>
+        <w:shd w:fill="F5F1FB"/>
+      </w:pPr>
+      <w:r>
+        <w:rPr>
+          <w:b w:val="0"/>
+        </w:rPr>
         <w:t>What normal and edge cases will you test?</w:t>
       </w:r>
     </w:p>
     <w:p>
-      <w:r>
+      <w:pPr>
+        <w:spacing w:line="336" w:lineRule="auto" w:after="180"/>
+        <w:shd w:fill="F5F1FB"/>
+      </w:pPr>
+      <w:r>
+        <w:rPr>
+          <w:b w:val="0"/>
+        </w:rPr>
         <w:t>When should it say not sure or ask a person?</w:t>
       </w:r>
     </w:p>
@@ -2975,12 +5780,57 @@
       </w:r>
     </w:p>
     <w:p>
-      <w:r>
-        <w:t>RESPONSIBLE DESIGN  A goal is not yet an algorithm; each step must tell the actor what to do.</w:t>
-      </w:r>
-    </w:p>
-    <w:p>
-      <w:r>
+      <w:pPr>
+        <w:pStyle w:val="Heading3"/>
+      </w:pPr>
+      <w:r>
+        <w:t>Responsible design</w:t>
+      </w:r>
+    </w:p>
+    <w:p>
+      <w:pPr>
+        <w:spacing w:line="336" w:lineRule="auto" w:after="180"/>
+        <w:shd w:fill="FFF5E6"/>
+      </w:pPr>
+      <w:r>
+        <w:rPr>
+          <w:b w:val="0"/>
+        </w:rPr>
+        <w:t xml:space="preserve">RESPONSIBLE DESIGN  A goal is not yet an </w:t>
+      </w:r>
+      <w:r>
+        <w:rPr>
+          <w:b/>
+        </w:rPr>
+        <w:t>algorithm</w:t>
+      </w:r>
+      <w:r>
+        <w:rPr>
+          <w:b w:val="0"/>
+        </w:rPr>
+        <w:t xml:space="preserve">; each </w:t>
+      </w:r>
+      <w:r>
+        <w:rPr>
+          <w:b/>
+        </w:rPr>
+        <w:t>step</w:t>
+      </w:r>
+      <w:r>
+        <w:rPr>
+          <w:b w:val="0"/>
+        </w:rPr>
+        <w:t xml:space="preserve"> must tell the actor what to do.</w:t>
+      </w:r>
+    </w:p>
+    <w:p>
+      <w:pPr>
+        <w:spacing w:line="336" w:lineRule="auto" w:after="180"/>
+      </w:pPr>
+      <w:r>
+        <w:rPr>
+          <w:b w:val="0"/>
+        </w:rPr>
         <w:t>My project decision:</w:t>
       </w:r>
     </w:p>
@@ -2993,8 +5843,38 @@
       </w:r>
     </w:p>
     <w:p>
-      <w:r>
-        <w:t>Write the sorter’s steps in order, showing which values each step updates so a partner can reproduce the result.</w:t>
+      <w:pPr>
+        <w:spacing w:line="336" w:lineRule="auto" w:after="180"/>
+      </w:pPr>
+      <w:r>
+        <w:rPr>
+          <w:b w:val="0"/>
+        </w:rPr>
+        <w:t xml:space="preserve">Write the sorter’s </w:t>
+      </w:r>
+      <w:r>
+        <w:rPr>
+          <w:b/>
+        </w:rPr>
+        <w:t>step</w:t>
+      </w:r>
+      <w:r>
+        <w:rPr>
+          <w:b w:val="0"/>
+        </w:rPr>
+        <w:t xml:space="preserve">s in order, showing which values each </w:t>
+      </w:r>
+      <w:r>
+        <w:rPr>
+          <w:b/>
+        </w:rPr>
+        <w:t>step</w:t>
+      </w:r>
+      <w:r>
+        <w:rPr>
+          <w:b w:val="0"/>
+        </w:rPr>
+        <w:t xml:space="preserve"> updates so a partner can reproduce the result.</w:t>
       </w:r>
     </w:p>
     <w:p>
@@ -3007,6 +5887,17 @@
     </w:p>
     <w:p>
       <w:r>
+        <w:t>Use a genuinely new case for independent evidence. Previously discussed examples remain practice; use the separately named independent case before feedback.</w:t>
+      </w:r>
+    </w:p>
+    <w:p>
+      <w:pPr>
+        <w:spacing w:line="336" w:lineRule="auto" w:after="180"/>
+      </w:pPr>
+      <w:r>
+        <w:rPr>
+          <w:b/>
+        </w:rPr>
         <w:t>MASTERY</w:t>
       </w:r>
     </w:p>
@@ -3019,7 +5910,13 @@
       </w:r>
     </w:p>
     <w:p>
-      <w:r>
+      <w:pPr>
+        <w:spacing w:line="336" w:lineRule="auto" w:after="180"/>
+      </w:pPr>
+      <w:r>
+        <w:rPr>
+          <w:b w:val="0"/>
+        </w:rPr>
         <w:t>Complete this after teaching and guided practice have ended.</w:t>
       </w:r>
     </w:p>
@@ -3060,53 +5957,320 @@
       </w:r>
     </w:p>
     <w:p>
-      <w:r>
-        <w:t>REQUIRED PROOF  Write a bag-packing algorithm for a paper robot, run it exactly, and revise the first step that fails.</w:t>
-      </w:r>
-    </w:p>
-    <w:p>
-      <w:r>
+      <w:pPr>
+        <w:pStyle w:val="Heading3"/>
+      </w:pPr>
+      <w:r>
+        <w:t>What success looks like</w:t>
+      </w:r>
+    </w:p>
+    <w:p>
+      <w:pPr>
+        <w:spacing w:line="336" w:lineRule="auto" w:after="180"/>
+        <w:shd w:fill="EDF7F3"/>
+      </w:pPr>
+      <w:r>
+        <w:rPr>
+          <w:b w:val="0"/>
+        </w:rPr>
+        <w:t xml:space="preserve">REQUIRED PROOF  Write a bag-packing </w:t>
+      </w:r>
+      <w:r>
+        <w:rPr>
+          <w:b/>
+        </w:rPr>
+        <w:t>algorithm</w:t>
+      </w:r>
+      <w:r>
+        <w:rPr>
+          <w:b w:val="0"/>
+        </w:rPr>
+        <w:t xml:space="preserve"> for a paper robot, run it exactly, and revise the first </w:t>
+      </w:r>
+      <w:r>
+        <w:rPr>
+          <w:b/>
+        </w:rPr>
+        <w:t>step</w:t>
+      </w:r>
+      <w:r>
+        <w:rPr>
+          <w:b w:val="0"/>
+        </w:rPr>
+        <w:t xml:space="preserve"> that fails.</w:t>
+      </w:r>
+    </w:p>
+    <w:p>
+      <w:pPr>
+        <w:spacing w:line="336" w:lineRule="auto" w:after="180"/>
+      </w:pPr>
+      <w:r>
+        <w:rPr>
+          <w:b w:val="0"/>
+        </w:rPr>
         <w:t>□ Name or draw the fresh case.</w:t>
       </w:r>
     </w:p>
     <w:p>
-      <w:r>
-        <w:t>□ Trace input, process, and output.</w:t>
-      </w:r>
-    </w:p>
-    <w:p>
-      <w:r>
-        <w:t>□ State the conclusion and strongest evidence.</w:t>
-      </w:r>
-    </w:p>
-    <w:p>
-      <w:r>
+      <w:pPr>
+        <w:spacing w:line="336" w:lineRule="auto" w:after="180"/>
+      </w:pPr>
+      <w:r>
+        <w:rPr>
+          <w:b w:val="0"/>
+        </w:rPr>
+        <w:t xml:space="preserve">□ </w:t>
+      </w:r>
+      <w:r>
+        <w:rPr>
+          <w:b/>
+        </w:rPr>
+        <w:t>Trace</w:t>
+      </w:r>
+      <w:r>
+        <w:rPr>
+          <w:b w:val="0"/>
+        </w:rPr>
+        <w:t xml:space="preserve"> </w:t>
+      </w:r>
+      <w:r>
+        <w:rPr>
+          <w:b/>
+        </w:rPr>
+        <w:t>input</w:t>
+      </w:r>
+      <w:r>
+        <w:rPr>
+          <w:b w:val="0"/>
+        </w:rPr>
+        <w:t xml:space="preserve">, </w:t>
+      </w:r>
+      <w:r>
+        <w:rPr>
+          <w:b/>
+        </w:rPr>
+        <w:t>process</w:t>
+      </w:r>
+      <w:r>
+        <w:rPr>
+          <w:b w:val="0"/>
+        </w:rPr>
+        <w:t xml:space="preserve">, and </w:t>
+      </w:r>
+      <w:r>
+        <w:rPr>
+          <w:b/>
+        </w:rPr>
+        <w:t>output</w:t>
+      </w:r>
+      <w:r>
+        <w:rPr>
+          <w:b w:val="0"/>
+        </w:rPr>
+        <w:t>.</w:t>
+      </w:r>
+    </w:p>
+    <w:p>
+      <w:pPr>
+        <w:spacing w:line="336" w:lineRule="auto" w:after="180"/>
+      </w:pPr>
+      <w:r>
+        <w:rPr>
+          <w:b w:val="0"/>
+        </w:rPr>
+        <w:t xml:space="preserve">□ </w:t>
+      </w:r>
+      <w:r>
+        <w:rPr>
+          <w:b/>
+        </w:rPr>
+        <w:t>State</w:t>
+      </w:r>
+      <w:r>
+        <w:rPr>
+          <w:b w:val="0"/>
+        </w:rPr>
+        <w:t xml:space="preserve"> the conclusion and strongest </w:t>
+      </w:r>
+      <w:r>
+        <w:rPr>
+          <w:b/>
+        </w:rPr>
+        <w:t>evidence</w:t>
+      </w:r>
+      <w:r>
+        <w:rPr>
+          <w:b w:val="0"/>
+        </w:rPr>
+        <w:t>.</w:t>
+      </w:r>
+    </w:p>
+    <w:p>
+      <w:pPr>
+        <w:spacing w:line="336" w:lineRule="auto" w:after="180"/>
+      </w:pPr>
+      <w:r>
+        <w:rPr>
+          <w:b w:val="0"/>
+        </w:rPr>
         <w:t>□ Name one limit, failure, missing clue, or fairness/privacy concern.</w:t>
       </w:r>
     </w:p>
     <w:p>
-      <w:r>
+      <w:pPr>
+        <w:spacing w:line="336" w:lineRule="auto" w:after="180"/>
+      </w:pPr>
+      <w:r>
+        <w:rPr>
+          <w:b w:val="0"/>
+        </w:rPr>
         <w:t>□ Explain one safe next action or improvement.</w:t>
       </w:r>
     </w:p>
     <w:p>
-      <w:r>
-        <w:t>Independent evidence:</w:t>
-      </w:r>
-    </w:p>
-    <w:p>
-      <w:r>
-        <w:t>SELF-CHECK  A strong algorithm states the starting arrangement, names each object, orders actions, and includes checks such as whether the bag is open. The revision targets the failed assumption rather than replacing every step.</w:t>
-      </w:r>
-    </w:p>
-    <w:p>
-      <w:r>
+      <w:pPr>
+        <w:spacing w:line="336" w:lineRule="auto" w:after="180"/>
+      </w:pPr>
+      <w:r>
+        <w:rPr>
+          <w:b w:val="0"/>
+        </w:rPr>
+        <w:t xml:space="preserve">Independent </w:t>
+      </w:r>
+      <w:r>
+        <w:rPr>
+          <w:b/>
+        </w:rPr>
+        <w:t>evidence</w:t>
+      </w:r>
+      <w:r>
+        <w:rPr>
+          <w:b w:val="0"/>
+        </w:rPr>
+        <w:t>:</w:t>
+      </w:r>
+    </w:p>
+    <w:p>
+      <w:pPr>
+        <w:pStyle w:val="Heading3"/>
+      </w:pPr>
+      <w:r>
+        <w:t>Check your explanation</w:t>
+      </w:r>
+    </w:p>
+    <w:p>
+      <w:pPr>
+        <w:spacing w:line="336" w:lineRule="auto" w:after="180"/>
+        <w:shd w:fill="F5F1FB"/>
+      </w:pPr>
+      <w:r>
+        <w:rPr>
+          <w:b w:val="0"/>
+        </w:rPr>
+        <w:t xml:space="preserve">SELF-CHECK  A strong </w:t>
+      </w:r>
+      <w:r>
+        <w:rPr>
+          <w:b/>
+        </w:rPr>
+        <w:t>algorithm</w:t>
+      </w:r>
+      <w:r>
+        <w:rPr>
+          <w:b w:val="0"/>
+        </w:rPr>
+        <w:t xml:space="preserve"> </w:t>
+      </w:r>
+      <w:r>
+        <w:rPr>
+          <w:b/>
+        </w:rPr>
+        <w:t>state</w:t>
+      </w:r>
+      <w:r>
+        <w:rPr>
+          <w:b w:val="0"/>
+        </w:rPr>
+        <w:t>s the starting arrangement, names each object, orders actions, and includes checks such as whether the bag is open.</w:t>
+      </w:r>
+    </w:p>
+    <w:p>
+      <w:pPr>
+        <w:spacing w:line="336" w:lineRule="auto" w:after="180"/>
+        <w:shd w:fill="F5F1FB"/>
+      </w:pPr>
+      <w:r>
+        <w:rPr>
+          <w:b w:val="0"/>
+        </w:rPr>
+        <w:t xml:space="preserve">The revision targets the failed </w:t>
+      </w:r>
+      <w:r>
+        <w:rPr>
+          <w:b/>
+        </w:rPr>
+        <w:t>assumption</w:t>
+      </w:r>
+      <w:r>
+        <w:rPr>
+          <w:b w:val="0"/>
+        </w:rPr>
+        <w:t xml:space="preserve"> rather than replacing every </w:t>
+      </w:r>
+      <w:r>
+        <w:rPr>
+          <w:b/>
+        </w:rPr>
+        <w:t>step</w:t>
+      </w:r>
+      <w:r>
+        <w:rPr>
+          <w:b w:val="0"/>
+        </w:rPr>
+        <w:t>.</w:t>
+      </w:r>
+    </w:p>
+    <w:p>
+      <w:pPr>
+        <w:spacing w:line="336" w:lineRule="auto" w:after="180"/>
+      </w:pPr>
+      <w:r>
+        <w:rPr>
+          <w:b w:val="0"/>
+        </w:rPr>
         <w:t>My level:  □ Not yet  □ With one hint  □ Independently  □ I can teach it</w:t>
       </w:r>
     </w:p>
     <w:p>
-      <w:r>
-        <w:t>NEXT BRIDGE  Carry today's evidence habit into: If/Then Decisions.</w:t>
+      <w:pPr>
+        <w:pStyle w:val="Heading3"/>
+      </w:pPr>
+      <w:r>
+        <w:t>Connect to the next lesson</w:t>
+      </w:r>
+    </w:p>
+    <w:p>
+      <w:pPr>
+        <w:spacing w:line="336" w:lineRule="auto" w:after="180"/>
+        <w:shd w:fill="F1F6F8"/>
+      </w:pPr>
+      <w:r>
+        <w:rPr>
+          <w:b w:val="0"/>
+        </w:rPr>
+        <w:t xml:space="preserve">NEXT BRIDGE  Carry today's </w:t>
+      </w:r>
+      <w:r>
+        <w:rPr>
+          <w:b/>
+        </w:rPr>
+        <w:t>evidence</w:t>
+      </w:r>
+      <w:r>
+        <w:rPr>
+          <w:b w:val="0"/>
+        </w:rPr>
+        <w:t xml:space="preserve"> habit into: If/Then Decisions.</w:t>
       </w:r>
     </w:p>
     <w:p>
@@ -3118,6 +6282,11 @@
       </w:r>
     </w:p>
     <w:p>
+      <w:r>
+        <w:t>Revisit the complete Algorithms as Recipes case for supported practice. Repeated examples do not become fresh assessments.</w:t>
+      </w:r>
+    </w:p>
+    <w:p>
       <w:pPr>
         <w:pStyle w:val="Heading3"/>
       </w:pPr>
@@ -3126,7 +6295,13 @@
       </w:r>
     </w:p>
     <w:p>
-      <w:r>
+      <w:pPr>
+        <w:spacing w:line="336" w:lineRule="auto" w:after="180"/>
+      </w:pPr>
+      <w:r>
+        <w:rPr>
+          <w:b w:val="0"/>
+        </w:rPr>
         <w:t>Use the supplied details to practise the weekly concept before attempting the independent question. This case extends the illustrated lesson.</w:t>
       </w:r>
     </w:p>
@@ -3139,7 +6314,13 @@
       </w:r>
     </w:p>
     <w:p>
-      <w:r>
+      <w:pPr>
+        <w:spacing w:line="336" w:lineRule="auto" w:after="180"/>
+      </w:pPr>
+      <w:r>
+        <w:rPr>
+          <w:b w:val="0"/>
+        </w:rPr>
         <w:t>A robot starts on the left of three squares, facing right. It executes MOVE, MOVE, STOP, each MOVE being one square.</w:t>
       </w:r>
     </w:p>
@@ -3152,8 +6333,20 @@
       </w:r>
     </w:p>
     <w:p>
-      <w:r>
-        <w:t>Trace the position after each command.</w:t>
+      <w:pPr>
+        <w:spacing w:line="336" w:lineRule="auto" w:after="180"/>
+      </w:pPr>
+      <w:r>
+        <w:rPr>
+          <w:b/>
+        </w:rPr>
+        <w:t>Trace</w:t>
+      </w:r>
+      <w:r>
+        <w:rPr>
+          <w:b w:val="0"/>
+        </w:rPr>
+        <w:t xml:space="preserve"> the position after each command.</w:t>
       </w:r>
     </w:p>
     <w:p>
@@ -3165,7 +6358,13 @@
       </w:r>
     </w:p>
     <w:p>
-      <w:r>
+      <w:pPr>
+        <w:spacing w:line="336" w:lineRule="auto" w:after="180"/>
+      </w:pPr>
+      <w:r>
+        <w:rPr>
+          <w:b w:val="0"/>
+        </w:rPr>
         <w:t>Middle, rightmost, unchanged. Direction, distance and starting conditions must be specified.</w:t>
       </w:r>
     </w:p>
@@ -3178,7 +6377,14 @@
       </w:r>
     </w:p>
     <w:p>
-      <w:r>
+      <w:pPr>
+        <w:spacing w:line="336" w:lineRule="auto" w:after="180"/>
+        <w:shd w:fill="F5F1FB"/>
+      </w:pPr>
+      <w:r>
+        <w:rPr>
+          <w:b w:val="0"/>
+        </w:rPr>
         <w:t>Which detail supports the answer, and why does it matter?</w:t>
       </w:r>
     </w:p>
@@ -3356,17 +6562,41 @@
       </w:tr>
     </w:tbl>
     <w:p>
-      <w:r>
+      <w:pPr>
+        <w:spacing w:line="336" w:lineRule="auto" w:after="180"/>
+      </w:pPr>
+      <w:r>
+        <w:rPr>
+          <w:b w:val="0"/>
+        </w:rPr>
         <w:t>A robot starts on the left of three squares, facing right. It executes MOVE, MOVE, STOP, each MOVE being one square.</w:t>
       </w:r>
     </w:p>
     <w:p>
-      <w:r>
-        <w:t>Trace the position after each command.</w:t>
-      </w:r>
-    </w:p>
-    <w:p>
-      <w:r>
+      <w:pPr>
+        <w:spacing w:line="336" w:lineRule="auto" w:after="180"/>
+      </w:pPr>
+      <w:r>
+        <w:rPr>
+          <w:b/>
+        </w:rPr>
+        <w:t>Trace</w:t>
+      </w:r>
+      <w:r>
+        <w:rPr>
+          <w:b w:val="0"/>
+        </w:rPr>
+        <w:t xml:space="preserve"> the position after each command.</w:t>
+      </w:r>
+    </w:p>
+    <w:p>
+      <w:pPr>
+        <w:spacing w:line="336" w:lineRule="auto" w:after="180"/>
+      </w:pPr>
+      <w:r>
+        <w:rPr>
+          <w:b w:val="0"/>
+        </w:rPr>
         <w:t>Middle, rightmost, unchanged. Direction, distance and starting conditions must be specified.</w:t>
       </w:r>
     </w:p>
@@ -3379,6 +6609,11 @@
       </w:r>
     </w:p>
     <w:p>
+      <w:r>
+        <w:t>Attempt the reserved new case before feedback. Record support; the earlier examples below remain additional practice.</w:t>
+      </w:r>
+    </w:p>
+    <w:p>
       <w:pPr>
         <w:pStyle w:val="Heading3"/>
       </w:pPr>
@@ -3387,8 +6622,49 @@
       </w:r>
     </w:p>
     <w:p>
-      <w:r>
-        <w:t>For a new display, X starts at 4 and Y starts at 1. Copy the current X into Y; add 3 to X; double Y; report both and stop. Record X and Y initially and after each instruction. Explain why Y does not become 7 when X changes. Then swap the first two instructions and trace the new procedure from the same initial state.</w:t>
+      <w:pPr>
+        <w:spacing w:line="336" w:lineRule="auto" w:after="180"/>
+      </w:pPr>
+      <w:r>
+        <w:rPr>
+          <w:b w:val="0"/>
+        </w:rPr>
+        <w:t>For a new display, X starts at 4 and Y starts at 1. Copy the current X into Y; add 3 to X; double Y; report both and stop. Record X and Y initially and after each instruction. Explain why Y does not become 7 when X changes.</w:t>
+      </w:r>
+    </w:p>
+    <w:p>
+      <w:pPr>
+        <w:spacing w:line="336" w:lineRule="auto" w:after="180"/>
+      </w:pPr>
+      <w:r>
+        <w:rPr>
+          <w:b w:val="0"/>
+        </w:rPr>
+        <w:t xml:space="preserve">Then swap the first two instructions and </w:t>
+      </w:r>
+      <w:r>
+        <w:rPr>
+          <w:b/>
+        </w:rPr>
+        <w:t>trace</w:t>
+      </w:r>
+      <w:r>
+        <w:rPr>
+          <w:b w:val="0"/>
+        </w:rPr>
+        <w:t xml:space="preserve"> the new procedure from the same </w:t>
+      </w:r>
+      <w:r>
+        <w:rPr>
+          <w:b/>
+        </w:rPr>
+        <w:t>initial state</w:t>
+      </w:r>
+      <w:r>
+        <w:rPr>
+          <w:b w:val="0"/>
+        </w:rPr>
+        <w:t>.</w:t>
       </w:r>
     </w:p>
     <w:p>
@@ -3435,7 +6711,13 @@
       </w:r>
     </w:p>
     <w:p>
-      <w:r>
+      <w:pPr>
+        <w:spacing w:line="336" w:lineRule="auto" w:after="180"/>
+      </w:pPr>
+      <w:r>
+        <w:rPr>
+          <w:b w:val="0"/>
+        </w:rPr>
         <w:t>Attempt this case before feedback. Record any help. Earlier examples below are further practice; a case already practised with feedback cannot establish fresh transfer.</w:t>
       </w:r>
     </w:p>
@@ -3448,18 +6730,66 @@
       </w:r>
     </w:p>
     <w:p>
-      <w:r>
+      <w:pPr>
+        <w:spacing w:line="336" w:lineRule="auto" w:after="180"/>
+      </w:pPr>
+      <w:r>
+        <w:rPr>
+          <w:b w:val="0"/>
+        </w:rPr>
         <w:t>Close the worked explanation. Apply the idea to this different question without copying.</w:t>
       </w:r>
     </w:p>
     <w:p>
-      <w:r>
-        <w:t>Instructions say pick up a pencil, write your name, then find paper. Find the first ordering problem and rewrite the three steps so another learner can follow them.</w:t>
-      </w:r>
-    </w:p>
-    <w:p>
-      <w:r>
-        <w:t>My answer, with a trace, calculation or supporting evidence</w:t>
+      <w:pPr>
+        <w:spacing w:line="336" w:lineRule="auto" w:after="180"/>
+      </w:pPr>
+      <w:r>
+        <w:rPr>
+          <w:b w:val="0"/>
+        </w:rPr>
+        <w:t xml:space="preserve">Instructions say pick up a pencil, write your name, then find paper. Find the first ordering problem and rewrite the three </w:t>
+      </w:r>
+      <w:r>
+        <w:rPr>
+          <w:b/>
+        </w:rPr>
+        <w:t>step</w:t>
+      </w:r>
+      <w:r>
+        <w:rPr>
+          <w:b w:val="0"/>
+        </w:rPr>
+        <w:t>s so another learner can follow them.</w:t>
+      </w:r>
+    </w:p>
+    <w:p>
+      <w:pPr>
+        <w:spacing w:line="336" w:lineRule="auto" w:after="180"/>
+      </w:pPr>
+      <w:r>
+        <w:rPr>
+          <w:b w:val="0"/>
+        </w:rPr>
+        <w:t xml:space="preserve">My answer, with a </w:t>
+      </w:r>
+      <w:r>
+        <w:rPr>
+          <w:b/>
+        </w:rPr>
+        <w:t>trace</w:t>
+      </w:r>
+      <w:r>
+        <w:rPr>
+          <w:b w:val="0"/>
+        </w:rPr>
+        <w:t xml:space="preserve">, calculation or supporting </w:t>
+      </w:r>
+      <w:r>
+        <w:rPr>
+          <w:b/>
+        </w:rPr>
+        <w:t>evidence</w:t>
       </w:r>
     </w:p>
     <w:p>
@@ -3504,13 +6834,37 @@
       </w:r>
     </w:p>
     <w:p>
-      <w:r>
+      <w:pPr>
+        <w:spacing w:line="336" w:lineRule="auto" w:after="180"/>
+      </w:pPr>
+      <w:r>
+        <w:rPr>
+          <w:b w:val="0"/>
+        </w:rPr>
         <w:t>Change one relevant detail. Predict the result before testing. Include a boundary or missing-information case when it helps reveal a limit.</w:t>
       </w:r>
     </w:p>
     <w:p>
-      <w:r>
-        <w:t>My changed input and expected result</w:t>
+      <w:pPr>
+        <w:spacing w:line="336" w:lineRule="auto" w:after="180"/>
+      </w:pPr>
+      <w:r>
+        <w:rPr>
+          <w:b w:val="0"/>
+        </w:rPr>
+        <w:t xml:space="preserve">My changed </w:t>
+      </w:r>
+      <w:r>
+        <w:rPr>
+          <w:b/>
+        </w:rPr>
+        <w:t>input</w:t>
+      </w:r>
+      <w:r>
+        <w:rPr>
+          <w:b w:val="0"/>
+        </w:rPr>
+        <w:t xml:space="preserve"> and expected result</w:t>
       </w:r>
     </w:p>
     <w:p>
@@ -3555,13 +6909,49 @@
       </w:r>
     </w:p>
     <w:p>
-      <w:r>
-        <w:t>Write the first executable sorting algorithm for one easy item before adding branches or AI.</w:t>
-      </w:r>
-    </w:p>
-    <w:p>
-      <w:r>
-        <w:t>The evidence I will keep</w:t>
+      <w:pPr>
+        <w:spacing w:line="336" w:lineRule="auto" w:after="180"/>
+      </w:pPr>
+      <w:r>
+        <w:rPr>
+          <w:b w:val="0"/>
+        </w:rPr>
+        <w:t xml:space="preserve">Write the first executable sorting </w:t>
+      </w:r>
+      <w:r>
+        <w:rPr>
+          <w:b/>
+        </w:rPr>
+        <w:t>algorithm</w:t>
+      </w:r>
+      <w:r>
+        <w:rPr>
+          <w:b w:val="0"/>
+        </w:rPr>
+        <w:t xml:space="preserve"> for one easy item before adding branches or AI.</w:t>
+      </w:r>
+    </w:p>
+    <w:p>
+      <w:pPr>
+        <w:spacing w:line="336" w:lineRule="auto" w:after="180"/>
+      </w:pPr>
+      <w:r>
+        <w:rPr>
+          <w:b w:val="0"/>
+        </w:rPr>
+        <w:t xml:space="preserve">The </w:t>
+      </w:r>
+      <w:r>
+        <w:rPr>
+          <w:b/>
+        </w:rPr>
+        <w:t>evidence</w:t>
+      </w:r>
+      <w:r>
+        <w:rPr>
+          <w:b w:val="0"/>
+        </w:rPr>
+        <w:t xml:space="preserve"> I will keep</w:t>
       </w:r>
     </w:p>
     <w:p>
@@ -3598,8 +6988,26 @@
       </w:r>
     </w:p>
     <w:p>
-      <w:r>
-        <w:t>Your teacher has the independent answer and scoring criteria. Complete the matching workbook week to keep your practice evidence together.</w:t>
+      <w:pPr>
+        <w:spacing w:line="336" w:lineRule="auto" w:after="180"/>
+      </w:pPr>
+      <w:r>
+        <w:rPr>
+          <w:b w:val="0"/>
+        </w:rPr>
+        <w:t xml:space="preserve">Your teacher has the independent answer and scoring criteria. Complete the matching workbook week to keep your practice </w:t>
+      </w:r>
+      <w:r>
+        <w:rPr>
+          <w:b/>
+        </w:rPr>
+        <w:t>evidence</w:t>
+      </w:r>
+      <w:r>
+        <w:rPr>
+          <w:b w:val="0"/>
+        </w:rPr>
+        <w:t xml:space="preserve"> together.</w:t>
       </w:r>
     </w:p>
     <w:p>
@@ -3611,8 +7019,27 @@
       </w:r>
     </w:p>
     <w:p>
-      <w:r>
-        <w:t>On numbered squares 0–5, start at 1 facing increasing numbers. Execute FORWARD 2, TURN, FORWARD 1, STOP. Define TURN as reversing direction. Trace position and direction after every instruction. What if TURN were unspecified?</w:t>
+      <w:pPr>
+        <w:spacing w:line="336" w:lineRule="auto" w:after="180"/>
+        <w:shd w:fill="F5F1FB"/>
+      </w:pPr>
+      <w:r>
+        <w:rPr>
+          <w:b w:val="0"/>
+        </w:rPr>
+        <w:t xml:space="preserve">On numbered squares 0–5, start at 1 facing increasing numbers. Execute FORWARD 2, TURN, FORWARD 1, STOP. Define TURN as reversing direction. </w:t>
+      </w:r>
+      <w:r>
+        <w:rPr>
+          <w:b/>
+        </w:rPr>
+        <w:t>Trace</w:t>
+      </w:r>
+      <w:r>
+        <w:rPr>
+          <w:b w:val="0"/>
+        </w:rPr>
+        <w:t xml:space="preserve"> position and direction after every instruction. What if TURN were unspecified?</w:t>
       </w:r>
     </w:p>
     <w:p>
@@ -3667,8 +7094,37 @@
       </w:r>
     </w:p>
     <w:p>
-      <w:r>
-        <w:t>Attempt the independent case before hints. Record whether you worked alone, used a hint or followed a model. After feedback, fix the first unsupported step and explain why it changed. A later check uses a changed case, not a copied answer.</w:t>
+      <w:pPr>
+        <w:spacing w:line="336" w:lineRule="auto" w:after="180"/>
+      </w:pPr>
+      <w:r>
+        <w:rPr>
+          <w:b w:val="0"/>
+        </w:rPr>
+        <w:t xml:space="preserve">Attempt the independent case before hints. Record whether you worked alone, used a hint or followed a model. After feedback, fix the first unsupported </w:t>
+      </w:r>
+      <w:r>
+        <w:rPr>
+          <w:b/>
+        </w:rPr>
+        <w:t>step</w:t>
+      </w:r>
+      <w:r>
+        <w:rPr>
+          <w:b w:val="0"/>
+        </w:rPr>
+        <w:t xml:space="preserve"> and explain why it changed.</w:t>
+      </w:r>
+    </w:p>
+    <w:p>
+      <w:pPr>
+        <w:spacing w:line="336" w:lineRule="auto" w:after="180"/>
+      </w:pPr>
+      <w:r>
+        <w:rPr>
+          <w:b w:val="0"/>
+        </w:rPr>
+        <w:t>A later check uses a changed case, not a copied answer.</w:t>
       </w:r>
     </w:p>
     <w:p>
@@ -3681,6 +7137,17 @@
     </w:p>
     <w:p>
       <w:r>
+        <w:t>Use this map to navigate Algorithms as Recipes, connect the goals to tasks and keep one evidence record for each attempt.</w:t>
+      </w:r>
+    </w:p>
+    <w:p>
+      <w:pPr>
+        <w:spacing w:line="336" w:lineRule="auto" w:after="180"/>
+      </w:pPr>
+      <w:r>
+        <w:rPr>
+          <w:b w:val="0"/>
+        </w:rPr>
         <w:t>Start with this question: A fictional paper badge machine transforms an initial score using an ordered recipe.</w:t>
       </w:r>
     </w:p>
@@ -3787,13 +7254,61 @@
       </w:tr>
     </w:tbl>
     <w:p>
-      <w:r>
-        <w:t>Remember → watch and explain → try with help → investigate → try independently → keep project evidence. Your teacher may spread this lesson across several classes.</w:t>
-      </w:r>
-    </w:p>
-    <w:p>
-      <w:r>
-        <w:t>Keep your first prediction. Compare it with what the evidence shows and explain any change.</w:t>
+      <w:pPr>
+        <w:spacing w:line="336" w:lineRule="auto" w:after="180"/>
+      </w:pPr>
+      <w:r>
+        <w:rPr>
+          <w:b w:val="0"/>
+        </w:rPr>
+        <w:t xml:space="preserve">Remember → watch and explain → try with help → investigate → try independently → keep project </w:t>
+      </w:r>
+      <w:r>
+        <w:rPr>
+          <w:b/>
+        </w:rPr>
+        <w:t>evidence</w:t>
+      </w:r>
+      <w:r>
+        <w:rPr>
+          <w:b w:val="0"/>
+        </w:rPr>
+        <w:t>. Your teacher may spread this lesson across several classes.</w:t>
+      </w:r>
+    </w:p>
+    <w:p>
+      <w:pPr>
+        <w:spacing w:line="336" w:lineRule="auto" w:after="180"/>
+      </w:pPr>
+      <w:r>
+        <w:rPr>
+          <w:b w:val="0"/>
+        </w:rPr>
+        <w:t xml:space="preserve">Keep your first </w:t>
+      </w:r>
+      <w:r>
+        <w:rPr>
+          <w:b/>
+        </w:rPr>
+        <w:t>prediction</w:t>
+      </w:r>
+      <w:r>
+        <w:rPr>
+          <w:b w:val="0"/>
+        </w:rPr>
+        <w:t xml:space="preserve">. Compare it with what the </w:t>
+      </w:r>
+      <w:r>
+        <w:rPr>
+          <w:b/>
+        </w:rPr>
+        <w:t>evidence</w:t>
+      </w:r>
+      <w:r>
+        <w:rPr>
+          <w:b w:val="0"/>
+        </w:rPr>
+        <w:t xml:space="preserve"> shows and explain any change.</w:t>
       </w:r>
     </w:p>
     <w:p>
@@ -3806,7 +7321,42 @@
     </w:p>
     <w:p>
       <w:r>
-        <w:t>Close your notes. Explain this goal in your own words: Trace an ordered algorithm using the current value after every instruction</w:t>
+        <w:t>Explain Algorithms as Recipes without notes, identify a remaining question and plan a later check with a changed case.</w:t>
+      </w:r>
+    </w:p>
+    <w:p>
+      <w:pPr>
+        <w:spacing w:line="336" w:lineRule="auto" w:after="180"/>
+      </w:pPr>
+      <w:r>
+        <w:rPr>
+          <w:b w:val="0"/>
+        </w:rPr>
+        <w:t xml:space="preserve">Close your notes. Explain this goal in your own words: </w:t>
+      </w:r>
+      <w:r>
+        <w:rPr>
+          <w:b/>
+        </w:rPr>
+        <w:t>Trace</w:t>
+      </w:r>
+      <w:r>
+        <w:rPr>
+          <w:b w:val="0"/>
+        </w:rPr>
+        <w:t xml:space="preserve"> an ordered </w:t>
+      </w:r>
+      <w:r>
+        <w:rPr>
+          <w:b/>
+        </w:rPr>
+        <w:t>algorithm</w:t>
+      </w:r>
+      <w:r>
+        <w:rPr>
+          <w:b w:val="0"/>
+        </w:rPr>
+        <w:t xml:space="preserve"> using the current value after every instruction</w:t>
       </w:r>
     </w:p>
     <w:p>
@@ -3843,13 +7393,73 @@
       </w:r>
     </w:p>
     <w:p>
-      <w:r>
-        <w:t>If you are unsure, return to the worked picture and explain one arrow. If you are ready, change an input or assumption and justify your prediction.</w:t>
-      </w:r>
-    </w:p>
-    <w:p>
-      <w:r>
-        <w:t>Save your workbook evidence. At the next review, try a different case before opening your old answer.</w:t>
+      <w:pPr>
+        <w:spacing w:line="336" w:lineRule="auto" w:after="180"/>
+      </w:pPr>
+      <w:r>
+        <w:rPr>
+          <w:b w:val="0"/>
+        </w:rPr>
+        <w:t xml:space="preserve">If you are unsure, return to the worked picture and explain one arrow. If you are ready, change an </w:t>
+      </w:r>
+      <w:r>
+        <w:rPr>
+          <w:b/>
+        </w:rPr>
+        <w:t>input</w:t>
+      </w:r>
+      <w:r>
+        <w:rPr>
+          <w:b w:val="0"/>
+        </w:rPr>
+        <w:t xml:space="preserve"> or </w:t>
+      </w:r>
+      <w:r>
+        <w:rPr>
+          <w:b/>
+        </w:rPr>
+        <w:t>assumption</w:t>
+      </w:r>
+      <w:r>
+        <w:rPr>
+          <w:b w:val="0"/>
+        </w:rPr>
+        <w:t xml:space="preserve"> and justify your </w:t>
+      </w:r>
+      <w:r>
+        <w:rPr>
+          <w:b/>
+        </w:rPr>
+        <w:t>prediction</w:t>
+      </w:r>
+      <w:r>
+        <w:rPr>
+          <w:b w:val="0"/>
+        </w:rPr>
+        <w:t>.</w:t>
+      </w:r>
+    </w:p>
+    <w:p>
+      <w:pPr>
+        <w:spacing w:line="336" w:lineRule="auto" w:after="180"/>
+      </w:pPr>
+      <w:r>
+        <w:rPr>
+          <w:b w:val="0"/>
+        </w:rPr>
+        <w:t xml:space="preserve">Save your workbook </w:t>
+      </w:r>
+      <w:r>
+        <w:rPr>
+          <w:b/>
+        </w:rPr>
+        <w:t>evidence</w:t>
+      </w:r>
+      <w:r>
+        <w:rPr>
+          <w:b w:val="0"/>
+        </w:rPr>
+        <w:t>. At the next review, try a different case before opening your old answer.</w:t>
       </w:r>
     </w:p>
     <w:p>
@@ -3862,11 +7472,28 @@
     </w:p>
     <w:p>
       <w:r>
+        <w:t>Attempt supported questions before using hints or feedback. Review a missing building block, then keep the completed work.</w:t>
+      </w:r>
+    </w:p>
+    <w:p>
+      <w:pPr>
+        <w:spacing w:line="336" w:lineRule="auto" w:after="180"/>
+      </w:pPr>
+      <w:r>
+        <w:rPr>
+          <w:b w:val="0"/>
+        </w:rPr>
         <w:t>Use this supported practice once, in the browser or on paper. Keep the reserved independent assessment for a separate first attempt before teacher feedback.</w:t>
       </w:r>
     </w:p>
     <w:p>
-      <w:r>
+      <w:pPr>
+        <w:spacing w:line="336" w:lineRule="auto" w:after="180"/>
+      </w:pPr>
+      <w:r>
+        <w:rPr>
+          <w:b w:val="0"/>
+        </w:rPr>
         <w:t>A fictional paper badge machine transforms an initial score using an ordered recipe.</w:t>
       </w:r>
     </w:p>
@@ -3879,27 +7506,97 @@
       </w:r>
     </w:p>
     <w:p>
-      <w:r>
-        <w:t>Which labelled step matches this detail? Same operations, different order: outputs 9 and 13.</w:t>
-      </w:r>
-    </w:p>
-    <w:p>
-      <w:r>
+      <w:pPr>
+        <w:spacing w:line="336" w:lineRule="auto" w:after="180"/>
+      </w:pPr>
+      <w:r>
+        <w:rPr>
+          <w:b w:val="0"/>
+        </w:rPr>
+        <w:t xml:space="preserve">Which labelled </w:t>
+      </w:r>
+      <w:r>
+        <w:rPr>
+          <w:b/>
+        </w:rPr>
+        <w:t>step</w:t>
+      </w:r>
+      <w:r>
+        <w:rPr>
+          <w:b w:val="0"/>
+        </w:rPr>
+        <w:t xml:space="preserve"> matches this detail? Same operations, different order: </w:t>
+      </w:r>
+      <w:r>
+        <w:rPr>
+          <w:b/>
+        </w:rPr>
+        <w:t>output</w:t>
+      </w:r>
+      <w:r>
+        <w:rPr>
+          <w:b w:val="0"/>
+        </w:rPr>
+        <w:t>s 9 and 13.</w:t>
+      </w:r>
+    </w:p>
+    <w:p>
+      <w:pPr>
+        <w:spacing w:line="336" w:lineRule="auto" w:after="180"/>
+        <w:shd w:fill="F4F9FC"/>
+      </w:pPr>
+      <w:r>
+        <w:rPr>
+          <w:b w:val="0"/>
+        </w:rPr>
         <w:t>1. Recipe A</w:t>
       </w:r>
     </w:p>
     <w:p>
-      <w:r>
-        <w:t>2. Compare outputs</w:t>
-      </w:r>
-    </w:p>
-    <w:p>
-      <w:r>
+      <w:pPr>
+        <w:spacing w:line="336" w:lineRule="auto" w:after="180"/>
+        <w:shd w:fill="F4F9FC"/>
+      </w:pPr>
+      <w:r>
+        <w:rPr>
+          <w:b w:val="0"/>
+        </w:rPr>
+        <w:t xml:space="preserve">2. Compare </w:t>
+      </w:r>
+      <w:r>
+        <w:rPr>
+          <w:b/>
+        </w:rPr>
+        <w:t>output</w:t>
+      </w:r>
+      <w:r>
+        <w:rPr>
+          <w:b w:val="0"/>
+        </w:rPr>
+        <w:t>s</w:t>
+      </w:r>
+    </w:p>
+    <w:p>
+      <w:pPr>
+        <w:spacing w:line="336" w:lineRule="auto" w:after="180"/>
+        <w:shd w:fill="F4F9FC"/>
+      </w:pPr>
+      <w:r>
+        <w:rPr>
+          <w:b w:val="0"/>
+        </w:rPr>
         <w:t>3. Recipe B</w:t>
       </w:r>
     </w:p>
     <w:p>
-      <w:r>
+      <w:pPr>
+        <w:spacing w:line="336" w:lineRule="auto" w:after="180"/>
+        <w:shd w:fill="F4F9FC"/>
+      </w:pPr>
+      <w:r>
+        <w:rPr>
+          <w:b w:val="0"/>
+        </w:rPr>
         <w:t>4. Start</w:t>
       </w:r>
     </w:p>
@@ -3937,41 +7634,179 @@
       </w:r>
     </w:p>
     <w:p>
-      <w:r>
-        <w:t>Hint if needed: Read the steps in the pictorial case. Match the supplied detail to the stage that performs or records it.</w:t>
-      </w:r>
-    </w:p>
-    <w:p>
-      <w:r>
-        <w:t>After your attempt, compare with the supported explanation: Compare outputs Same operations, different order: outputs 9 and 13. Every instruction reads the current score, not the original one unless explicitly told to. In B, doubling also doubles the added 4. In A, the extra 4 is added after doubling. The final difference of 4 follows from that order, not from different starting data.</w:t>
-      </w:r>
-    </w:p>
-    <w:p>
       <w:pPr>
         <w:pStyle w:val="Heading3"/>
       </w:pPr>
       <w:r>
+        <w:t>Hint · try first</w:t>
+      </w:r>
+    </w:p>
+    <w:p>
+      <w:pPr>
+        <w:spacing w:line="336" w:lineRule="auto" w:after="180"/>
+        <w:shd w:fill="F1F6F8"/>
+      </w:pPr>
+      <w:r>
+        <w:rPr>
+          <w:b w:val="0"/>
+        </w:rPr>
+        <w:t xml:space="preserve">Hint if needed: Read the </w:t>
+      </w:r>
+      <w:r>
+        <w:rPr>
+          <w:b/>
+        </w:rPr>
+        <w:t>step</w:t>
+      </w:r>
+      <w:r>
+        <w:rPr>
+          <w:b w:val="0"/>
+        </w:rPr>
+        <w:t>s in the pictorial case. Match the supplied detail to the stage that performs or records it.</w:t>
+      </w:r>
+    </w:p>
+    <w:p>
+      <w:pPr>
+        <w:pStyle w:val="Heading3"/>
+      </w:pPr>
+      <w:r>
+        <w:t>Feedback · compare after trying</w:t>
+      </w:r>
+    </w:p>
+    <w:p>
+      <w:pPr>
+        <w:spacing w:line="336" w:lineRule="auto" w:after="180"/>
+        <w:shd w:fill="F1F6FC"/>
+      </w:pPr>
+      <w:r>
+        <w:rPr>
+          <w:b w:val="0"/>
+        </w:rPr>
+        <w:t xml:space="preserve">After your attempt, compare with the supported explanation: Compare </w:t>
+      </w:r>
+      <w:r>
+        <w:rPr>
+          <w:b/>
+        </w:rPr>
+        <w:t>output</w:t>
+      </w:r>
+      <w:r>
+        <w:rPr>
+          <w:b w:val="0"/>
+        </w:rPr>
+        <w:t xml:space="preserve">s Same operations, different order: </w:t>
+      </w:r>
+      <w:r>
+        <w:rPr>
+          <w:b/>
+        </w:rPr>
+        <w:t>output</w:t>
+      </w:r>
+      <w:r>
+        <w:rPr>
+          <w:b w:val="0"/>
+        </w:rPr>
+        <w:t>s 9 and 13. Every instruction reads the current score, not the original one unless explicitly told to.</w:t>
+      </w:r>
+    </w:p>
+    <w:p>
+      <w:pPr>
+        <w:spacing w:line="336" w:lineRule="auto" w:after="180"/>
+        <w:shd w:fill="F1F6FC"/>
+      </w:pPr>
+      <w:r>
+        <w:rPr>
+          <w:b w:val="0"/>
+        </w:rPr>
+        <w:t>In B, doubling also doubles the added 4. In A, the extra 4 is added after doubling. The final difference of 4 follows from that order, not from different starting data.</w:t>
+      </w:r>
+    </w:p>
+    <w:p>
+      <w:pPr>
+        <w:pStyle w:val="Heading3"/>
+      </w:pPr>
+      <w:r>
         <w:t>Practice 2: explain the deciding evidence</w:t>
       </w:r>
     </w:p>
     <w:p>
-      <w:r>
+      <w:pPr>
+        <w:pStyle w:val="Heading3"/>
+      </w:pPr>
+      <w:r>
+        <w:t>Changed case · predict first</w:t>
+      </w:r>
+    </w:p>
+    <w:p>
+      <w:pPr>
+        <w:spacing w:line="336" w:lineRule="auto" w:after="180"/>
+        <w:shd w:fill="F5F1FB"/>
+      </w:pPr>
+      <w:r>
+        <w:rPr>
+          <w:b w:val="0"/>
+        </w:rPr>
         <w:t>Changed-case practice: Change the starting score to 0 for both recipes. Which conclusion is supported by the supplied facts?</w:t>
       </w:r>
     </w:p>
     <w:p>
-      <w:r>
+      <w:pPr>
+        <w:spacing w:line="336" w:lineRule="auto" w:after="180"/>
+        <w:shd w:fill="F4F9FC"/>
+      </w:pPr>
+      <w:r>
+        <w:rPr>
+          <w:b w:val="0"/>
+        </w:rPr>
         <w:t>1. A reports 3 and B reports 7.</w:t>
       </w:r>
     </w:p>
     <w:p>
-      <w:r>
-        <w:t>2. This one example guarantees correct results for every future input.</w:t>
-      </w:r>
-    </w:p>
-    <w:p>
-      <w:r>
-        <w:t>3. We can decide the result without examining the changed input or the procedure.</w:t>
+      <w:pPr>
+        <w:spacing w:line="336" w:lineRule="auto" w:after="180"/>
+        <w:shd w:fill="F4F9FC"/>
+      </w:pPr>
+      <w:r>
+        <w:rPr>
+          <w:b w:val="0"/>
+        </w:rPr>
+        <w:t xml:space="preserve">2. This one example guarantees correct results for every future </w:t>
+      </w:r>
+      <w:r>
+        <w:rPr>
+          <w:b/>
+        </w:rPr>
+        <w:t>input</w:t>
+      </w:r>
+      <w:r>
+        <w:rPr>
+          <w:b w:val="0"/>
+        </w:rPr>
+        <w:t>.</w:t>
+      </w:r>
+    </w:p>
+    <w:p>
+      <w:pPr>
+        <w:spacing w:line="336" w:lineRule="auto" w:after="180"/>
+        <w:shd w:fill="F4F9FC"/>
+      </w:pPr>
+      <w:r>
+        <w:rPr>
+          <w:b w:val="0"/>
+        </w:rPr>
+        <w:t xml:space="preserve">3. We can decide the result without examining the changed </w:t>
+      </w:r>
+      <w:r>
+        <w:rPr>
+          <w:b/>
+        </w:rPr>
+        <w:t>input</w:t>
+      </w:r>
+      <w:r>
+        <w:rPr>
+          <w:b w:val="0"/>
+        </w:rPr>
+        <w:t xml:space="preserve"> or the procedure.</w:t>
       </w:r>
     </w:p>
     <w:p>
@@ -4008,12 +7843,66 @@
       </w:r>
     </w:p>
     <w:p>
-      <w:r>
-        <w:t>Hint if needed: Use the changed condition and the deciding step in the pictorial trace. The answer must say what follows from those facts.</w:t>
-      </w:r>
-    </w:p>
-    <w:p>
-      <w:r>
+      <w:pPr>
+        <w:pStyle w:val="Heading3"/>
+      </w:pPr>
+      <w:r>
+        <w:t>Hint · try first</w:t>
+      </w:r>
+    </w:p>
+    <w:p>
+      <w:pPr>
+        <w:spacing w:line="336" w:lineRule="auto" w:after="180"/>
+        <w:shd w:fill="F1F6F8"/>
+      </w:pPr>
+      <w:r>
+        <w:rPr>
+          <w:b w:val="0"/>
+        </w:rPr>
+        <w:t xml:space="preserve">Hint if needed: Use the changed condition and the deciding </w:t>
+      </w:r>
+      <w:r>
+        <w:rPr>
+          <w:b/>
+        </w:rPr>
+        <w:t>step</w:t>
+      </w:r>
+      <w:r>
+        <w:rPr>
+          <w:b w:val="0"/>
+        </w:rPr>
+        <w:t xml:space="preserve"> in the pictorial </w:t>
+      </w:r>
+      <w:r>
+        <w:rPr>
+          <w:b/>
+        </w:rPr>
+        <w:t>trace</w:t>
+      </w:r>
+      <w:r>
+        <w:rPr>
+          <w:b w:val="0"/>
+        </w:rPr>
+        <w:t>. The answer must say what follows from those facts.</w:t>
+      </w:r>
+    </w:p>
+    <w:p>
+      <w:pPr>
+        <w:pStyle w:val="Heading3"/>
+      </w:pPr>
+      <w:r>
+        <w:t>Feedback · compare after trying</w:t>
+      </w:r>
+    </w:p>
+    <w:p>
+      <w:pPr>
+        <w:spacing w:line="336" w:lineRule="auto" w:after="180"/>
+        <w:shd w:fill="F1F6FC"/>
+      </w:pPr>
+      <w:r>
+        <w:rPr>
+          <w:b w:val="0"/>
+        </w:rPr>
         <w:t>After your attempt, compare with the supported explanation: A reports 3 and B reports 7. A: 0→0→4→3. B: 0→4→8→7.</w:t>
       </w:r>
     </w:p>
@@ -4026,18 +7915,117 @@
       </w:r>
     </w:p>
     <w:p>
-      <w:r>
-        <w:t>Review Features: Useful Clues (ai-1/8). Goal: Choose recorded properties that preserve distinctions needed for a stated task. Short practice: Point to the pair that tests pattern, then explain why the sticker is a bad early input.. Return to this week and explain what you changed.</w:t>
-      </w:r>
-    </w:p>
-    <w:p>
-      <w:r>
-        <w:t>Review Sound Becomes a Signal (ai-1/6). Goal: Interpret an ordered sequence of sound-signal samples with a stated time interval. Short practice: Does the all-zero retained record prove the full signal was silent? Use the picture.. Return to this week and explain what you changed.</w:t>
-      </w:r>
-    </w:p>
-    <w:p>
-      <w:r>
-        <w:t>Review Sensors Are Messengers (ai-1/3). Goal: Describe a measurement using its quantity, value, unit and conditions. Short practice: Why can we calculate the earlier gap but not predict an exact new B reading?. Return to this week and explain what you changed.</w:t>
+      <w:pPr>
+        <w:spacing w:line="336" w:lineRule="auto" w:after="180"/>
+      </w:pPr>
+      <w:r>
+        <w:rPr>
+          <w:b w:val="0"/>
+        </w:rPr>
+        <w:t xml:space="preserve">Review Features: Useful Clues (ai-1/8). Goal: Choose recorded properties that preserve distinctions needed for a </w:t>
+      </w:r>
+      <w:r>
+        <w:rPr>
+          <w:b/>
+        </w:rPr>
+        <w:t>state</w:t>
+      </w:r>
+      <w:r>
+        <w:rPr>
+          <w:b w:val="0"/>
+        </w:rPr>
+        <w:t>d task.</w:t>
+      </w:r>
+    </w:p>
+    <w:p>
+      <w:pPr>
+        <w:spacing w:line="336" w:lineRule="auto" w:after="180"/>
+      </w:pPr>
+      <w:r>
+        <w:rPr>
+          <w:b w:val="0"/>
+        </w:rPr>
+        <w:t xml:space="preserve">Short practice: Point to the pair that tests pattern, then explain why the sticker is a bad early </w:t>
+      </w:r>
+      <w:r>
+        <w:rPr>
+          <w:b/>
+        </w:rPr>
+        <w:t>input</w:t>
+      </w:r>
+      <w:r>
+        <w:rPr>
+          <w:b w:val="0"/>
+        </w:rPr>
+        <w:t>.. Return to this week and explain what you changed.</w:t>
+      </w:r>
+    </w:p>
+    <w:p>
+      <w:pPr>
+        <w:spacing w:line="336" w:lineRule="auto" w:after="180"/>
+      </w:pPr>
+      <w:r>
+        <w:rPr>
+          <w:b w:val="0"/>
+        </w:rPr>
+        <w:t xml:space="preserve">Review Sound Becomes a Signal (ai-1/6). Goal: Interpret an ordered </w:t>
+      </w:r>
+      <w:r>
+        <w:rPr>
+          <w:b/>
+        </w:rPr>
+        <w:t>sequence</w:t>
+      </w:r>
+      <w:r>
+        <w:rPr>
+          <w:b w:val="0"/>
+        </w:rPr>
+        <w:t xml:space="preserve"> of sound-signal samples with a </w:t>
+      </w:r>
+      <w:r>
+        <w:rPr>
+          <w:b/>
+        </w:rPr>
+        <w:t>state</w:t>
+      </w:r>
+      <w:r>
+        <w:rPr>
+          <w:b w:val="0"/>
+        </w:rPr>
+        <w:t>d time interval. Short practice: Does the all-zero retained record prove the full signal was silent?</w:t>
+      </w:r>
+    </w:p>
+    <w:p>
+      <w:pPr>
+        <w:spacing w:line="336" w:lineRule="auto" w:after="180"/>
+      </w:pPr>
+      <w:r>
+        <w:rPr>
+          <w:b w:val="0"/>
+        </w:rPr>
+        <w:t>Use the picture.. Return to this week and explain what you changed.</w:t>
+      </w:r>
+    </w:p>
+    <w:p>
+      <w:pPr>
+        <w:spacing w:line="336" w:lineRule="auto" w:after="180"/>
+      </w:pPr>
+      <w:r>
+        <w:rPr>
+          <w:b w:val="0"/>
+        </w:rPr>
+        <w:t>Review Sensors Are Messengers (ai-1/3). Goal: Describe a measurement using its quantity, value, unit and conditions. Short practice: Why can we calculate the earlier gap but not predict an exact new B reading?.</w:t>
+      </w:r>
+    </w:p>
+    <w:p>
+      <w:pPr>
+        <w:spacing w:line="336" w:lineRule="auto" w:after="180"/>
+      </w:pPr>
+      <w:r>
+        <w:rPr>
+          <w:b w:val="0"/>
+        </w:rPr>
+        <w:t>Return to this week and explain what you changed.</w:t>
       </w:r>
     </w:p>
     <w:p>
@@ -4049,8 +8037,689 @@
       </w:r>
     </w:p>
     <w:p>
-      <w:r>
-        <w:t>Use Download completed work in the hosted lesson to export your answers, reflections, practice feedback and code-run evidence. Open the HTML copy to read or print it. Drafts stay in this browser when storage is available; clear drafts on a shared device.</w:t>
+      <w:pPr>
+        <w:spacing w:line="336" w:lineRule="auto" w:after="180"/>
+      </w:pPr>
+      <w:r>
+        <w:rPr>
+          <w:b w:val="0"/>
+        </w:rPr>
+        <w:t xml:space="preserve">Use Download completed work in the hosted lesson to export your answers, reflections, practice feedback and code-run </w:t>
+      </w:r>
+      <w:r>
+        <w:rPr>
+          <w:b/>
+        </w:rPr>
+        <w:t>evidence</w:t>
+      </w:r>
+      <w:r>
+        <w:rPr>
+          <w:b w:val="0"/>
+        </w:rPr>
+        <w:t>. Open the HTML copy to read or print it.</w:t>
+      </w:r>
+    </w:p>
+    <w:p>
+      <w:pPr>
+        <w:spacing w:line="336" w:lineRule="auto" w:after="180"/>
+      </w:pPr>
+      <w:r>
+        <w:rPr>
+          <w:b w:val="0"/>
+        </w:rPr>
+        <w:t>Drafts stay in this browser when storage is available; clear drafts on a shared device.</w:t>
+      </w:r>
+    </w:p>
+    <w:p>
+      <w:pPr>
+        <w:pStyle w:val="Heading1"/>
+      </w:pPr>
+      <w:r>
+        <w:t>18. Visual concept journey</w:t>
+      </w:r>
+    </w:p>
+    <w:p>
+      <w:r>
+        <w:t>Explain each Algorithms as Recipes graphic using its labels, deciding evidence and relevant limitation.</w:t>
+      </w:r>
+    </w:p>
+    <w:p>
+      <w:pPr>
+        <w:pStyle w:val="Heading3"/>
+      </w:pPr>
+      <w:r>
+        <w:t>01. Algorithms as Recipes: the case</w:t>
+      </w:r>
+    </w:p>
+    <w:p>
+      <w:r>
+        <w:drawing>
+          <wp:inline xmlns:a="http://schemas.openxmlformats.org/drawingml/2006/main" xmlns:pic="http://schemas.openxmlformats.org/drawingml/2006/picture">
+            <wp:extent cx="5486400" cy="2834640"/>
+            <wp:docPr id="23" name="Picture 23" descr="A fictional paper badge machine transforms an initial score using an ordered recipe. Supplied facts: Start score=3. Recipe A: double, add 4, subtract 1, report. Recipe B swaps the first two operations but keeps the same starting score."/>
+            <wp:cNvGraphicFramePr>
+              <a:graphicFrameLocks noChangeAspect="1"/>
+            </wp:cNvGraphicFramePr>
+            <a:graphic>
+              <a:graphicData uri="http://schemas.openxmlformats.org/drawingml/2006/picture">
+                <pic:pic>
+                  <pic:nvPicPr>
+                    <pic:cNvPr id="0" name="academy-story-ai-1-9-01.png"/>
+                    <pic:cNvPicPr/>
+                  </pic:nvPicPr>
+                  <pic:blipFill>
+                    <a:blip r:embed="rId31"/>
+                    <a:stretch>
+                      <a:fillRect/>
+                    </a:stretch>
+                  </pic:blipFill>
+                  <pic:spPr>
+                    <a:xfrm>
+                      <a:off x="0" y="0"/>
+                      <a:ext cx="5486400" cy="2834640"/>
+                    </a:xfrm>
+                    <a:prstGeom prst="rect"/>
+                  </pic:spPr>
+                </pic:pic>
+              </a:graphicData>
+            </a:graphic>
+          </wp:inline>
+        </w:drawing>
+      </w:r>
+    </w:p>
+    <w:p>
+      <w:pPr>
+        <w:spacing w:line="336" w:lineRule="auto" w:after="180"/>
+      </w:pPr>
+      <w:r>
+        <w:rPr>
+          <w:b w:val="0"/>
+        </w:rPr>
+        <w:t>A fictional paper badge machine transforms an initial score using an ordered recipe. Supplied facts: Start score=3. Recipe A: double, add 4, subtract 1, report.</w:t>
+      </w:r>
+    </w:p>
+    <w:p>
+      <w:pPr>
+        <w:spacing w:line="336" w:lineRule="auto" w:after="180"/>
+      </w:pPr>
+      <w:r>
+        <w:rPr>
+          <w:b w:val="0"/>
+        </w:rPr>
+        <w:t>Recipe B swaps the first two operations but keeps the same starting score.</w:t>
+      </w:r>
+    </w:p>
+    <w:p>
+      <w:pPr>
+        <w:spacing w:line="336" w:lineRule="auto" w:after="180"/>
+        <w:shd w:fill="F5F1FB"/>
+      </w:pPr>
+      <w:r>
+        <w:rPr>
+          <w:b w:val="0"/>
+        </w:rPr>
+        <w:t>Point to the given fact that matters most. Explain why it matters.</w:t>
+      </w:r>
+    </w:p>
+    <w:p>
+      <w:pPr>
+        <w:pStyle w:val="Heading3"/>
+      </w:pPr>
+      <w:r>
+        <w:t>02. Follow the deciding steps</w:t>
+      </w:r>
+    </w:p>
+    <w:p>
+      <w:r>
+        <w:drawing>
+          <wp:inline xmlns:a="http://schemas.openxmlformats.org/drawingml/2006/main" xmlns:pic="http://schemas.openxmlformats.org/drawingml/2006/picture">
+            <wp:extent cx="5486400" cy="4005072"/>
+            <wp:docPr id="24" name="Picture 24" descr="Start: Both runs begin at 3. → Recipe A: 3 → 6 after doubling → 10 after adding 4 → 9 after subtracting 1. → Recipe B: 3 → 7 after adding 4 → 14 after doubling → 13 after subtracting 1. → Compare outputs: Same operations, different order: outputs 9 and 13."/>
+            <wp:cNvGraphicFramePr>
+              <a:graphicFrameLocks noChangeAspect="1"/>
+            </wp:cNvGraphicFramePr>
+            <a:graphic>
+              <a:graphicData uri="http://schemas.openxmlformats.org/drawingml/2006/picture">
+                <pic:pic>
+                  <pic:nvPicPr>
+                    <pic:cNvPr id="0" name="academy-story-ai-1-9-02.png"/>
+                    <pic:cNvPicPr/>
+                  </pic:nvPicPr>
+                  <pic:blipFill>
+                    <a:blip r:embed="rId32"/>
+                    <a:stretch>
+                      <a:fillRect/>
+                    </a:stretch>
+                  </pic:blipFill>
+                  <pic:spPr>
+                    <a:xfrm>
+                      <a:off x="0" y="0"/>
+                      <a:ext cx="5486400" cy="4005072"/>
+                    </a:xfrm>
+                    <a:prstGeom prst="rect"/>
+                  </pic:spPr>
+                </pic:pic>
+              </a:graphicData>
+            </a:graphic>
+          </wp:inline>
+        </w:drawing>
+      </w:r>
+    </w:p>
+    <w:p>
+      <w:pPr>
+        <w:spacing w:line="336" w:lineRule="auto" w:after="180"/>
+      </w:pPr>
+      <w:r>
+        <w:rPr>
+          <w:b w:val="0"/>
+        </w:rPr>
+        <w:t xml:space="preserve">Start: Both runs begin at 3. → Recipe A: 3 → 6 after doubling → 10 after adding 4 → 9 after subtracting 1. → Recipe B: 3 → 7 after adding 4 → 14 after doubling → 13 after subtracting 1. → Compare </w:t>
+      </w:r>
+      <w:r>
+        <w:rPr>
+          <w:b/>
+        </w:rPr>
+        <w:t>output</w:t>
+      </w:r>
+      <w:r>
+        <w:rPr>
+          <w:b w:val="0"/>
+        </w:rPr>
+        <w:t xml:space="preserve">s: Same operations, different order: </w:t>
+      </w:r>
+      <w:r>
+        <w:rPr>
+          <w:b/>
+        </w:rPr>
+        <w:t>output</w:t>
+      </w:r>
+      <w:r>
+        <w:rPr>
+          <w:b w:val="0"/>
+        </w:rPr>
+        <w:t>s 9 and 13.</w:t>
+      </w:r>
+    </w:p>
+    <w:p>
+      <w:pPr>
+        <w:spacing w:line="336" w:lineRule="auto" w:after="180"/>
+        <w:shd w:fill="F5F1FB"/>
+      </w:pPr>
+      <w:r>
+        <w:rPr>
+          <w:b w:val="0"/>
+        </w:rPr>
+        <w:t xml:space="preserve">Point to each numbered stage and explain which recorded </w:t>
+      </w:r>
+      <w:r>
+        <w:rPr>
+          <w:b/>
+        </w:rPr>
+        <w:t>input</w:t>
+      </w:r>
+      <w:r>
+        <w:rPr>
+          <w:b w:val="0"/>
+        </w:rPr>
+        <w:t xml:space="preserve"> it uses.</w:t>
+      </w:r>
+    </w:p>
+    <w:p>
+      <w:pPr>
+        <w:pStyle w:val="Heading3"/>
+      </w:pPr>
+      <w:r>
+        <w:t>03. Changing instruction order</w:t>
+      </w:r>
+    </w:p>
+    <w:p>
+      <w:r>
+        <w:drawing>
+          <wp:inline xmlns:a="http://schemas.openxmlformats.org/drawingml/2006/main" xmlns:pic="http://schemas.openxmlformats.org/drawingml/2006/picture">
+            <wp:extent cx="5486400" cy="3096768"/>
+            <wp:docPr id="25" name="Picture 25" descr="Changing instruction order. Recipe A: Start = 3, After step 1 = 6, After step 2 = 10, Report = 9. Recipe B: Start = 3, After step 1 = 7, After step 2 = 14, Report = 13."/>
+            <wp:cNvGraphicFramePr>
+              <a:graphicFrameLocks noChangeAspect="1"/>
+            </wp:cNvGraphicFramePr>
+            <a:graphic>
+              <a:graphicData uri="http://schemas.openxmlformats.org/drawingml/2006/picture">
+                <pic:pic>
+                  <pic:nvPicPr>
+                    <pic:cNvPr id="0" name="academy-story-ai-1-9-03.png"/>
+                    <pic:cNvPicPr/>
+                  </pic:nvPicPr>
+                  <pic:blipFill>
+                    <a:blip r:embed="rId33"/>
+                    <a:stretch>
+                      <a:fillRect/>
+                    </a:stretch>
+                  </pic:blipFill>
+                  <pic:spPr>
+                    <a:xfrm>
+                      <a:off x="0" y="0"/>
+                      <a:ext cx="5486400" cy="3096768"/>
+                    </a:xfrm>
+                    <a:prstGeom prst="rect"/>
+                  </pic:spPr>
+                </pic:pic>
+              </a:graphicData>
+            </a:graphic>
+          </wp:inline>
+        </w:drawing>
+      </w:r>
+    </w:p>
+    <w:p>
+      <w:pPr>
+        <w:spacing w:line="336" w:lineRule="auto" w:after="180"/>
+      </w:pPr>
+      <w:r>
+        <w:rPr>
+          <w:b w:val="0"/>
+        </w:rPr>
+        <w:t xml:space="preserve">Changing instruction order. Recipe A: Start = 3, After </w:t>
+      </w:r>
+      <w:r>
+        <w:rPr>
+          <w:b/>
+        </w:rPr>
+        <w:t>step</w:t>
+      </w:r>
+      <w:r>
+        <w:rPr>
+          <w:b w:val="0"/>
+        </w:rPr>
+        <w:t xml:space="preserve"> 1 = 6, After </w:t>
+      </w:r>
+      <w:r>
+        <w:rPr>
+          <w:b/>
+        </w:rPr>
+        <w:t>step</w:t>
+      </w:r>
+      <w:r>
+        <w:rPr>
+          <w:b w:val="0"/>
+        </w:rPr>
+        <w:t xml:space="preserve"> 2 = 10, Report = 9. Recipe B: Start = 3, After </w:t>
+      </w:r>
+      <w:r>
+        <w:rPr>
+          <w:b/>
+        </w:rPr>
+        <w:t>step</w:t>
+      </w:r>
+      <w:r>
+        <w:rPr>
+          <w:b w:val="0"/>
+        </w:rPr>
+        <w:t xml:space="preserve"> 1 = 7, After </w:t>
+      </w:r>
+      <w:r>
+        <w:rPr>
+          <w:b/>
+        </w:rPr>
+        <w:t>step</w:t>
+      </w:r>
+      <w:r>
+        <w:rPr>
+          <w:b w:val="0"/>
+        </w:rPr>
+        <w:t xml:space="preserve"> 2 = 14, Report = 13.</w:t>
+      </w:r>
+    </w:p>
+    <w:p>
+      <w:pPr>
+        <w:spacing w:line="336" w:lineRule="auto" w:after="180"/>
+        <w:shd w:fill="F5F1FB"/>
+      </w:pPr>
+      <w:r>
+        <w:rPr>
+          <w:b w:val="0"/>
+        </w:rPr>
+        <w:t>Read the labels and values. Explain the relationship the model shows.</w:t>
+      </w:r>
+    </w:p>
+    <w:p>
+      <w:pPr>
+        <w:pStyle w:val="Heading3"/>
+      </w:pPr>
+      <w:r>
+        <w:t>04. Change one thing. Trace what follows.</w:t>
+      </w:r>
+    </w:p>
+    <w:p>
+      <w:r>
+        <w:drawing>
+          <wp:inline xmlns:a="http://schemas.openxmlformats.org/drawingml/2006/main" xmlns:pic="http://schemas.openxmlformats.org/drawingml/2006/picture">
+            <wp:extent cx="5486400" cy="3026664"/>
+            <wp:docPr id="26" name="Picture 26" descr="Original case: Same operations, different order: outputs 9 and 13. Changed condition: Change the starting score to 0 for both recipes. Expected result: A reports 3 and B reports 7. Reason: A: 0→0→4→3. B: 0→4→8→7."/>
+            <wp:cNvGraphicFramePr>
+              <a:graphicFrameLocks noChangeAspect="1"/>
+            </wp:cNvGraphicFramePr>
+            <a:graphic>
+              <a:graphicData uri="http://schemas.openxmlformats.org/drawingml/2006/picture">
+                <pic:pic>
+                  <pic:nvPicPr>
+                    <pic:cNvPr id="0" name="academy-story-ai-1-9-04.png"/>
+                    <pic:cNvPicPr/>
+                  </pic:nvPicPr>
+                  <pic:blipFill>
+                    <a:blip r:embed="rId34"/>
+                    <a:stretch>
+                      <a:fillRect/>
+                    </a:stretch>
+                  </pic:blipFill>
+                  <pic:spPr>
+                    <a:xfrm>
+                      <a:off x="0" y="0"/>
+                      <a:ext cx="5486400" cy="3026664"/>
+                    </a:xfrm>
+                    <a:prstGeom prst="rect"/>
+                  </pic:spPr>
+                </pic:pic>
+              </a:graphicData>
+            </a:graphic>
+          </wp:inline>
+        </w:drawing>
+      </w:r>
+    </w:p>
+    <w:p>
+      <w:pPr>
+        <w:spacing w:line="336" w:lineRule="auto" w:after="180"/>
+      </w:pPr>
+      <w:r>
+        <w:rPr>
+          <w:b w:val="0"/>
+        </w:rPr>
+        <w:t xml:space="preserve">Original case: Same operations, different order: </w:t>
+      </w:r>
+      <w:r>
+        <w:rPr>
+          <w:b/>
+        </w:rPr>
+        <w:t>output</w:t>
+      </w:r>
+      <w:r>
+        <w:rPr>
+          <w:b w:val="0"/>
+        </w:rPr>
+        <w:t>s 9 and 13. Changed condition: Change the starting score to 0 for both recipes. Expected result: A reports 3 and B reports 7. Reason: A: 0→0→4→3. B: 0→4→8→7.</w:t>
+      </w:r>
+    </w:p>
+    <w:p>
+      <w:pPr>
+        <w:spacing w:line="336" w:lineRule="auto" w:after="180"/>
+        <w:shd w:fill="F5F1FB"/>
+      </w:pPr>
+      <w:r>
+        <w:rPr>
+          <w:b w:val="0"/>
+        </w:rPr>
+        <w:t>Predict before checking the worked changed-case result. Name what changed and what the supplied facts allow you to conclude.</w:t>
+      </w:r>
+    </w:p>
+    <w:p>
+      <w:pPr>
+        <w:pStyle w:val="Heading3"/>
+      </w:pPr>
+      <w:r>
+        <w:t>05. Connect the explanation to its limit</w:t>
+      </w:r>
+    </w:p>
+    <w:p>
+      <w:r>
+        <w:drawing>
+          <wp:inline xmlns:a="http://schemas.openxmlformats.org/drawingml/2006/main" xmlns:pic="http://schemas.openxmlformats.org/drawingml/2006/picture">
+            <wp:extent cx="5486400" cy="2834640"/>
+            <wp:docPr id="27" name="Picture 27" descr="Every instruction reads the current score, not the original one unless explicitly told to. In B, doubling also doubles the added 4. In A, the extra 4 is added after doubling. The final difference of 4 follows from that order, not from different starting data. Limit: One traced input checks one run; it does not establish every recipe is equivalent or validate an entire program."/>
+            <wp:cNvGraphicFramePr>
+              <a:graphicFrameLocks noChangeAspect="1"/>
+            </wp:cNvGraphicFramePr>
+            <a:graphic>
+              <a:graphicData uri="http://schemas.openxmlformats.org/drawingml/2006/picture">
+                <pic:pic>
+                  <pic:nvPicPr>
+                    <pic:cNvPr id="0" name="academy-story-ai-1-9-05.png"/>
+                    <pic:cNvPicPr/>
+                  </pic:nvPicPr>
+                  <pic:blipFill>
+                    <a:blip r:embed="rId35"/>
+                    <a:stretch>
+                      <a:fillRect/>
+                    </a:stretch>
+                  </pic:blipFill>
+                  <pic:spPr>
+                    <a:xfrm>
+                      <a:off x="0" y="0"/>
+                      <a:ext cx="5486400" cy="2834640"/>
+                    </a:xfrm>
+                    <a:prstGeom prst="rect"/>
+                  </pic:spPr>
+                </pic:pic>
+              </a:graphicData>
+            </a:graphic>
+          </wp:inline>
+        </w:drawing>
+      </w:r>
+    </w:p>
+    <w:p>
+      <w:pPr>
+        <w:spacing w:line="336" w:lineRule="auto" w:after="180"/>
+      </w:pPr>
+      <w:r>
+        <w:rPr>
+          <w:b w:val="0"/>
+        </w:rPr>
+        <w:t>Every instruction reads the current score, not the original one unless explicitly told to. In B, doubling also doubles the added 4. In A, the extra 4 is added after doubling.</w:t>
+      </w:r>
+    </w:p>
+    <w:p>
+      <w:pPr>
+        <w:spacing w:line="336" w:lineRule="auto" w:after="180"/>
+      </w:pPr>
+      <w:r>
+        <w:rPr>
+          <w:b w:val="0"/>
+        </w:rPr>
+        <w:t xml:space="preserve">The final difference of 4 follows from that order, not from different starting data. Limit: One </w:t>
+      </w:r>
+      <w:r>
+        <w:rPr>
+          <w:b/>
+        </w:rPr>
+        <w:t>trace</w:t>
+      </w:r>
+      <w:r>
+        <w:rPr>
+          <w:b w:val="0"/>
+        </w:rPr>
+        <w:t xml:space="preserve">d </w:t>
+      </w:r>
+      <w:r>
+        <w:rPr>
+          <w:b/>
+        </w:rPr>
+        <w:t>input</w:t>
+      </w:r>
+      <w:r>
+        <w:rPr>
+          <w:b w:val="0"/>
+        </w:rPr>
+        <w:t xml:space="preserve"> checks one run; it does not establish every recipe is equivalent or validate an entire program.</w:t>
+      </w:r>
+    </w:p>
+    <w:p>
+      <w:pPr>
+        <w:spacing w:line="336" w:lineRule="auto" w:after="180"/>
+        <w:shd w:fill="F5F1FB"/>
+      </w:pPr>
+      <w:r>
+        <w:rPr>
+          <w:b w:val="0"/>
+        </w:rPr>
+        <w:t>Explain the case, then point to a limit on the claim.</w:t>
+      </w:r>
+    </w:p>
+    <w:p>
+      <w:pPr>
+        <w:pStyle w:val="Heading3"/>
+      </w:pPr>
+      <w:r>
+        <w:t>06. Make the idea visible in your project</w:t>
+      </w:r>
+    </w:p>
+    <w:p>
+      <w:r>
+        <w:drawing>
+          <wp:inline xmlns:a="http://schemas.openxmlformats.org/drawingml/2006/main" xmlns:pic="http://schemas.openxmlformats.org/drawingml/2006/picture">
+            <wp:extent cx="5486400" cy="3380232"/>
+            <wp:docPr id="28" name="Picture 28" descr="Write the sorter’s steps in order, showing which values each step updates so a partner can reproduce the result. Draw your input, deciding step, result and limit. Supported question: Use the arrows to explain where the two zero-start runs first differ."/>
+            <wp:cNvGraphicFramePr>
+              <a:graphicFrameLocks noChangeAspect="1"/>
+            </wp:cNvGraphicFramePr>
+            <a:graphic>
+              <a:graphicData uri="http://schemas.openxmlformats.org/drawingml/2006/picture">
+                <pic:pic>
+                  <pic:nvPicPr>
+                    <pic:cNvPr id="0" name="academy-story-ai-1-9-06.png"/>
+                    <pic:cNvPicPr/>
+                  </pic:nvPicPr>
+                  <pic:blipFill>
+                    <a:blip r:embed="rId36"/>
+                    <a:stretch>
+                      <a:fillRect/>
+                    </a:stretch>
+                  </pic:blipFill>
+                  <pic:spPr>
+                    <a:xfrm>
+                      <a:off x="0" y="0"/>
+                      <a:ext cx="5486400" cy="3380232"/>
+                    </a:xfrm>
+                    <a:prstGeom prst="rect"/>
+                  </pic:spPr>
+                </pic:pic>
+              </a:graphicData>
+            </a:graphic>
+          </wp:inline>
+        </w:drawing>
+      </w:r>
+    </w:p>
+    <w:p>
+      <w:pPr>
+        <w:spacing w:line="336" w:lineRule="auto" w:after="180"/>
+      </w:pPr>
+      <w:r>
+        <w:rPr>
+          <w:b w:val="0"/>
+        </w:rPr>
+        <w:t xml:space="preserve">Write the sorter’s </w:t>
+      </w:r>
+      <w:r>
+        <w:rPr>
+          <w:b/>
+        </w:rPr>
+        <w:t>step</w:t>
+      </w:r>
+      <w:r>
+        <w:rPr>
+          <w:b w:val="0"/>
+        </w:rPr>
+        <w:t xml:space="preserve">s in order, showing which values each </w:t>
+      </w:r>
+      <w:r>
+        <w:rPr>
+          <w:b/>
+        </w:rPr>
+        <w:t>step</w:t>
+      </w:r>
+      <w:r>
+        <w:rPr>
+          <w:b w:val="0"/>
+        </w:rPr>
+        <w:t xml:space="preserve"> updates so a partner can reproduce the result. Draw your </w:t>
+      </w:r>
+      <w:r>
+        <w:rPr>
+          <w:b/>
+        </w:rPr>
+        <w:t>input</w:t>
+      </w:r>
+      <w:r>
+        <w:rPr>
+          <w:b w:val="0"/>
+        </w:rPr>
+        <w:t xml:space="preserve">, deciding </w:t>
+      </w:r>
+      <w:r>
+        <w:rPr>
+          <w:b/>
+        </w:rPr>
+        <w:t>step</w:t>
+      </w:r>
+      <w:r>
+        <w:rPr>
+          <w:b w:val="0"/>
+        </w:rPr>
+        <w:t>, result and limit.</w:t>
+      </w:r>
+    </w:p>
+    <w:p>
+      <w:pPr>
+        <w:spacing w:line="336" w:lineRule="auto" w:after="180"/>
+      </w:pPr>
+      <w:r>
+        <w:rPr>
+          <w:b w:val="0"/>
+        </w:rPr>
+        <w:t>Supported question: Use the arrows to explain where the two zero-start runs first differ.</w:t>
+      </w:r>
+    </w:p>
+    <w:p>
+      <w:pPr>
+        <w:spacing w:line="336" w:lineRule="auto" w:after="180"/>
+        <w:shd w:fill="F5F1FB"/>
+      </w:pPr>
+      <w:r>
+        <w:rPr>
+          <w:b w:val="0"/>
+        </w:rPr>
+        <w:t xml:space="preserve">Draw your project </w:t>
+      </w:r>
+      <w:r>
+        <w:rPr>
+          <w:b/>
+        </w:rPr>
+        <w:t>trace</w:t>
+      </w:r>
+      <w:r>
+        <w:rPr>
+          <w:b w:val="0"/>
+        </w:rPr>
+        <w:t xml:space="preserve"> and justify the deciding </w:t>
+      </w:r>
+      <w:r>
+        <w:rPr>
+          <w:b/>
+        </w:rPr>
+        <w:t>step</w:t>
+      </w:r>
+      <w:r>
+        <w:rPr>
+          <w:b w:val="0"/>
+        </w:rPr>
+        <w:t xml:space="preserve"> using </w:t>
+      </w:r>
+      <w:r>
+        <w:rPr>
+          <w:b/>
+        </w:rPr>
+        <w:t>evidence</w:t>
+      </w:r>
+      <w:r>
+        <w:rPr>
+          <w:b w:val="0"/>
+        </w:rPr>
+        <w:t>.</w:t>
       </w:r>
     </w:p>
     <w:sectPr>
